--- a/flutter_web/fw10_firebase_web_hosting.docx
+++ b/flutter_web/fw10_firebase_web_hosting.docx
@@ -4282,7 +4282,7 @@
           <w:sz w:val="32"/>
           <w:szCs w:val="32"/>
         </w:rPr>
-        <w:t>:preview:deploy</w:t>
+        <w:t>:deploy</w:t>
       </w:r>
       <w:proofErr w:type="spellEnd"/>
       <w:r>
@@ -5854,21 +5854,7 @@
           <w:sz w:val="32"/>
           <w:szCs w:val="32"/>
         </w:rPr>
-        <w:t xml:space="preserve"> branch. We’ll see in the main page of the repo a tiny yellow dot by clicking on it we see Merge Workflow or Action (</w:t>
-      </w:r>
-      <w:r>
-        <w:rPr>
-          <w:sz w:val="32"/>
-          <w:szCs w:val="32"/>
-        </w:rPr>
-        <w:t>build-scripts</w:t>
-      </w:r>
-      <w:r>
-        <w:rPr>
-          <w:sz w:val="32"/>
-          <w:szCs w:val="32"/>
-        </w:rPr>
-        <w:t xml:space="preserve">) or checks is running and after successfully running all checks it’s going to deploy to our </w:t>
+        <w:t xml:space="preserve"> branch. We’ll see in the main page of the repo a tiny yellow dot by clicking on it we see Merge Workflow or Action (build-scripts) or checks is running and after successfully running all checks it’s going to deploy to our </w:t>
       </w:r>
       <w:r>
         <w:rPr>

--- a/flutter_web/fw10_firebase_web_hosting.docx
+++ b/flutter_web/fw10_firebase_web_hosting.docx
@@ -22,12 +22,252 @@
     </w:p>
     <w:p>
       <w:pPr>
-        <w:jc w:val="both"/>
-        <w:rPr>
-          <w:sz w:val="32"/>
-          <w:szCs w:val="32"/>
-        </w:rPr>
-      </w:pPr>
+        <w:pStyle w:val="ListParagraph"/>
+        <w:numPr>
+          <w:ilvl w:val="0"/>
+          <w:numId w:val="6"/>
+        </w:numPr>
+        <w:jc w:val="both"/>
+        <w:rPr>
+          <w:sz w:val="32"/>
+          <w:szCs w:val="32"/>
+        </w:rPr>
+      </w:pPr>
+      <w:r>
+        <w:rPr>
+          <w:b/>
+          <w:bCs/>
+          <w:sz w:val="32"/>
+          <w:szCs w:val="32"/>
+        </w:rPr>
+        <w:t xml:space="preserve">Firebase </w:t>
+      </w:r>
+      <w:r>
+        <w:rPr>
+          <w:sz w:val="32"/>
+          <w:szCs w:val="32"/>
+        </w:rPr>
+        <w:t>Hosting……………………………………………………………2</w:t>
+      </w:r>
+    </w:p>
+    <w:p>
+      <w:pPr>
+        <w:pStyle w:val="ListParagraph"/>
+        <w:numPr>
+          <w:ilvl w:val="0"/>
+          <w:numId w:val="6"/>
+        </w:numPr>
+        <w:jc w:val="both"/>
+        <w:rPr>
+          <w:sz w:val="32"/>
+          <w:szCs w:val="32"/>
+        </w:rPr>
+      </w:pPr>
+      <w:r>
+        <w:rPr>
+          <w:b/>
+          <w:bCs/>
+          <w:sz w:val="32"/>
+          <w:szCs w:val="32"/>
+        </w:rPr>
+        <w:t xml:space="preserve">Firebase </w:t>
+      </w:r>
+      <w:r>
+        <w:rPr>
+          <w:sz w:val="32"/>
+          <w:szCs w:val="32"/>
+        </w:rPr>
+        <w:t>Hosting Preview Channels</w:t>
+      </w:r>
+      <w:r>
+        <w:rPr>
+          <w:sz w:val="32"/>
+          <w:szCs w:val="32"/>
+        </w:rPr>
+        <w:t>………………………………….8</w:t>
+      </w:r>
+    </w:p>
+    <w:p>
+      <w:pPr>
+        <w:pStyle w:val="ListParagraph"/>
+        <w:numPr>
+          <w:ilvl w:val="0"/>
+          <w:numId w:val="6"/>
+        </w:numPr>
+        <w:jc w:val="both"/>
+        <w:rPr>
+          <w:sz w:val="32"/>
+          <w:szCs w:val="32"/>
+        </w:rPr>
+      </w:pPr>
+      <w:r>
+        <w:rPr>
+          <w:b/>
+          <w:bCs/>
+          <w:sz w:val="32"/>
+          <w:szCs w:val="32"/>
+        </w:rPr>
+        <w:t>GitHub</w:t>
+      </w:r>
+      <w:r>
+        <w:rPr>
+          <w:sz w:val="32"/>
+          <w:szCs w:val="32"/>
+        </w:rPr>
+        <w:t xml:space="preserve"> Actions with</w:t>
+      </w:r>
+      <w:r>
+        <w:rPr>
+          <w:b/>
+          <w:bCs/>
+          <w:sz w:val="32"/>
+          <w:szCs w:val="32"/>
+        </w:rPr>
+        <w:t xml:space="preserve"> Firebase </w:t>
+      </w:r>
+      <w:r>
+        <w:rPr>
+          <w:sz w:val="32"/>
+          <w:szCs w:val="32"/>
+        </w:rPr>
+        <w:t>Hosting</w:t>
+      </w:r>
+      <w:r>
+        <w:rPr>
+          <w:sz w:val="32"/>
+          <w:szCs w:val="32"/>
+        </w:rPr>
+        <w:t>………………………………9</w:t>
+      </w:r>
+    </w:p>
+    <w:p>
+      <w:pPr>
+        <w:pStyle w:val="ListParagraph"/>
+        <w:numPr>
+          <w:ilvl w:val="0"/>
+          <w:numId w:val="6"/>
+        </w:numPr>
+        <w:jc w:val="both"/>
+        <w:rPr>
+          <w:sz w:val="32"/>
+          <w:szCs w:val="32"/>
+        </w:rPr>
+      </w:pPr>
+      <w:r>
+        <w:rPr>
+          <w:b/>
+          <w:bCs/>
+          <w:sz w:val="32"/>
+          <w:szCs w:val="32"/>
+        </w:rPr>
+        <w:t xml:space="preserve">GitHub </w:t>
+      </w:r>
+      <w:r>
+        <w:rPr>
+          <w:sz w:val="32"/>
+          <w:szCs w:val="32"/>
+        </w:rPr>
+        <w:t xml:space="preserve">Workflow File Example for </w:t>
+      </w:r>
+      <w:r>
+        <w:rPr>
+          <w:b/>
+          <w:bCs/>
+          <w:sz w:val="32"/>
+          <w:szCs w:val="32"/>
+        </w:rPr>
+        <w:t>Flutter</w:t>
+      </w:r>
+      <w:r>
+        <w:rPr>
+          <w:sz w:val="32"/>
+          <w:szCs w:val="32"/>
+        </w:rPr>
+        <w:t>………………………..13</w:t>
+      </w:r>
+    </w:p>
+    <w:p>
+      <w:pPr>
+        <w:pStyle w:val="ListParagraph"/>
+        <w:numPr>
+          <w:ilvl w:val="0"/>
+          <w:numId w:val="6"/>
+        </w:numPr>
+        <w:jc w:val="both"/>
+        <w:rPr>
+          <w:sz w:val="32"/>
+          <w:szCs w:val="32"/>
+        </w:rPr>
+      </w:pPr>
+      <w:r>
+        <w:rPr>
+          <w:b/>
+          <w:bCs/>
+          <w:sz w:val="32"/>
+          <w:szCs w:val="32"/>
+        </w:rPr>
+        <w:t>Firebase</w:t>
+      </w:r>
+      <w:r>
+        <w:rPr>
+          <w:sz w:val="32"/>
+          <w:szCs w:val="32"/>
+        </w:rPr>
+        <w:t xml:space="preserve"> Core Setup for </w:t>
+      </w:r>
+      <w:r>
+        <w:rPr>
+          <w:b/>
+          <w:bCs/>
+          <w:sz w:val="32"/>
+          <w:szCs w:val="32"/>
+        </w:rPr>
+        <w:t>Flutter</w:t>
+      </w:r>
+      <w:r>
+        <w:rPr>
+          <w:sz w:val="32"/>
+          <w:szCs w:val="32"/>
+        </w:rPr>
+        <w:t xml:space="preserve"> Web………………………………</w:t>
+      </w:r>
+      <w:r>
+        <w:rPr>
+          <w:sz w:val="32"/>
+          <w:szCs w:val="32"/>
+        </w:rPr>
+        <w:t>.14</w:t>
+      </w:r>
+    </w:p>
+    <w:p>
+      <w:pPr>
+        <w:pStyle w:val="ListParagraph"/>
+        <w:numPr>
+          <w:ilvl w:val="0"/>
+          <w:numId w:val="6"/>
+        </w:numPr>
+        <w:jc w:val="both"/>
+        <w:rPr>
+          <w:sz w:val="32"/>
+          <w:szCs w:val="32"/>
+        </w:rPr>
+      </w:pPr>
+      <w:r>
+        <w:rPr>
+          <w:b/>
+          <w:bCs/>
+          <w:sz w:val="32"/>
+          <w:szCs w:val="32"/>
+        </w:rPr>
+        <w:t>Firebase</w:t>
+      </w:r>
+      <w:r>
+        <w:rPr>
+          <w:sz w:val="32"/>
+          <w:szCs w:val="32"/>
+        </w:rPr>
+        <w:t xml:space="preserve"> Analytics for Flutter Web…………………………………..15</w:t>
+      </w:r>
     </w:p>
     <w:p>
       <w:pPr>
@@ -177,27 +417,15 @@
           <w:szCs w:val="32"/>
         </w:rPr>
       </w:pPr>
-      <w:proofErr w:type="spellStart"/>
-      <w:r>
-        <w:rPr>
-          <w:b/>
-          <w:bCs/>
-          <w:color w:val="D86DCB" w:themeColor="accent5" w:themeTint="99"/>
-          <w:sz w:val="32"/>
-          <w:szCs w:val="32"/>
-        </w:rPr>
-        <w:t>Firebase.initializeApp</w:t>
-      </w:r>
-      <w:proofErr w:type="spellEnd"/>
-      <w:r>
-        <w:rPr>
-          <w:b/>
-          <w:bCs/>
-          <w:color w:val="D86DCB" w:themeColor="accent5" w:themeTint="99"/>
-          <w:sz w:val="32"/>
-          <w:szCs w:val="32"/>
-        </w:rPr>
-        <w:t>()</w:t>
+      <w:r>
+        <w:rPr>
+          <w:b/>
+          <w:bCs/>
+          <w:color w:val="D86DCB" w:themeColor="accent5" w:themeTint="99"/>
+          <w:sz w:val="32"/>
+          <w:szCs w:val="32"/>
+        </w:rPr>
+        <w:t>Firebase.initializeApp()</w:t>
       </w:r>
     </w:p>
     <w:p>
@@ -215,8 +443,6 @@
         </w:rPr>
         <w:t xml:space="preserve"># In </w:t>
       </w:r>
-      <w:proofErr w:type="spellStart"/>
-      <w:proofErr w:type="gramStart"/>
       <w:r>
         <w:rPr>
           <w:b/>
@@ -226,8 +452,6 @@
         </w:rPr>
         <w:t>main.dart</w:t>
       </w:r>
-      <w:proofErr w:type="spellEnd"/>
-      <w:proofErr w:type="gramEnd"/>
       <w:r>
         <w:rPr>
           <w:sz w:val="32"/>
@@ -376,7 +600,6 @@
           <w:szCs w:val="32"/>
         </w:rPr>
       </w:pPr>
-      <w:proofErr w:type="spellStart"/>
       <w:r>
         <w:rPr>
           <w:b/>
@@ -386,7 +609,6 @@
         </w:rPr>
         <w:t>Firestore</w:t>
       </w:r>
-      <w:proofErr w:type="spellEnd"/>
     </w:p>
     <w:p>
       <w:pPr>
@@ -535,16 +757,12 @@
       <w:pPr>
         <w:jc w:val="both"/>
         <w:rPr>
-          <w:b/>
-          <w:bCs/>
-          <w:sz w:val="32"/>
-          <w:szCs w:val="32"/>
-        </w:rPr>
-      </w:pPr>
-      <w:r>
-        <w:rPr>
-          <w:b/>
-          <w:bCs/>
+          <w:sz w:val="32"/>
+          <w:szCs w:val="32"/>
+        </w:rPr>
+      </w:pPr>
+      <w:r>
+        <w:rPr>
           <w:sz w:val="32"/>
           <w:szCs w:val="32"/>
         </w:rPr>
@@ -552,8 +770,6 @@
       </w:r>
       <w:r>
         <w:rPr>
-          <w:b/>
-          <w:bCs/>
           <w:sz w:val="32"/>
           <w:szCs w:val="32"/>
         </w:rPr>
@@ -561,8 +777,6 @@
       </w:r>
       <w:r>
         <w:rPr>
-          <w:b/>
-          <w:bCs/>
           <w:sz w:val="32"/>
           <w:szCs w:val="32"/>
         </w:rPr>
@@ -823,7 +1037,6 @@
         </w:rPr>
         <w:t xml:space="preserve"> (</w:t>
       </w:r>
-      <w:proofErr w:type="spellStart"/>
       <w:r>
         <w:rPr>
           <w:b/>
@@ -833,7 +1046,6 @@
         </w:rPr>
         <w:t>npm</w:t>
       </w:r>
-      <w:proofErr w:type="spellEnd"/>
       <w:r>
         <w:rPr>
           <w:sz w:val="32"/>
@@ -841,7 +1053,6 @@
         </w:rPr>
         <w:t xml:space="preserve">) is downloaded and updated first. Then Run this command in the terminal of the </w:t>
       </w:r>
-      <w:proofErr w:type="spellStart"/>
       <w:r>
         <w:rPr>
           <w:b/>
@@ -851,7 +1062,6 @@
         </w:rPr>
         <w:t>project_root</w:t>
       </w:r>
-      <w:proofErr w:type="spellEnd"/>
       <w:r>
         <w:rPr>
           <w:sz w:val="32"/>
@@ -887,7 +1097,6 @@
           <w:szCs w:val="32"/>
         </w:rPr>
       </w:pPr>
-      <w:proofErr w:type="spellStart"/>
       <w:r>
         <w:rPr>
           <w:b/>
@@ -896,10 +1105,129 @@
           <w:sz w:val="32"/>
           <w:szCs w:val="32"/>
         </w:rPr>
+        <w:t>npm install -g firebase-tools</w:t>
+      </w:r>
+    </w:p>
+    <w:p>
+      <w:pPr>
+        <w:jc w:val="both"/>
+        <w:rPr>
+          <w:sz w:val="32"/>
+          <w:szCs w:val="32"/>
+        </w:rPr>
+      </w:pPr>
+      <w:r>
+        <w:rPr>
+          <w:sz w:val="32"/>
+          <w:szCs w:val="32"/>
+        </w:rPr>
+        <w:t xml:space="preserve"># </w:t>
+      </w:r>
+      <w:r>
+        <w:rPr>
+          <w:sz w:val="32"/>
+          <w:szCs w:val="32"/>
+        </w:rPr>
+        <w:t xml:space="preserve">Optional, </w:t>
+      </w:r>
+      <w:r>
+        <w:rPr>
+          <w:sz w:val="32"/>
+          <w:szCs w:val="32"/>
+        </w:rPr>
+        <w:t xml:space="preserve">Or we can install the </w:t>
+      </w:r>
+      <w:r>
+        <w:rPr>
+          <w:b/>
+          <w:bCs/>
+          <w:sz w:val="32"/>
+          <w:szCs w:val="32"/>
+        </w:rPr>
+        <w:t>Firebase</w:t>
+      </w:r>
+      <w:r>
+        <w:rPr>
+          <w:sz w:val="32"/>
+          <w:szCs w:val="32"/>
+        </w:rPr>
+        <w:t xml:space="preserve"> CLI for project level only</w:t>
+      </w:r>
+      <w:r>
+        <w:rPr>
+          <w:sz w:val="32"/>
+          <w:szCs w:val="32"/>
+        </w:rPr>
+        <w:t xml:space="preserve"> which means </w:t>
+      </w:r>
+      <w:r>
+        <w:rPr>
+          <w:b/>
+          <w:bCs/>
+          <w:sz w:val="32"/>
+          <w:szCs w:val="32"/>
+        </w:rPr>
         <w:t>npm</w:t>
       </w:r>
-      <w:proofErr w:type="spellEnd"/>
-      <w:r>
+      <w:r>
+        <w:rPr>
+          <w:sz w:val="32"/>
+          <w:szCs w:val="32"/>
+        </w:rPr>
+        <w:t xml:space="preserve"> will download the </w:t>
+      </w:r>
+      <w:r>
+        <w:rPr>
+          <w:b/>
+          <w:bCs/>
+          <w:sz w:val="32"/>
+          <w:szCs w:val="32"/>
+        </w:rPr>
+        <w:t>Firebase</w:t>
+      </w:r>
+      <w:r>
+        <w:rPr>
+          <w:sz w:val="32"/>
+          <w:szCs w:val="32"/>
+        </w:rPr>
+        <w:t xml:space="preserve"> CLI in the </w:t>
+      </w:r>
+      <w:r>
+        <w:rPr>
+          <w:b/>
+          <w:bCs/>
+          <w:sz w:val="32"/>
+          <w:szCs w:val="32"/>
+        </w:rPr>
+        <w:t>node_modules</w:t>
+      </w:r>
+      <w:r>
+        <w:rPr>
+          <w:sz w:val="32"/>
+          <w:szCs w:val="32"/>
+        </w:rPr>
+        <w:t xml:space="preserve"> folder. Which is good for avoiding </w:t>
+      </w:r>
+      <w:r>
+        <w:rPr>
+          <w:b/>
+          <w:bCs/>
+          <w:sz w:val="32"/>
+          <w:szCs w:val="32"/>
+        </w:rPr>
+        <w:t>sudo</w:t>
+      </w:r>
+      <w:r>
+        <w:rPr>
+          <w:sz w:val="32"/>
+          <w:szCs w:val="32"/>
+        </w:rPr>
+        <w:t xml:space="preserve"> permission issues</w:t>
+      </w:r>
+    </w:p>
+    <w:p>
+      <w:pPr>
+        <w:jc w:val="both"/>
         <w:rPr>
           <w:b/>
           <w:bCs/>
@@ -907,46 +1235,156 @@
           <w:sz w:val="32"/>
           <w:szCs w:val="32"/>
         </w:rPr>
-        <w:t xml:space="preserve"> install -g firebase-tools</w:t>
-      </w:r>
-    </w:p>
-    <w:p>
-      <w:pPr>
-        <w:jc w:val="both"/>
-        <w:rPr>
-          <w:sz w:val="32"/>
-          <w:szCs w:val="32"/>
-        </w:rPr>
-      </w:pPr>
-      <w:r>
-        <w:rPr>
-          <w:sz w:val="32"/>
-          <w:szCs w:val="32"/>
-        </w:rPr>
-        <w:t xml:space="preserve"># </w:t>
-      </w:r>
-      <w:r>
-        <w:rPr>
-          <w:sz w:val="32"/>
-          <w:szCs w:val="32"/>
-        </w:rPr>
-        <w:t xml:space="preserve">Optional, </w:t>
-      </w:r>
-      <w:proofErr w:type="gramStart"/>
-      <w:r>
-        <w:rPr>
-          <w:sz w:val="32"/>
-          <w:szCs w:val="32"/>
-        </w:rPr>
-        <w:t>Or</w:t>
-      </w:r>
-      <w:proofErr w:type="gramEnd"/>
-      <w:r>
-        <w:rPr>
-          <w:sz w:val="32"/>
-          <w:szCs w:val="32"/>
-        </w:rPr>
-        <w:t xml:space="preserve"> we can install the </w:t>
+      </w:pPr>
+      <w:r>
+        <w:rPr>
+          <w:b/>
+          <w:bCs/>
+          <w:color w:val="60CAF3" w:themeColor="accent4" w:themeTint="99"/>
+          <w:sz w:val="32"/>
+          <w:szCs w:val="32"/>
+        </w:rPr>
+        <w:t>npm install firebase-tools -D</w:t>
+      </w:r>
+    </w:p>
+    <w:p>
+      <w:pPr>
+        <w:jc w:val="both"/>
+        <w:rPr>
+          <w:sz w:val="32"/>
+          <w:szCs w:val="32"/>
+        </w:rPr>
+      </w:pPr>
+      <w:r>
+        <w:rPr>
+          <w:sz w:val="32"/>
+          <w:szCs w:val="32"/>
+        </w:rPr>
+        <w:t xml:space="preserve"># Then we can use Firebase CLI by tapping into </w:t>
+      </w:r>
+      <w:r>
+        <w:rPr>
+          <w:b/>
+          <w:bCs/>
+          <w:sz w:val="32"/>
+          <w:szCs w:val="32"/>
+        </w:rPr>
+        <w:t>node_modules/.bin/</w:t>
+      </w:r>
+      <w:r>
+        <w:rPr>
+          <w:sz w:val="32"/>
+          <w:szCs w:val="32"/>
+        </w:rPr>
+        <w:t xml:space="preserve"> folder like this:</w:t>
+      </w:r>
+    </w:p>
+    <w:p>
+      <w:pPr>
+        <w:jc w:val="both"/>
+        <w:rPr>
+          <w:b/>
+          <w:bCs/>
+          <w:color w:val="60CAF3" w:themeColor="accent4" w:themeTint="99"/>
+          <w:sz w:val="32"/>
+          <w:szCs w:val="32"/>
+        </w:rPr>
+      </w:pPr>
+      <w:r>
+        <w:rPr>
+          <w:b/>
+          <w:bCs/>
+          <w:color w:val="60CAF3" w:themeColor="accent4" w:themeTint="99"/>
+          <w:sz w:val="32"/>
+          <w:szCs w:val="32"/>
+        </w:rPr>
+        <w:t>node_modules/.bin/firebase --version</w:t>
+      </w:r>
+    </w:p>
+    <w:p>
+      <w:pPr>
+        <w:jc w:val="both"/>
+        <w:rPr>
+          <w:sz w:val="32"/>
+          <w:szCs w:val="32"/>
+        </w:rPr>
+      </w:pPr>
+    </w:p>
+    <w:p>
+      <w:pPr>
+        <w:jc w:val="both"/>
+        <w:rPr>
+          <w:sz w:val="32"/>
+          <w:szCs w:val="32"/>
+        </w:rPr>
+      </w:pPr>
+      <w:r>
+        <w:rPr>
+          <w:sz w:val="32"/>
+          <w:szCs w:val="32"/>
+        </w:rPr>
+        <w:t>Step-3, Firebase login &amp; Account Switching:</w:t>
+      </w:r>
+    </w:p>
+    <w:p>
+      <w:pPr>
+        <w:jc w:val="both"/>
+        <w:rPr>
+          <w:sz w:val="32"/>
+          <w:szCs w:val="32"/>
+        </w:rPr>
+      </w:pPr>
+      <w:r>
+        <w:rPr>
+          <w:sz w:val="32"/>
+          <w:szCs w:val="32"/>
+        </w:rPr>
+        <w:t xml:space="preserve"># Now login to Firebase using our account </w:t>
+      </w:r>
+      <w:r>
+        <w:rPr>
+          <w:sz w:val="32"/>
+          <w:szCs w:val="32"/>
+        </w:rPr>
+        <w:t>by running this command in the terminal. It will take us to login page in browser. If we are logged in it will show “Already logged in as …:</w:t>
+      </w:r>
+    </w:p>
+    <w:p>
+      <w:pPr>
+        <w:jc w:val="both"/>
+        <w:rPr>
+          <w:b/>
+          <w:bCs/>
+          <w:color w:val="60CAF3" w:themeColor="accent4" w:themeTint="99"/>
+          <w:sz w:val="32"/>
+          <w:szCs w:val="32"/>
+        </w:rPr>
+      </w:pPr>
+      <w:r>
+        <w:rPr>
+          <w:b/>
+          <w:bCs/>
+          <w:color w:val="60CAF3" w:themeColor="accent4" w:themeTint="99"/>
+          <w:sz w:val="32"/>
+          <w:szCs w:val="32"/>
+        </w:rPr>
+        <w:t>firebase login</w:t>
+      </w:r>
+    </w:p>
+    <w:p>
+      <w:pPr>
+        <w:jc w:val="both"/>
+        <w:rPr>
+          <w:sz w:val="32"/>
+          <w:szCs w:val="32"/>
+        </w:rPr>
+      </w:pPr>
+      <w:r>
+        <w:rPr>
+          <w:sz w:val="32"/>
+          <w:szCs w:val="32"/>
+        </w:rPr>
+        <w:t xml:space="preserve"># Another account can be added if we’re managing multiple accounts in </w:t>
       </w:r>
       <w:r>
         <w:rPr>
@@ -962,84 +1400,7 @@
           <w:sz w:val="32"/>
           <w:szCs w:val="32"/>
         </w:rPr>
-        <w:t xml:space="preserve"> CLI for project level only</w:t>
-      </w:r>
-      <w:r>
-        <w:rPr>
-          <w:sz w:val="32"/>
-          <w:szCs w:val="32"/>
-        </w:rPr>
-        <w:t xml:space="preserve"> which means </w:t>
-      </w:r>
-      <w:proofErr w:type="spellStart"/>
-      <w:r>
-        <w:rPr>
-          <w:b/>
-          <w:bCs/>
-          <w:sz w:val="32"/>
-          <w:szCs w:val="32"/>
-        </w:rPr>
-        <w:t>npm</w:t>
-      </w:r>
-      <w:proofErr w:type="spellEnd"/>
-      <w:r>
-        <w:rPr>
-          <w:sz w:val="32"/>
-          <w:szCs w:val="32"/>
-        </w:rPr>
-        <w:t xml:space="preserve"> will download the </w:t>
-      </w:r>
-      <w:r>
-        <w:rPr>
-          <w:b/>
-          <w:bCs/>
-          <w:sz w:val="32"/>
-          <w:szCs w:val="32"/>
-        </w:rPr>
-        <w:t>Firebase</w:t>
-      </w:r>
-      <w:r>
-        <w:rPr>
-          <w:sz w:val="32"/>
-          <w:szCs w:val="32"/>
-        </w:rPr>
-        <w:t xml:space="preserve"> CLI in the </w:t>
-      </w:r>
-      <w:proofErr w:type="spellStart"/>
-      <w:r>
-        <w:rPr>
-          <w:b/>
-          <w:bCs/>
-          <w:sz w:val="32"/>
-          <w:szCs w:val="32"/>
-        </w:rPr>
-        <w:t>node_modules</w:t>
-      </w:r>
-      <w:proofErr w:type="spellEnd"/>
-      <w:r>
-        <w:rPr>
-          <w:sz w:val="32"/>
-          <w:szCs w:val="32"/>
-        </w:rPr>
-        <w:t xml:space="preserve"> folder. Which is good for avoiding </w:t>
-      </w:r>
-      <w:proofErr w:type="spellStart"/>
-      <w:r>
-        <w:rPr>
-          <w:b/>
-          <w:bCs/>
-          <w:sz w:val="32"/>
-          <w:szCs w:val="32"/>
-        </w:rPr>
-        <w:t>sudo</w:t>
-      </w:r>
-      <w:proofErr w:type="spellEnd"/>
-      <w:r>
-        <w:rPr>
-          <w:sz w:val="32"/>
-          <w:szCs w:val="32"/>
-        </w:rPr>
-        <w:t xml:space="preserve"> permission issues</w:t>
+        <w:t xml:space="preserve"> CLI using this command:</w:t>
       </w:r>
     </w:p>
     <w:p>
@@ -1053,7 +1414,6 @@
           <w:szCs w:val="32"/>
         </w:rPr>
       </w:pPr>
-      <w:proofErr w:type="spellStart"/>
       <w:r>
         <w:rPr>
           <w:b/>
@@ -1062,10 +1422,28 @@
           <w:sz w:val="32"/>
           <w:szCs w:val="32"/>
         </w:rPr>
-        <w:t>npm</w:t>
-      </w:r>
-      <w:proofErr w:type="spellEnd"/>
-      <w:r>
+        <w:t>firebase login:add another@gmail.com</w:t>
+      </w:r>
+    </w:p>
+    <w:p>
+      <w:pPr>
+        <w:jc w:val="both"/>
+        <w:rPr>
+          <w:sz w:val="32"/>
+          <w:szCs w:val="32"/>
+        </w:rPr>
+      </w:pPr>
+      <w:r>
+        <w:rPr>
+          <w:sz w:val="32"/>
+          <w:szCs w:val="32"/>
+        </w:rPr>
+        <w:t># And switch between accounts using this command:</w:t>
+      </w:r>
+    </w:p>
+    <w:p>
+      <w:pPr>
+        <w:jc w:val="both"/>
         <w:rPr>
           <w:b/>
           <w:bCs/>
@@ -1073,55 +1451,8 @@
           <w:sz w:val="32"/>
           <w:szCs w:val="32"/>
         </w:rPr>
-        <w:t xml:space="preserve"> install firebase-tools -D</w:t>
-      </w:r>
-    </w:p>
-    <w:p>
-      <w:pPr>
-        <w:jc w:val="both"/>
-        <w:rPr>
-          <w:sz w:val="32"/>
-          <w:szCs w:val="32"/>
-        </w:rPr>
-      </w:pPr>
-      <w:r>
-        <w:rPr>
-          <w:sz w:val="32"/>
-          <w:szCs w:val="32"/>
-        </w:rPr>
-        <w:t xml:space="preserve"># Then we can use Firebase CLI by tapping into </w:t>
-      </w:r>
-      <w:proofErr w:type="spellStart"/>
-      <w:r>
-        <w:rPr>
-          <w:b/>
-          <w:bCs/>
-          <w:sz w:val="32"/>
-          <w:szCs w:val="32"/>
-        </w:rPr>
-        <w:t>node_modules</w:t>
-      </w:r>
-      <w:proofErr w:type="spellEnd"/>
-      <w:r>
-        <w:rPr>
-          <w:b/>
-          <w:bCs/>
-          <w:sz w:val="32"/>
-          <w:szCs w:val="32"/>
-        </w:rPr>
-        <w:t>/.bin/</w:t>
-      </w:r>
-      <w:r>
-        <w:rPr>
-          <w:sz w:val="32"/>
-          <w:szCs w:val="32"/>
-        </w:rPr>
-        <w:t xml:space="preserve"> folder like this:</w:t>
-      </w:r>
-    </w:p>
-    <w:p>
-      <w:pPr>
-        <w:jc w:val="both"/>
+      </w:pPr>
+      <w:r>
         <w:rPr>
           <w:b/>
           <w:bCs/>
@@ -1129,9 +1460,53 @@
           <w:sz w:val="32"/>
           <w:szCs w:val="32"/>
         </w:rPr>
-      </w:pPr>
-      <w:proofErr w:type="spellStart"/>
-      <w:r>
+        <w:t>firebase login:use another@gmail.com</w:t>
+      </w:r>
+    </w:p>
+    <w:p>
+      <w:pPr>
+        <w:jc w:val="both"/>
+        <w:rPr>
+          <w:sz w:val="32"/>
+          <w:szCs w:val="32"/>
+        </w:rPr>
+      </w:pPr>
+    </w:p>
+    <w:p>
+      <w:pPr>
+        <w:jc w:val="both"/>
+        <w:rPr>
+          <w:sz w:val="32"/>
+          <w:szCs w:val="32"/>
+        </w:rPr>
+      </w:pPr>
+      <w:r>
+        <w:rPr>
+          <w:sz w:val="32"/>
+          <w:szCs w:val="32"/>
+        </w:rPr>
+        <w:t>Step-4, Initialize Firebase Hosting:</w:t>
+      </w:r>
+    </w:p>
+    <w:p>
+      <w:pPr>
+        <w:jc w:val="both"/>
+        <w:rPr>
+          <w:sz w:val="32"/>
+          <w:szCs w:val="32"/>
+        </w:rPr>
+      </w:pPr>
+      <w:r>
+        <w:rPr>
+          <w:sz w:val="32"/>
+          <w:szCs w:val="32"/>
+        </w:rPr>
+        <w:t># Run this command to initialize Firebase hosting in the project.</w:t>
+      </w:r>
+    </w:p>
+    <w:p>
+      <w:pPr>
+        <w:jc w:val="both"/>
         <w:rPr>
           <w:b/>
           <w:bCs/>
@@ -1139,9 +1514,7 @@
           <w:sz w:val="32"/>
           <w:szCs w:val="32"/>
         </w:rPr>
-        <w:t>node_modules</w:t>
-      </w:r>
-      <w:proofErr w:type="spellEnd"/>
+      </w:pPr>
       <w:r>
         <w:rPr>
           <w:b/>
@@ -1150,302 +1523,7 @@
           <w:sz w:val="32"/>
           <w:szCs w:val="32"/>
         </w:rPr>
-        <w:t>/.bin/firebase --version</w:t>
-      </w:r>
-    </w:p>
-    <w:p>
-      <w:pPr>
-        <w:jc w:val="both"/>
-        <w:rPr>
-          <w:sz w:val="32"/>
-          <w:szCs w:val="32"/>
-        </w:rPr>
-      </w:pPr>
-    </w:p>
-    <w:p>
-      <w:pPr>
-        <w:jc w:val="both"/>
-        <w:rPr>
-          <w:sz w:val="32"/>
-          <w:szCs w:val="32"/>
-        </w:rPr>
-      </w:pPr>
-      <w:r>
-        <w:rPr>
-          <w:sz w:val="32"/>
-          <w:szCs w:val="32"/>
-        </w:rPr>
-        <w:t>Step-3, Firebase login &amp; Account Switching:</w:t>
-      </w:r>
-    </w:p>
-    <w:p>
-      <w:pPr>
-        <w:jc w:val="both"/>
-        <w:rPr>
-          <w:sz w:val="32"/>
-          <w:szCs w:val="32"/>
-        </w:rPr>
-      </w:pPr>
-      <w:r>
-        <w:rPr>
-          <w:sz w:val="32"/>
-          <w:szCs w:val="32"/>
-        </w:rPr>
-        <w:t xml:space="preserve"># Now login to Firebase using our account </w:t>
-      </w:r>
-      <w:r>
-        <w:rPr>
-          <w:sz w:val="32"/>
-          <w:szCs w:val="32"/>
-        </w:rPr>
-        <w:t>by running this command in the terminal. It will take us to login page in browser. If we are logged in it will show “Already logged in as …:</w:t>
-      </w:r>
-    </w:p>
-    <w:p>
-      <w:pPr>
-        <w:jc w:val="both"/>
-        <w:rPr>
-          <w:b/>
-          <w:bCs/>
-          <w:color w:val="60CAF3" w:themeColor="accent4" w:themeTint="99"/>
-          <w:sz w:val="32"/>
-          <w:szCs w:val="32"/>
-        </w:rPr>
-      </w:pPr>
-      <w:r>
-        <w:rPr>
-          <w:b/>
-          <w:bCs/>
-          <w:color w:val="60CAF3" w:themeColor="accent4" w:themeTint="99"/>
-          <w:sz w:val="32"/>
-          <w:szCs w:val="32"/>
-        </w:rPr>
-        <w:t>firebase login</w:t>
-      </w:r>
-    </w:p>
-    <w:p>
-      <w:pPr>
-        <w:jc w:val="both"/>
-        <w:rPr>
-          <w:sz w:val="32"/>
-          <w:szCs w:val="32"/>
-        </w:rPr>
-      </w:pPr>
-      <w:r>
-        <w:rPr>
-          <w:sz w:val="32"/>
-          <w:szCs w:val="32"/>
-        </w:rPr>
-        <w:t xml:space="preserve"># Another account can be added if we’re managing multiple accounts in </w:t>
-      </w:r>
-      <w:r>
-        <w:rPr>
-          <w:b/>
-          <w:bCs/>
-          <w:sz w:val="32"/>
-          <w:szCs w:val="32"/>
-        </w:rPr>
-        <w:t>Firebase</w:t>
-      </w:r>
-      <w:r>
-        <w:rPr>
-          <w:sz w:val="32"/>
-          <w:szCs w:val="32"/>
-        </w:rPr>
-        <w:t xml:space="preserve"> CLI using this command:</w:t>
-      </w:r>
-    </w:p>
-    <w:p>
-      <w:pPr>
-        <w:jc w:val="both"/>
-        <w:rPr>
-          <w:b/>
-          <w:bCs/>
-          <w:color w:val="60CAF3" w:themeColor="accent4" w:themeTint="99"/>
-          <w:sz w:val="32"/>
-          <w:szCs w:val="32"/>
-        </w:rPr>
-      </w:pPr>
-      <w:r>
-        <w:rPr>
-          <w:b/>
-          <w:bCs/>
-          <w:color w:val="60CAF3" w:themeColor="accent4" w:themeTint="99"/>
-          <w:sz w:val="32"/>
-          <w:szCs w:val="32"/>
-        </w:rPr>
-        <w:t xml:space="preserve">firebase </w:t>
-      </w:r>
-      <w:proofErr w:type="spellStart"/>
-      <w:proofErr w:type="gramStart"/>
-      <w:r>
-        <w:rPr>
-          <w:b/>
-          <w:bCs/>
-          <w:color w:val="60CAF3" w:themeColor="accent4" w:themeTint="99"/>
-          <w:sz w:val="32"/>
-          <w:szCs w:val="32"/>
-        </w:rPr>
-        <w:t>login:add</w:t>
-      </w:r>
-      <w:proofErr w:type="spellEnd"/>
-      <w:proofErr w:type="gramEnd"/>
-      <w:r>
-        <w:rPr>
-          <w:b/>
-          <w:bCs/>
-          <w:color w:val="60CAF3" w:themeColor="accent4" w:themeTint="99"/>
-          <w:sz w:val="32"/>
-          <w:szCs w:val="32"/>
-        </w:rPr>
-        <w:t xml:space="preserve"> another@gmail.com</w:t>
-      </w:r>
-    </w:p>
-    <w:p>
-      <w:pPr>
-        <w:jc w:val="both"/>
-        <w:rPr>
-          <w:sz w:val="32"/>
-          <w:szCs w:val="32"/>
-        </w:rPr>
-      </w:pPr>
-      <w:r>
-        <w:rPr>
-          <w:sz w:val="32"/>
-          <w:szCs w:val="32"/>
-        </w:rPr>
-        <w:t># And switch between accounts using this command:</w:t>
-      </w:r>
-    </w:p>
-    <w:p>
-      <w:pPr>
-        <w:jc w:val="both"/>
-        <w:rPr>
-          <w:b/>
-          <w:bCs/>
-          <w:color w:val="60CAF3" w:themeColor="accent4" w:themeTint="99"/>
-          <w:sz w:val="32"/>
-          <w:szCs w:val="32"/>
-        </w:rPr>
-      </w:pPr>
-      <w:r>
-        <w:rPr>
-          <w:b/>
-          <w:bCs/>
-          <w:color w:val="60CAF3" w:themeColor="accent4" w:themeTint="99"/>
-          <w:sz w:val="32"/>
-          <w:szCs w:val="32"/>
-        </w:rPr>
-        <w:t xml:space="preserve">firebase </w:t>
-      </w:r>
-      <w:proofErr w:type="spellStart"/>
-      <w:proofErr w:type="gramStart"/>
-      <w:r>
-        <w:rPr>
-          <w:b/>
-          <w:bCs/>
-          <w:color w:val="60CAF3" w:themeColor="accent4" w:themeTint="99"/>
-          <w:sz w:val="32"/>
-          <w:szCs w:val="32"/>
-        </w:rPr>
-        <w:t>login:use</w:t>
-      </w:r>
-      <w:proofErr w:type="spellEnd"/>
-      <w:proofErr w:type="gramEnd"/>
-      <w:r>
-        <w:rPr>
-          <w:b/>
-          <w:bCs/>
-          <w:color w:val="60CAF3" w:themeColor="accent4" w:themeTint="99"/>
-          <w:sz w:val="32"/>
-          <w:szCs w:val="32"/>
-        </w:rPr>
-        <w:t xml:space="preserve"> another@gmail.com</w:t>
-      </w:r>
-    </w:p>
-    <w:p>
-      <w:pPr>
-        <w:jc w:val="both"/>
-        <w:rPr>
-          <w:sz w:val="32"/>
-          <w:szCs w:val="32"/>
-        </w:rPr>
-      </w:pPr>
-    </w:p>
-    <w:p>
-      <w:pPr>
-        <w:jc w:val="both"/>
-        <w:rPr>
-          <w:sz w:val="32"/>
-          <w:szCs w:val="32"/>
-        </w:rPr>
-      </w:pPr>
-      <w:r>
-        <w:rPr>
-          <w:sz w:val="32"/>
-          <w:szCs w:val="32"/>
-        </w:rPr>
-        <w:t>Step-4, Initialize Firebase Hosting:</w:t>
-      </w:r>
-    </w:p>
-    <w:p>
-      <w:pPr>
-        <w:jc w:val="both"/>
-        <w:rPr>
-          <w:sz w:val="32"/>
-          <w:szCs w:val="32"/>
-        </w:rPr>
-      </w:pPr>
-      <w:r>
-        <w:rPr>
-          <w:sz w:val="32"/>
-          <w:szCs w:val="32"/>
-        </w:rPr>
-        <w:t># Run this command to initialize Firebase hosting in the project.</w:t>
-      </w:r>
-    </w:p>
-    <w:p>
-      <w:pPr>
-        <w:jc w:val="both"/>
-        <w:rPr>
-          <w:b/>
-          <w:bCs/>
-          <w:color w:val="60CAF3" w:themeColor="accent4" w:themeTint="99"/>
-          <w:sz w:val="32"/>
-          <w:szCs w:val="32"/>
-        </w:rPr>
-      </w:pPr>
-      <w:r>
-        <w:rPr>
-          <w:b/>
-          <w:bCs/>
-          <w:color w:val="60CAF3" w:themeColor="accent4" w:themeTint="99"/>
-          <w:sz w:val="32"/>
-          <w:szCs w:val="32"/>
-        </w:rPr>
-        <w:t xml:space="preserve">firebase </w:t>
-      </w:r>
-      <w:proofErr w:type="spellStart"/>
-      <w:r>
-        <w:rPr>
-          <w:b/>
-          <w:bCs/>
-          <w:color w:val="60CAF3" w:themeColor="accent4" w:themeTint="99"/>
-          <w:sz w:val="32"/>
-          <w:szCs w:val="32"/>
-        </w:rPr>
-        <w:t>init</w:t>
-      </w:r>
-      <w:proofErr w:type="spellEnd"/>
-      <w:r>
-        <w:rPr>
-          <w:b/>
-          <w:bCs/>
-          <w:color w:val="60CAF3" w:themeColor="accent4" w:themeTint="99"/>
-          <w:sz w:val="32"/>
-          <w:szCs w:val="32"/>
-        </w:rPr>
-        <w:t xml:space="preserve"> hosting</w:t>
+        <w:t>firebase init hosting</w:t>
       </w:r>
     </w:p>
     <w:p>
@@ -1934,23 +2012,7 @@
           <w:sz w:val="32"/>
           <w:szCs w:val="32"/>
         </w:rPr>
-        <w:t xml:space="preserve"> (rewrite all </w:t>
-      </w:r>
-      <w:proofErr w:type="spellStart"/>
-      <w:r>
-        <w:rPr>
-          <w:sz w:val="32"/>
-          <w:szCs w:val="32"/>
-        </w:rPr>
-        <w:t>urls</w:t>
-      </w:r>
-      <w:proofErr w:type="spellEnd"/>
-      <w:r>
-        <w:rPr>
-          <w:sz w:val="32"/>
-          <w:szCs w:val="32"/>
-        </w:rPr>
-        <w:t xml:space="preserve"> to index.html). But if </w:t>
+        <w:t xml:space="preserve"> (rewrite all urls to index.html). But if </w:t>
       </w:r>
       <w:r>
         <w:rPr>
@@ -2115,7 +2177,6 @@
         </w:rPr>
         <w:t xml:space="preserve"> initialization will be complete and these files will be created in </w:t>
       </w:r>
-      <w:proofErr w:type="spellStart"/>
       <w:r>
         <w:rPr>
           <w:b/>
@@ -2125,7 +2186,6 @@
         </w:rPr>
         <w:t>project_root</w:t>
       </w:r>
-      <w:proofErr w:type="spellEnd"/>
       <w:r>
         <w:rPr>
           <w:sz w:val="32"/>
@@ -2149,8 +2209,6 @@
           <w:szCs w:val="32"/>
         </w:rPr>
       </w:pPr>
-      <w:proofErr w:type="spellStart"/>
-      <w:proofErr w:type="gramStart"/>
       <w:r>
         <w:rPr>
           <w:b/>
@@ -2160,8 +2218,6 @@
         </w:rPr>
         <w:t>firebase.json</w:t>
       </w:r>
-      <w:proofErr w:type="spellEnd"/>
-      <w:proofErr w:type="gramEnd"/>
     </w:p>
     <w:p>
       <w:pPr>
@@ -2178,28 +2234,15 @@
           <w:szCs w:val="32"/>
         </w:rPr>
       </w:pPr>
-      <w:proofErr w:type="gramStart"/>
-      <w:r>
-        <w:rPr>
-          <w:b/>
-          <w:bCs/>
-          <w:sz w:val="32"/>
-          <w:szCs w:val="32"/>
-        </w:rPr>
-        <w:t>.</w:t>
-      </w:r>
-      <w:proofErr w:type="spellStart"/>
-      <w:r>
-        <w:rPr>
-          <w:b/>
-          <w:bCs/>
-          <w:sz w:val="32"/>
-          <w:szCs w:val="32"/>
-        </w:rPr>
-        <w:t>firebaserc</w:t>
-      </w:r>
-      <w:proofErr w:type="spellEnd"/>
-      <w:proofErr w:type="gramEnd"/>
+      <w:r>
+        <w:rPr>
+          <w:b/>
+          <w:bCs/>
+          <w:sz w:val="32"/>
+          <w:szCs w:val="32"/>
+        </w:rPr>
+        <w:t>.firebaserc</w:t>
+      </w:r>
     </w:p>
     <w:p>
       <w:pPr>
@@ -2216,7 +2259,6 @@
           <w:szCs w:val="32"/>
         </w:rPr>
       </w:pPr>
-      <w:proofErr w:type="gramStart"/>
       <w:r>
         <w:rPr>
           <w:b/>
@@ -2226,7 +2268,6 @@
         </w:rPr>
         <w:t>.firebase</w:t>
       </w:r>
-      <w:proofErr w:type="gramEnd"/>
     </w:p>
     <w:p>
       <w:pPr>
@@ -2300,25 +2341,14 @@
         </w:rPr>
         <w:t xml:space="preserve"> will build it in the </w:t>
       </w:r>
-      <w:proofErr w:type="spellStart"/>
-      <w:r>
-        <w:rPr>
-          <w:b/>
-          <w:bCs/>
-          <w:sz w:val="32"/>
-          <w:szCs w:val="32"/>
-        </w:rPr>
-        <w:t>project_root</w:t>
-      </w:r>
-      <w:proofErr w:type="spellEnd"/>
-      <w:r>
-        <w:rPr>
-          <w:b/>
-          <w:bCs/>
-          <w:sz w:val="32"/>
-          <w:szCs w:val="32"/>
-        </w:rPr>
-        <w:t>/build/web</w:t>
+      <w:r>
+        <w:rPr>
+          <w:b/>
+          <w:bCs/>
+          <w:sz w:val="32"/>
+          <w:szCs w:val="32"/>
+        </w:rPr>
+        <w:t>project_root/build/web</w:t>
       </w:r>
       <w:r>
         <w:rPr>
@@ -2436,7 +2466,6 @@
           <w:szCs w:val="32"/>
         </w:rPr>
       </w:pPr>
-      <w:proofErr w:type="spellStart"/>
       <w:r>
         <w:rPr>
           <w:b/>
@@ -2445,10 +2474,159 @@
           <w:sz w:val="32"/>
           <w:szCs w:val="32"/>
         </w:rPr>
-        <w:t>npm</w:t>
-      </w:r>
-      <w:proofErr w:type="spellEnd"/>
-      <w:r>
+        <w:t>npm run build</w:t>
+      </w:r>
+    </w:p>
+    <w:p>
+      <w:pPr>
+        <w:jc w:val="both"/>
+        <w:rPr>
+          <w:sz w:val="32"/>
+          <w:szCs w:val="32"/>
+        </w:rPr>
+      </w:pPr>
+      <w:r>
+        <w:rPr>
+          <w:b/>
+          <w:bCs/>
+          <w:sz w:val="32"/>
+          <w:szCs w:val="32"/>
+        </w:rPr>
+        <w:t xml:space="preserve">NOTE: </w:t>
+      </w:r>
+      <w:r>
+        <w:rPr>
+          <w:sz w:val="32"/>
+          <w:szCs w:val="32"/>
+        </w:rPr>
+        <w:t xml:space="preserve">Now we can directly deploy using </w:t>
+      </w:r>
+      <w:r>
+        <w:rPr>
+          <w:sz w:val="32"/>
+          <w:szCs w:val="32"/>
+        </w:rPr>
+        <w:t>S</w:t>
+      </w:r>
+      <w:r>
+        <w:rPr>
+          <w:sz w:val="32"/>
+          <w:szCs w:val="32"/>
+        </w:rPr>
+        <w:t>tep</w:t>
+      </w:r>
+      <w:r>
+        <w:rPr>
+          <w:sz w:val="32"/>
+          <w:szCs w:val="32"/>
+        </w:rPr>
+        <w:t>-7</w:t>
+      </w:r>
+      <w:r>
+        <w:rPr>
+          <w:sz w:val="32"/>
+          <w:szCs w:val="32"/>
+        </w:rPr>
+        <w:t xml:space="preserve"> or do local testing first</w:t>
+      </w:r>
+    </w:p>
+    <w:p>
+      <w:pPr>
+        <w:jc w:val="both"/>
+        <w:rPr>
+          <w:sz w:val="32"/>
+          <w:szCs w:val="32"/>
+        </w:rPr>
+      </w:pPr>
+    </w:p>
+    <w:p>
+      <w:pPr>
+        <w:jc w:val="both"/>
+        <w:rPr>
+          <w:sz w:val="32"/>
+          <w:szCs w:val="32"/>
+        </w:rPr>
+      </w:pPr>
+      <w:r>
+        <w:rPr>
+          <w:sz w:val="32"/>
+          <w:szCs w:val="32"/>
+        </w:rPr>
+        <w:t>Step-</w:t>
+      </w:r>
+      <w:r>
+        <w:rPr>
+          <w:sz w:val="32"/>
+          <w:szCs w:val="32"/>
+        </w:rPr>
+        <w:t>6,</w:t>
+      </w:r>
+      <w:r>
+        <w:rPr>
+          <w:sz w:val="32"/>
+          <w:szCs w:val="32"/>
+        </w:rPr>
+        <w:t xml:space="preserve"> Serve Locally First:</w:t>
+      </w:r>
+    </w:p>
+    <w:p>
+      <w:pPr>
+        <w:jc w:val="both"/>
+        <w:rPr>
+          <w:sz w:val="32"/>
+          <w:szCs w:val="32"/>
+        </w:rPr>
+      </w:pPr>
+      <w:r>
+        <w:rPr>
+          <w:sz w:val="32"/>
+          <w:szCs w:val="32"/>
+        </w:rPr>
+        <w:t xml:space="preserve"># We can serve the website locally first using </w:t>
+      </w:r>
+      <w:r>
+        <w:rPr>
+          <w:b/>
+          <w:bCs/>
+          <w:sz w:val="32"/>
+          <w:szCs w:val="32"/>
+        </w:rPr>
+        <w:t>Firebase</w:t>
+      </w:r>
+      <w:r>
+        <w:rPr>
+          <w:sz w:val="32"/>
+          <w:szCs w:val="32"/>
+        </w:rPr>
+        <w:t xml:space="preserve"> Emulator Suite </w:t>
+      </w:r>
+      <w:r>
+        <w:rPr>
+          <w:sz w:val="32"/>
+          <w:szCs w:val="32"/>
+        </w:rPr>
+        <w:t xml:space="preserve">which allows us to run several different </w:t>
+      </w:r>
+      <w:r>
+        <w:rPr>
+          <w:b/>
+          <w:bCs/>
+          <w:sz w:val="32"/>
+          <w:szCs w:val="32"/>
+        </w:rPr>
+        <w:t>Firebase</w:t>
+      </w:r>
+      <w:r>
+        <w:rPr>
+          <w:sz w:val="32"/>
+          <w:szCs w:val="32"/>
+        </w:rPr>
+        <w:t xml:space="preserve"> services locally or in CI/CD environments. Run this command to start it:</w:t>
+      </w:r>
+    </w:p>
+    <w:p>
+      <w:pPr>
+        <w:jc w:val="both"/>
         <w:rPr>
           <w:b/>
           <w:bCs/>
@@ -2456,159 +2634,8 @@
           <w:sz w:val="32"/>
           <w:szCs w:val="32"/>
         </w:rPr>
-        <w:t xml:space="preserve"> run build</w:t>
-      </w:r>
-    </w:p>
-    <w:p>
-      <w:pPr>
-        <w:jc w:val="both"/>
-        <w:rPr>
-          <w:sz w:val="32"/>
-          <w:szCs w:val="32"/>
-        </w:rPr>
-      </w:pPr>
-      <w:r>
-        <w:rPr>
-          <w:b/>
-          <w:bCs/>
-          <w:sz w:val="32"/>
-          <w:szCs w:val="32"/>
-        </w:rPr>
-        <w:t xml:space="preserve">NOTE: </w:t>
-      </w:r>
-      <w:r>
-        <w:rPr>
-          <w:sz w:val="32"/>
-          <w:szCs w:val="32"/>
-        </w:rPr>
-        <w:t xml:space="preserve">Now we can directly deploy using </w:t>
-      </w:r>
-      <w:r>
-        <w:rPr>
-          <w:sz w:val="32"/>
-          <w:szCs w:val="32"/>
-        </w:rPr>
-        <w:t>S</w:t>
-      </w:r>
-      <w:r>
-        <w:rPr>
-          <w:sz w:val="32"/>
-          <w:szCs w:val="32"/>
-        </w:rPr>
-        <w:t>tep</w:t>
-      </w:r>
-      <w:r>
-        <w:rPr>
-          <w:sz w:val="32"/>
-          <w:szCs w:val="32"/>
-        </w:rPr>
-        <w:t>-7</w:t>
-      </w:r>
-      <w:r>
-        <w:rPr>
-          <w:sz w:val="32"/>
-          <w:szCs w:val="32"/>
-        </w:rPr>
-        <w:t xml:space="preserve"> or do local testing first</w:t>
-      </w:r>
-    </w:p>
-    <w:p>
-      <w:pPr>
-        <w:jc w:val="both"/>
-        <w:rPr>
-          <w:sz w:val="32"/>
-          <w:szCs w:val="32"/>
-        </w:rPr>
-      </w:pPr>
-    </w:p>
-    <w:p>
-      <w:pPr>
-        <w:jc w:val="both"/>
-        <w:rPr>
-          <w:sz w:val="32"/>
-          <w:szCs w:val="32"/>
-        </w:rPr>
-      </w:pPr>
-      <w:r>
-        <w:rPr>
-          <w:sz w:val="32"/>
-          <w:szCs w:val="32"/>
-        </w:rPr>
-        <w:t>Step-</w:t>
-      </w:r>
-      <w:r>
-        <w:rPr>
-          <w:sz w:val="32"/>
-          <w:szCs w:val="32"/>
-        </w:rPr>
-        <w:t>6,</w:t>
-      </w:r>
-      <w:r>
-        <w:rPr>
-          <w:sz w:val="32"/>
-          <w:szCs w:val="32"/>
-        </w:rPr>
-        <w:t xml:space="preserve"> Serve Locally First:</w:t>
-      </w:r>
-    </w:p>
-    <w:p>
-      <w:pPr>
-        <w:jc w:val="both"/>
-        <w:rPr>
-          <w:sz w:val="32"/>
-          <w:szCs w:val="32"/>
-        </w:rPr>
-      </w:pPr>
-      <w:r>
-        <w:rPr>
-          <w:sz w:val="32"/>
-          <w:szCs w:val="32"/>
-        </w:rPr>
-        <w:t xml:space="preserve"># We can serve the website locally first using </w:t>
-      </w:r>
-      <w:r>
-        <w:rPr>
-          <w:b/>
-          <w:bCs/>
-          <w:sz w:val="32"/>
-          <w:szCs w:val="32"/>
-        </w:rPr>
-        <w:t>Firebase</w:t>
-      </w:r>
-      <w:r>
-        <w:rPr>
-          <w:sz w:val="32"/>
-          <w:szCs w:val="32"/>
-        </w:rPr>
-        <w:t xml:space="preserve"> Emulator Suite </w:t>
-      </w:r>
-      <w:r>
-        <w:rPr>
-          <w:sz w:val="32"/>
-          <w:szCs w:val="32"/>
-        </w:rPr>
-        <w:t xml:space="preserve">which allows us to run several different </w:t>
-      </w:r>
-      <w:r>
-        <w:rPr>
-          <w:b/>
-          <w:bCs/>
-          <w:sz w:val="32"/>
-          <w:szCs w:val="32"/>
-        </w:rPr>
-        <w:t>Firebase</w:t>
-      </w:r>
-      <w:r>
-        <w:rPr>
-          <w:sz w:val="32"/>
-          <w:szCs w:val="32"/>
-        </w:rPr>
-        <w:t xml:space="preserve"> services locally or in CI/CD environments. Run this command to start it:</w:t>
-      </w:r>
-    </w:p>
-    <w:p>
-      <w:pPr>
-        <w:jc w:val="both"/>
+      </w:pPr>
+      <w:r>
         <w:rPr>
           <w:b/>
           <w:bCs/>
@@ -2616,38 +2643,7 @@
           <w:sz w:val="32"/>
           <w:szCs w:val="32"/>
         </w:rPr>
-      </w:pPr>
-      <w:r>
-        <w:rPr>
-          <w:b/>
-          <w:bCs/>
-          <w:color w:val="60CAF3" w:themeColor="accent4" w:themeTint="99"/>
-          <w:sz w:val="32"/>
-          <w:szCs w:val="32"/>
-        </w:rPr>
-        <w:t xml:space="preserve">firebase </w:t>
-      </w:r>
-      <w:proofErr w:type="spellStart"/>
-      <w:r>
-        <w:rPr>
-          <w:b/>
-          <w:bCs/>
-          <w:color w:val="60CAF3" w:themeColor="accent4" w:themeTint="99"/>
-          <w:sz w:val="32"/>
-          <w:szCs w:val="32"/>
-        </w:rPr>
-        <w:t>init</w:t>
-      </w:r>
-      <w:proofErr w:type="spellEnd"/>
-      <w:r>
-        <w:rPr>
-          <w:b/>
-          <w:bCs/>
-          <w:color w:val="60CAF3" w:themeColor="accent4" w:themeTint="99"/>
-          <w:sz w:val="32"/>
-          <w:szCs w:val="32"/>
-        </w:rPr>
-        <w:t xml:space="preserve"> emulators</w:t>
+        <w:t>firebase init emulators</w:t>
       </w:r>
     </w:p>
     <w:p>
@@ -2743,22 +2739,8 @@
           <w:sz w:val="32"/>
           <w:szCs w:val="32"/>
         </w:rPr>
-        <w:t xml:space="preserve">firebase </w:t>
-      </w:r>
-      <w:proofErr w:type="spellStart"/>
-      <w:proofErr w:type="gramStart"/>
-      <w:r>
-        <w:rPr>
-          <w:b/>
-          <w:bCs/>
-          <w:color w:val="60CAF3" w:themeColor="accent4" w:themeTint="99"/>
-          <w:sz w:val="32"/>
-          <w:szCs w:val="32"/>
-        </w:rPr>
-        <w:t>emulators:start</w:t>
-      </w:r>
-      <w:proofErr w:type="spellEnd"/>
-      <w:proofErr w:type="gramEnd"/>
+        <w:t>firebase emulators:start</w:t>
+      </w:r>
     </w:p>
     <w:p>
       <w:pPr>
@@ -2814,25 +2796,14 @@
         </w:rPr>
         <w:t xml:space="preserve"># Now run this command in the </w:t>
       </w:r>
-      <w:proofErr w:type="spellStart"/>
-      <w:r>
-        <w:rPr>
-          <w:b/>
-          <w:bCs/>
-          <w:sz w:val="32"/>
-          <w:szCs w:val="32"/>
-        </w:rPr>
-        <w:t>project_root</w:t>
-      </w:r>
-      <w:proofErr w:type="spellEnd"/>
-      <w:r>
-        <w:rPr>
-          <w:b/>
-          <w:bCs/>
-          <w:sz w:val="32"/>
-          <w:szCs w:val="32"/>
-        </w:rPr>
-        <w:t xml:space="preserve"> </w:t>
+      <w:r>
+        <w:rPr>
+          <w:b/>
+          <w:bCs/>
+          <w:sz w:val="32"/>
+          <w:szCs w:val="32"/>
+        </w:rPr>
+        <w:t xml:space="preserve">project_root </w:t>
       </w:r>
       <w:r>
         <w:rPr>
@@ -3008,19 +2979,8 @@
           <w:sz w:val="32"/>
           <w:szCs w:val="32"/>
         </w:rPr>
-        <w:t>project-</w:t>
-      </w:r>
-      <w:proofErr w:type="spellStart"/>
-      <w:r>
-        <w:rPr>
-          <w:b/>
-          <w:bCs/>
-          <w:sz w:val="32"/>
-          <w:szCs w:val="32"/>
-        </w:rPr>
-        <w:t>id.web.app</w:t>
-      </w:r>
-      <w:proofErr w:type="spellEnd"/>
+        <w:t>project-id.web.app</w:t>
+      </w:r>
       <w:r>
         <w:rPr>
           <w:sz w:val="32"/>
@@ -3096,169 +3056,118 @@
           <w:szCs w:val="32"/>
         </w:rPr>
       </w:pPr>
-      <w:proofErr w:type="gramStart"/>
-      <w:r>
-        <w:rPr>
-          <w:sz w:val="32"/>
-          <w:szCs w:val="32"/>
-        </w:rPr>
-        <w:t>.</w:t>
-      </w:r>
-      <w:proofErr w:type="spellStart"/>
-      <w:r>
-        <w:rPr>
-          <w:sz w:val="32"/>
-          <w:szCs w:val="32"/>
-        </w:rPr>
-        <w:t>firebaserc</w:t>
-      </w:r>
-      <w:proofErr w:type="spellEnd"/>
-      <w:proofErr w:type="gramEnd"/>
-      <w:r>
-        <w:rPr>
-          <w:sz w:val="32"/>
-          <w:szCs w:val="32"/>
-        </w:rPr>
-        <w:t xml:space="preserve"> &amp; </w:t>
-      </w:r>
-      <w:proofErr w:type="spellStart"/>
-      <w:r>
-        <w:rPr>
+      <w:r>
+        <w:rPr>
+          <w:sz w:val="32"/>
+          <w:szCs w:val="32"/>
+        </w:rPr>
+        <w:t>.firebaserc &amp; firebase.json:</w:t>
+      </w:r>
+    </w:p>
+    <w:p>
+      <w:pPr>
+        <w:jc w:val="both"/>
+        <w:rPr>
+          <w:sz w:val="32"/>
+          <w:szCs w:val="32"/>
+        </w:rPr>
+      </w:pPr>
+      <w:r>
+        <w:rPr>
+          <w:sz w:val="32"/>
+          <w:szCs w:val="32"/>
+        </w:rPr>
+        <w:t># These files are used to tailor server configuration to do custom things like add headers or set up redirects.</w:t>
+      </w:r>
+    </w:p>
+    <w:p>
+      <w:pPr>
+        <w:jc w:val="both"/>
+        <w:rPr>
+          <w:sz w:val="32"/>
+          <w:szCs w:val="32"/>
+        </w:rPr>
+      </w:pPr>
+      <w:r>
+        <w:rPr>
+          <w:sz w:val="32"/>
+          <w:szCs w:val="32"/>
+        </w:rPr>
+        <w:t>#</w:t>
+      </w:r>
+      <w:r>
+        <w:rPr>
+          <w:b/>
+          <w:bCs/>
+          <w:sz w:val="32"/>
+          <w:szCs w:val="32"/>
+        </w:rPr>
+        <w:t xml:space="preserve"> .firebaserc</w:t>
+      </w:r>
+      <w:r>
+        <w:rPr>
+          <w:sz w:val="32"/>
+          <w:szCs w:val="32"/>
+        </w:rPr>
+        <w:t xml:space="preserve"> is managed by</w:t>
+      </w:r>
+      <w:r>
+        <w:rPr>
+          <w:b/>
+          <w:bCs/>
+          <w:sz w:val="32"/>
+          <w:szCs w:val="32"/>
+        </w:rPr>
+        <w:t xml:space="preserve"> Firebase</w:t>
+      </w:r>
+      <w:r>
+        <w:rPr>
+          <w:sz w:val="32"/>
+          <w:szCs w:val="32"/>
+        </w:rPr>
+        <w:t xml:space="preserve"> CLI for the most part. It contains the </w:t>
+      </w:r>
+      <w:r>
+        <w:rPr>
+          <w:b/>
+          <w:bCs/>
+          <w:sz w:val="32"/>
+          <w:szCs w:val="32"/>
+        </w:rPr>
+        <w:t>Firebase</w:t>
+      </w:r>
+      <w:r>
+        <w:rPr>
+          <w:sz w:val="32"/>
+          <w:szCs w:val="32"/>
+        </w:rPr>
+        <w:t xml:space="preserve"> Projects that our website can deploy to</w:t>
+      </w:r>
+    </w:p>
+    <w:p>
+      <w:pPr>
+        <w:jc w:val="both"/>
+        <w:rPr>
+          <w:sz w:val="32"/>
+          <w:szCs w:val="32"/>
+        </w:rPr>
+      </w:pPr>
+      <w:r>
+        <w:rPr>
+          <w:sz w:val="32"/>
+          <w:szCs w:val="32"/>
+        </w:rPr>
+        <w:t xml:space="preserve"># </w:t>
+      </w:r>
+      <w:r>
+        <w:rPr>
+          <w:b/>
+          <w:bCs/>
           <w:sz w:val="32"/>
           <w:szCs w:val="32"/>
         </w:rPr>
         <w:t>firebase.json</w:t>
       </w:r>
-      <w:proofErr w:type="spellEnd"/>
-      <w:r>
-        <w:rPr>
-          <w:sz w:val="32"/>
-          <w:szCs w:val="32"/>
-        </w:rPr>
-        <w:t>:</w:t>
-      </w:r>
-    </w:p>
-    <w:p>
-      <w:pPr>
-        <w:jc w:val="both"/>
-        <w:rPr>
-          <w:sz w:val="32"/>
-          <w:szCs w:val="32"/>
-        </w:rPr>
-      </w:pPr>
-      <w:r>
-        <w:rPr>
-          <w:sz w:val="32"/>
-          <w:szCs w:val="32"/>
-        </w:rPr>
-        <w:t># These files are used to tailor server configuration to do custom things like add headers or set up redirects.</w:t>
-      </w:r>
-    </w:p>
-    <w:p>
-      <w:pPr>
-        <w:jc w:val="both"/>
-        <w:rPr>
-          <w:sz w:val="32"/>
-          <w:szCs w:val="32"/>
-        </w:rPr>
-      </w:pPr>
-      <w:proofErr w:type="gramStart"/>
-      <w:r>
-        <w:rPr>
-          <w:sz w:val="32"/>
-          <w:szCs w:val="32"/>
-        </w:rPr>
-        <w:t>#</w:t>
-      </w:r>
-      <w:r>
-        <w:rPr>
-          <w:b/>
-          <w:bCs/>
-          <w:sz w:val="32"/>
-          <w:szCs w:val="32"/>
-        </w:rPr>
-        <w:t xml:space="preserve"> .</w:t>
-      </w:r>
-      <w:proofErr w:type="spellStart"/>
-      <w:r>
-        <w:rPr>
-          <w:b/>
-          <w:bCs/>
-          <w:sz w:val="32"/>
-          <w:szCs w:val="32"/>
-        </w:rPr>
-        <w:t>firebaserc</w:t>
-      </w:r>
-      <w:proofErr w:type="spellEnd"/>
-      <w:proofErr w:type="gramEnd"/>
-      <w:r>
-        <w:rPr>
-          <w:sz w:val="32"/>
-          <w:szCs w:val="32"/>
-        </w:rPr>
-        <w:t xml:space="preserve"> is managed by</w:t>
-      </w:r>
-      <w:r>
-        <w:rPr>
-          <w:b/>
-          <w:bCs/>
-          <w:sz w:val="32"/>
-          <w:szCs w:val="32"/>
-        </w:rPr>
-        <w:t xml:space="preserve"> Firebase</w:t>
-      </w:r>
-      <w:r>
-        <w:rPr>
-          <w:sz w:val="32"/>
-          <w:szCs w:val="32"/>
-        </w:rPr>
-        <w:t xml:space="preserve"> CLI for the most part. It contains the </w:t>
-      </w:r>
-      <w:r>
-        <w:rPr>
-          <w:b/>
-          <w:bCs/>
-          <w:sz w:val="32"/>
-          <w:szCs w:val="32"/>
-        </w:rPr>
-        <w:t>Firebase</w:t>
-      </w:r>
-      <w:r>
-        <w:rPr>
-          <w:sz w:val="32"/>
-          <w:szCs w:val="32"/>
-        </w:rPr>
-        <w:t xml:space="preserve"> Projects that our website can deploy to</w:t>
-      </w:r>
-    </w:p>
-    <w:p>
-      <w:pPr>
-        <w:jc w:val="both"/>
-        <w:rPr>
-          <w:sz w:val="32"/>
-          <w:szCs w:val="32"/>
-        </w:rPr>
-      </w:pPr>
-      <w:r>
-        <w:rPr>
-          <w:sz w:val="32"/>
-          <w:szCs w:val="32"/>
-        </w:rPr>
-        <w:t xml:space="preserve"># </w:t>
-      </w:r>
-      <w:proofErr w:type="spellStart"/>
-      <w:proofErr w:type="gramStart"/>
-      <w:r>
-        <w:rPr>
-          <w:b/>
-          <w:bCs/>
-          <w:sz w:val="32"/>
-          <w:szCs w:val="32"/>
-        </w:rPr>
-        <w:t>firebase.json</w:t>
-      </w:r>
-      <w:proofErr w:type="spellEnd"/>
-      <w:proofErr w:type="gramEnd"/>
       <w:r>
         <w:rPr>
           <w:sz w:val="32"/>
@@ -3930,51 +3839,7 @@
           <w:sz w:val="32"/>
           <w:szCs w:val="32"/>
         </w:rPr>
-        <w:t xml:space="preserve">        "source</w:t>
-      </w:r>
-      <w:proofErr w:type="gramStart"/>
-      <w:r>
-        <w:rPr>
-          <w:b/>
-          <w:bCs/>
-          <w:color w:val="D86DCB" w:themeColor="accent5" w:themeTint="99"/>
-          <w:sz w:val="32"/>
-          <w:szCs w:val="32"/>
-        </w:rPr>
-        <w:t>" :</w:t>
-      </w:r>
-      <w:proofErr w:type="gramEnd"/>
-      <w:r>
-        <w:rPr>
-          <w:b/>
-          <w:bCs/>
-          <w:color w:val="D86DCB" w:themeColor="accent5" w:themeTint="99"/>
-          <w:sz w:val="32"/>
-          <w:szCs w:val="32"/>
-        </w:rPr>
-        <w:t xml:space="preserve"> "/</w:t>
-      </w:r>
-      <w:proofErr w:type="spellStart"/>
-      <w:r>
-        <w:rPr>
-          <w:b/>
-          <w:bCs/>
-          <w:color w:val="D86DCB" w:themeColor="accent5" w:themeTint="99"/>
-          <w:sz w:val="32"/>
-          <w:szCs w:val="32"/>
-        </w:rPr>
-        <w:t>api.json</w:t>
-      </w:r>
-      <w:proofErr w:type="spellEnd"/>
-      <w:r>
-        <w:rPr>
-          <w:b/>
-          <w:bCs/>
-          <w:color w:val="D86DCB" w:themeColor="accent5" w:themeTint="99"/>
-          <w:sz w:val="32"/>
-          <w:szCs w:val="32"/>
-        </w:rPr>
-        <w:t>",</w:t>
+        <w:t xml:space="preserve">        "source" : "/api.json",</w:t>
       </w:r>
     </w:p>
     <w:p>
@@ -4259,10 +4124,8 @@
           <w:sz w:val="32"/>
           <w:szCs w:val="32"/>
         </w:rPr>
-        <w:t xml:space="preserve">firebase </w:t>
-      </w:r>
-      <w:proofErr w:type="spellStart"/>
-      <w:proofErr w:type="gramStart"/>
+        <w:t>firebase hosting:channel:deploy</w:t>
+      </w:r>
       <w:r>
         <w:rPr>
           <w:b/>
@@ -4271,9 +4134,8 @@
           <w:sz w:val="32"/>
           <w:szCs w:val="32"/>
         </w:rPr>
-        <w:t>hosting:channel</w:t>
-      </w:r>
-      <w:proofErr w:type="gramEnd"/>
+        <w:t xml:space="preserve"> CHANNEL_ID</w:t>
+      </w:r>
       <w:r>
         <w:rPr>
           <w:b/>
@@ -4282,10 +4144,28 @@
           <w:sz w:val="32"/>
           <w:szCs w:val="32"/>
         </w:rPr>
-        <w:t>:deploy</w:t>
-      </w:r>
-      <w:proofErr w:type="spellEnd"/>
-      <w:r>
+        <w:t xml:space="preserve"> --expires 2d</w:t>
+      </w:r>
+    </w:p>
+    <w:p>
+      <w:pPr>
+        <w:jc w:val="both"/>
+        <w:rPr>
+          <w:sz w:val="32"/>
+          <w:szCs w:val="32"/>
+        </w:rPr>
+      </w:pPr>
+      <w:r>
+        <w:rPr>
+          <w:sz w:val="32"/>
+          <w:szCs w:val="32"/>
+        </w:rPr>
+        <w:t># If we want to delete the preview channel before it expires. First, list all of our active Preview Channels by running this command:</w:t>
+      </w:r>
+    </w:p>
+    <w:p>
+      <w:pPr>
+        <w:jc w:val="both"/>
         <w:rPr>
           <w:b/>
           <w:bCs/>
@@ -4293,8 +4173,7 @@
           <w:sz w:val="32"/>
           <w:szCs w:val="32"/>
         </w:rPr>
-        <w:t xml:space="preserve"> CHANNEL_ID</w:t>
-      </w:r>
+      </w:pPr>
       <w:r>
         <w:rPr>
           <w:b/>
@@ -4303,23 +4182,64 @@
           <w:sz w:val="32"/>
           <w:szCs w:val="32"/>
         </w:rPr>
-        <w:t xml:space="preserve"> --expires 2d</w:t>
-      </w:r>
-    </w:p>
-    <w:p>
-      <w:pPr>
-        <w:jc w:val="both"/>
-        <w:rPr>
-          <w:sz w:val="32"/>
-          <w:szCs w:val="32"/>
-        </w:rPr>
-      </w:pPr>
-      <w:r>
-        <w:rPr>
-          <w:sz w:val="32"/>
-          <w:szCs w:val="32"/>
-        </w:rPr>
-        <w:t># If we want to delete the preview channel before it expires. First, list all of our active Preview Channels by running this command:</w:t>
+        <w:t>firebase hosting:channel:list</w:t>
+      </w:r>
+    </w:p>
+    <w:p>
+      <w:pPr>
+        <w:jc w:val="both"/>
+        <w:rPr>
+          <w:sz w:val="32"/>
+          <w:szCs w:val="32"/>
+        </w:rPr>
+      </w:pPr>
+      <w:r>
+        <w:rPr>
+          <w:sz w:val="32"/>
+          <w:szCs w:val="32"/>
+        </w:rPr>
+        <w:t xml:space="preserve"># To delete the channel just replace the </w:t>
+      </w:r>
+      <w:r>
+        <w:rPr>
+          <w:b/>
+          <w:bCs/>
+          <w:sz w:val="32"/>
+          <w:szCs w:val="32"/>
+        </w:rPr>
+        <w:t>c</w:t>
+      </w:r>
+      <w:r>
+        <w:rPr>
+          <w:b/>
+          <w:bCs/>
+          <w:sz w:val="32"/>
+          <w:szCs w:val="32"/>
+        </w:rPr>
+        <w:t>hannel_ID</w:t>
+      </w:r>
+      <w:r>
+        <w:rPr>
+          <w:sz w:val="32"/>
+          <w:szCs w:val="32"/>
+        </w:rPr>
+        <w:t xml:space="preserve"> with that ID (</w:t>
+      </w:r>
+      <w:r>
+        <w:rPr>
+          <w:b/>
+          <w:bCs/>
+          <w:sz w:val="32"/>
+          <w:szCs w:val="32"/>
+        </w:rPr>
+        <w:t>live</w:t>
+      </w:r>
+      <w:r>
+        <w:rPr>
+          <w:sz w:val="32"/>
+          <w:szCs w:val="32"/>
+        </w:rPr>
+        <w:t xml:space="preserve"> is the production channel id here) and then confirm yes to delete</w:t>
       </w:r>
     </w:p>
     <w:p>
@@ -4341,159 +4261,8 @@
           <w:sz w:val="32"/>
           <w:szCs w:val="32"/>
         </w:rPr>
-        <w:t xml:space="preserve">firebase </w:t>
-      </w:r>
-      <w:proofErr w:type="spellStart"/>
-      <w:proofErr w:type="gramStart"/>
-      <w:r>
-        <w:rPr>
-          <w:b/>
-          <w:bCs/>
-          <w:color w:val="60CAF3" w:themeColor="accent4" w:themeTint="99"/>
-          <w:sz w:val="32"/>
-          <w:szCs w:val="32"/>
-        </w:rPr>
-        <w:t>hosting:channel</w:t>
-      </w:r>
-      <w:proofErr w:type="gramEnd"/>
-      <w:r>
-        <w:rPr>
-          <w:b/>
-          <w:bCs/>
-          <w:color w:val="60CAF3" w:themeColor="accent4" w:themeTint="99"/>
-          <w:sz w:val="32"/>
-          <w:szCs w:val="32"/>
-        </w:rPr>
-        <w:t>:list</w:t>
-      </w:r>
-      <w:proofErr w:type="spellEnd"/>
-    </w:p>
-    <w:p>
-      <w:pPr>
-        <w:jc w:val="both"/>
-        <w:rPr>
-          <w:sz w:val="32"/>
-          <w:szCs w:val="32"/>
-        </w:rPr>
-      </w:pPr>
-      <w:r>
-        <w:rPr>
-          <w:sz w:val="32"/>
-          <w:szCs w:val="32"/>
-        </w:rPr>
-        <w:t xml:space="preserve"># To delete the channel just replace the </w:t>
-      </w:r>
-      <w:proofErr w:type="spellStart"/>
-      <w:r>
-        <w:rPr>
-          <w:b/>
-          <w:bCs/>
-          <w:sz w:val="32"/>
-          <w:szCs w:val="32"/>
-        </w:rPr>
-        <w:t>c</w:t>
-      </w:r>
-      <w:r>
-        <w:rPr>
-          <w:b/>
-          <w:bCs/>
-          <w:sz w:val="32"/>
-          <w:szCs w:val="32"/>
-        </w:rPr>
-        <w:t>hannel_ID</w:t>
-      </w:r>
-      <w:proofErr w:type="spellEnd"/>
-      <w:r>
-        <w:rPr>
-          <w:sz w:val="32"/>
-          <w:szCs w:val="32"/>
-        </w:rPr>
-        <w:t xml:space="preserve"> with that ID (</w:t>
-      </w:r>
-      <w:r>
-        <w:rPr>
-          <w:b/>
-          <w:bCs/>
-          <w:sz w:val="32"/>
-          <w:szCs w:val="32"/>
-        </w:rPr>
-        <w:t>live</w:t>
-      </w:r>
-      <w:r>
-        <w:rPr>
-          <w:sz w:val="32"/>
-          <w:szCs w:val="32"/>
-        </w:rPr>
-        <w:t xml:space="preserve"> is the production channel id here) and then confirm yes to delete</w:t>
-      </w:r>
-    </w:p>
-    <w:p>
-      <w:pPr>
-        <w:jc w:val="both"/>
-        <w:rPr>
-          <w:b/>
-          <w:bCs/>
-          <w:color w:val="60CAF3" w:themeColor="accent4" w:themeTint="99"/>
-          <w:sz w:val="32"/>
-          <w:szCs w:val="32"/>
-        </w:rPr>
-      </w:pPr>
-      <w:r>
-        <w:rPr>
-          <w:b/>
-          <w:bCs/>
-          <w:color w:val="60CAF3" w:themeColor="accent4" w:themeTint="99"/>
-          <w:sz w:val="32"/>
-          <w:szCs w:val="32"/>
-        </w:rPr>
-        <w:t xml:space="preserve">firebase </w:t>
-      </w:r>
-      <w:proofErr w:type="spellStart"/>
-      <w:proofErr w:type="gramStart"/>
-      <w:r>
-        <w:rPr>
-          <w:b/>
-          <w:bCs/>
-          <w:color w:val="60CAF3" w:themeColor="accent4" w:themeTint="99"/>
-          <w:sz w:val="32"/>
-          <w:szCs w:val="32"/>
-        </w:rPr>
-        <w:t>hosting:channel</w:t>
-      </w:r>
-      <w:proofErr w:type="gramEnd"/>
-      <w:r>
-        <w:rPr>
-          <w:b/>
-          <w:bCs/>
-          <w:color w:val="60CAF3" w:themeColor="accent4" w:themeTint="99"/>
-          <w:sz w:val="32"/>
-          <w:szCs w:val="32"/>
-        </w:rPr>
-        <w:t>:delete</w:t>
-      </w:r>
-      <w:proofErr w:type="spellEnd"/>
-      <w:r>
-        <w:rPr>
-          <w:b/>
-          <w:bCs/>
-          <w:color w:val="60CAF3" w:themeColor="accent4" w:themeTint="99"/>
-          <w:sz w:val="32"/>
-          <w:szCs w:val="32"/>
-        </w:rPr>
-        <w:t xml:space="preserve"> </w:t>
-      </w:r>
-      <w:proofErr w:type="spellStart"/>
-      <w:r>
-        <w:rPr>
-          <w:b/>
-          <w:bCs/>
-          <w:color w:val="60CAF3" w:themeColor="accent4" w:themeTint="99"/>
-          <w:sz w:val="32"/>
-          <w:szCs w:val="32"/>
-        </w:rPr>
-        <w:t>channel_ID</w:t>
-      </w:r>
-      <w:proofErr w:type="spellEnd"/>
+        <w:t>firebase hosting:channel:delete channel_ID</w:t>
+      </w:r>
     </w:p>
     <w:p>
       <w:pPr>
@@ -4836,10 +4605,312 @@
           <w:sz w:val="32"/>
           <w:szCs w:val="32"/>
         </w:rPr>
-        <w:t xml:space="preserve">firebase </w:t>
-      </w:r>
-      <w:proofErr w:type="spellStart"/>
-      <w:r>
+        <w:t>firebase init hosting:github</w:t>
+      </w:r>
+    </w:p>
+    <w:p>
+      <w:pPr>
+        <w:jc w:val="both"/>
+        <w:rPr>
+          <w:sz w:val="32"/>
+          <w:szCs w:val="32"/>
+        </w:rPr>
+      </w:pPr>
+      <w:r>
+        <w:rPr>
+          <w:sz w:val="32"/>
+          <w:szCs w:val="32"/>
+        </w:rPr>
+        <w:t># This is going to open up a wizard</w:t>
+      </w:r>
+    </w:p>
+    <w:p>
+      <w:pPr>
+        <w:jc w:val="both"/>
+        <w:rPr>
+          <w:sz w:val="32"/>
+          <w:szCs w:val="32"/>
+        </w:rPr>
+      </w:pPr>
+    </w:p>
+    <w:p>
+      <w:pPr>
+        <w:jc w:val="both"/>
+        <w:rPr>
+          <w:sz w:val="32"/>
+          <w:szCs w:val="32"/>
+        </w:rPr>
+      </w:pPr>
+      <w:r>
+        <w:rPr>
+          <w:sz w:val="32"/>
+          <w:szCs w:val="32"/>
+        </w:rPr>
+        <w:t>Step-2, Login</w:t>
+      </w:r>
+      <w:r>
+        <w:rPr>
+          <w:sz w:val="32"/>
+          <w:szCs w:val="32"/>
+        </w:rPr>
+        <w:t xml:space="preserve"> &amp;</w:t>
+      </w:r>
+      <w:r>
+        <w:rPr>
+          <w:sz w:val="32"/>
+          <w:szCs w:val="32"/>
+        </w:rPr>
+        <w:t xml:space="preserve"> Repo</w:t>
+      </w:r>
+      <w:r>
+        <w:rPr>
+          <w:sz w:val="32"/>
+          <w:szCs w:val="32"/>
+        </w:rPr>
+        <w:t xml:space="preserve"> Setup</w:t>
+      </w:r>
+      <w:r>
+        <w:rPr>
+          <w:sz w:val="32"/>
+          <w:szCs w:val="32"/>
+        </w:rPr>
+        <w:t>:</w:t>
+      </w:r>
+    </w:p>
+    <w:p>
+      <w:pPr>
+        <w:jc w:val="both"/>
+        <w:rPr>
+          <w:sz w:val="32"/>
+          <w:szCs w:val="32"/>
+        </w:rPr>
+      </w:pPr>
+      <w:r>
+        <w:rPr>
+          <w:sz w:val="32"/>
+          <w:szCs w:val="32"/>
+        </w:rPr>
+        <w:t># It will take us to a browser to login to our</w:t>
+      </w:r>
+      <w:r>
+        <w:rPr>
+          <w:sz w:val="32"/>
+          <w:szCs w:val="32"/>
+        </w:rPr>
+        <w:t xml:space="preserve"> </w:t>
+      </w:r>
+      <w:r>
+        <w:rPr>
+          <w:b/>
+          <w:bCs/>
+          <w:sz w:val="32"/>
+          <w:szCs w:val="32"/>
+        </w:rPr>
+        <w:t>GitHub</w:t>
+      </w:r>
+      <w:r>
+        <w:rPr>
+          <w:sz w:val="32"/>
+          <w:szCs w:val="32"/>
+        </w:rPr>
+        <w:t xml:space="preserve"> account</w:t>
+      </w:r>
+      <w:r>
+        <w:rPr>
+          <w:sz w:val="32"/>
+          <w:szCs w:val="32"/>
+        </w:rPr>
+        <w:t xml:space="preserve">. Then we have to provide the Repo name like </w:t>
+      </w:r>
+      <w:r>
+        <w:rPr>
+          <w:b/>
+          <w:bCs/>
+          <w:sz w:val="32"/>
+          <w:szCs w:val="32"/>
+        </w:rPr>
+        <w:t>user</w:t>
+      </w:r>
+      <w:r>
+        <w:rPr>
+          <w:b/>
+          <w:bCs/>
+          <w:sz w:val="32"/>
+          <w:szCs w:val="32"/>
+        </w:rPr>
+        <w:t>-n</w:t>
+      </w:r>
+      <w:r>
+        <w:rPr>
+          <w:b/>
+          <w:bCs/>
+          <w:sz w:val="32"/>
+          <w:szCs w:val="32"/>
+        </w:rPr>
+        <w:t>ame/repo-name</w:t>
+      </w:r>
+      <w:r>
+        <w:rPr>
+          <w:sz w:val="32"/>
+          <w:szCs w:val="32"/>
+        </w:rPr>
+        <w:t xml:space="preserve"> format,</w:t>
+      </w:r>
+      <w:r>
+        <w:rPr>
+          <w:sz w:val="32"/>
+          <w:szCs w:val="32"/>
+        </w:rPr>
+        <w:t xml:space="preserve"> to set up the workflow for that Repo</w:t>
+      </w:r>
+    </w:p>
+    <w:p>
+      <w:pPr>
+        <w:jc w:val="both"/>
+        <w:rPr>
+          <w:sz w:val="32"/>
+          <w:szCs w:val="32"/>
+        </w:rPr>
+      </w:pPr>
+      <w:r>
+        <w:rPr>
+          <w:sz w:val="32"/>
+          <w:szCs w:val="32"/>
+        </w:rPr>
+        <w:t xml:space="preserve"># Behind the scenes this is going to go out download a service account and upload it to </w:t>
+      </w:r>
+      <w:r>
+        <w:rPr>
+          <w:b/>
+          <w:bCs/>
+          <w:sz w:val="32"/>
+          <w:szCs w:val="32"/>
+        </w:rPr>
+        <w:t>GitHub</w:t>
+      </w:r>
+      <w:r>
+        <w:rPr>
+          <w:sz w:val="32"/>
+          <w:szCs w:val="32"/>
+        </w:rPr>
+        <w:t xml:space="preserve">’s Secret Store so </w:t>
+      </w:r>
+      <w:r>
+        <w:rPr>
+          <w:b/>
+          <w:bCs/>
+          <w:sz w:val="32"/>
+          <w:szCs w:val="32"/>
+        </w:rPr>
+        <w:t xml:space="preserve">GitHub </w:t>
+      </w:r>
+      <w:r>
+        <w:rPr>
+          <w:sz w:val="32"/>
+          <w:szCs w:val="32"/>
+        </w:rPr>
+        <w:t>Actions can deploy on our behalf</w:t>
+      </w:r>
+    </w:p>
+    <w:p>
+      <w:pPr>
+        <w:jc w:val="both"/>
+        <w:rPr>
+          <w:sz w:val="32"/>
+          <w:szCs w:val="32"/>
+        </w:rPr>
+      </w:pPr>
+    </w:p>
+    <w:p>
+      <w:pPr>
+        <w:jc w:val="both"/>
+        <w:rPr>
+          <w:sz w:val="32"/>
+          <w:szCs w:val="32"/>
+        </w:rPr>
+      </w:pPr>
+      <w:r>
+        <w:rPr>
+          <w:sz w:val="32"/>
+          <w:szCs w:val="32"/>
+        </w:rPr>
+        <w:t>Step-3, Specify Build Scripts:</w:t>
+      </w:r>
+    </w:p>
+    <w:p>
+      <w:pPr>
+        <w:jc w:val="both"/>
+        <w:rPr>
+          <w:sz w:val="32"/>
+          <w:szCs w:val="32"/>
+        </w:rPr>
+      </w:pPr>
+      <w:r>
+        <w:rPr>
+          <w:sz w:val="32"/>
+          <w:szCs w:val="32"/>
+        </w:rPr>
+        <w:t># Now it’s going to ask us</w:t>
+      </w:r>
+      <w:r>
+        <w:rPr>
+          <w:sz w:val="32"/>
+          <w:szCs w:val="32"/>
+        </w:rPr>
+        <w:t xml:space="preserve"> if it has to run a build script on the workflow, type Yes.</w:t>
+      </w:r>
+    </w:p>
+    <w:p>
+      <w:pPr>
+        <w:jc w:val="both"/>
+        <w:rPr>
+          <w:sz w:val="32"/>
+          <w:szCs w:val="32"/>
+        </w:rPr>
+      </w:pPr>
+      <w:r>
+        <w:rPr>
+          <w:sz w:val="32"/>
+          <w:szCs w:val="32"/>
+        </w:rPr>
+        <w:t xml:space="preserve"># Then its going to ask us “what script should be run before every deploy” for Flutter it will be </w:t>
+      </w:r>
+      <w:r>
+        <w:rPr>
+          <w:b/>
+          <w:bCs/>
+          <w:sz w:val="32"/>
+          <w:szCs w:val="32"/>
+        </w:rPr>
+        <w:t xml:space="preserve">flutter pub get </w:t>
+      </w:r>
+      <w:r>
+        <w:rPr>
+          <w:sz w:val="32"/>
+          <w:szCs w:val="32"/>
+        </w:rPr>
+        <w:t>to get all dependencies and then</w:t>
+      </w:r>
+      <w:r>
+        <w:rPr>
+          <w:b/>
+          <w:bCs/>
+          <w:sz w:val="32"/>
+          <w:szCs w:val="32"/>
+        </w:rPr>
+        <w:t xml:space="preserve"> flutter build web</w:t>
+      </w:r>
+      <w:r>
+        <w:rPr>
+          <w:sz w:val="32"/>
+          <w:szCs w:val="32"/>
+        </w:rPr>
+        <w:t xml:space="preserve"> for building the website:</w:t>
+      </w:r>
+    </w:p>
+    <w:p>
+      <w:pPr>
+        <w:jc w:val="both"/>
         <w:rPr>
           <w:b/>
           <w:bCs/>
@@ -4847,9 +4918,7 @@
           <w:sz w:val="32"/>
           <w:szCs w:val="32"/>
         </w:rPr>
-        <w:t>init</w:t>
-      </w:r>
-      <w:proofErr w:type="spellEnd"/>
+      </w:pPr>
       <w:r>
         <w:rPr>
           <w:b/>
@@ -4858,11 +4927,1598 @@
           <w:sz w:val="32"/>
           <w:szCs w:val="32"/>
         </w:rPr>
+        <w:t>flutter pub get &amp;&amp; flutter web build --release</w:t>
+      </w:r>
+    </w:p>
+    <w:p>
+      <w:pPr>
+        <w:jc w:val="both"/>
+        <w:rPr>
+          <w:sz w:val="32"/>
+          <w:szCs w:val="32"/>
+        </w:rPr>
+      </w:pPr>
+      <w:r>
+        <w:rPr>
+          <w:sz w:val="32"/>
+          <w:szCs w:val="32"/>
+        </w:rPr>
+        <w:t xml:space="preserve"># We can also add </w:t>
+      </w:r>
+      <w:r>
+        <w:rPr>
+          <w:b/>
+          <w:bCs/>
+          <w:sz w:val="32"/>
+          <w:szCs w:val="32"/>
+        </w:rPr>
+        <w:t>flutter analyze</w:t>
+      </w:r>
+      <w:r>
+        <w:rPr>
+          <w:sz w:val="32"/>
+          <w:szCs w:val="32"/>
+        </w:rPr>
+        <w:t xml:space="preserve"> and </w:t>
+      </w:r>
+      <w:r>
+        <w:rPr>
+          <w:b/>
+          <w:bCs/>
+          <w:sz w:val="32"/>
+          <w:szCs w:val="32"/>
+        </w:rPr>
+        <w:t>flutter test</w:t>
+      </w:r>
+      <w:r>
+        <w:rPr>
+          <w:sz w:val="32"/>
+          <w:szCs w:val="32"/>
+        </w:rPr>
+        <w:t xml:space="preserve"> for running automated tests. For Next.js it will be:</w:t>
+      </w:r>
+    </w:p>
+    <w:p>
+      <w:pPr>
+        <w:jc w:val="both"/>
+        <w:rPr>
+          <w:b/>
+          <w:bCs/>
+          <w:color w:val="60CAF3" w:themeColor="accent4" w:themeTint="99"/>
+          <w:sz w:val="32"/>
+          <w:szCs w:val="32"/>
+        </w:rPr>
+      </w:pPr>
+      <w:r>
+        <w:rPr>
+          <w:b/>
+          <w:bCs/>
+          <w:color w:val="60CAF3" w:themeColor="accent4" w:themeTint="99"/>
+          <w:sz w:val="32"/>
+          <w:szCs w:val="32"/>
+        </w:rPr>
+        <w:t>npm ci &amp;&amp; npm run build</w:t>
+      </w:r>
+    </w:p>
+    <w:p>
+      <w:pPr>
+        <w:jc w:val="both"/>
+        <w:rPr>
+          <w:sz w:val="32"/>
+          <w:szCs w:val="32"/>
+        </w:rPr>
+      </w:pPr>
+      <w:r>
+        <w:rPr>
+          <w:sz w:val="32"/>
+          <w:szCs w:val="32"/>
+        </w:rPr>
+        <w:t># These commands will vary from workflow to workflow</w:t>
+      </w:r>
+    </w:p>
+    <w:p>
+      <w:pPr>
+        <w:jc w:val="both"/>
+        <w:rPr>
+          <w:sz w:val="32"/>
+          <w:szCs w:val="32"/>
+        </w:rPr>
+      </w:pPr>
+    </w:p>
+    <w:p>
+      <w:pPr>
+        <w:jc w:val="both"/>
+        <w:rPr>
+          <w:sz w:val="32"/>
+          <w:szCs w:val="32"/>
+        </w:rPr>
+      </w:pPr>
+      <w:r>
+        <w:rPr>
+          <w:sz w:val="32"/>
+          <w:szCs w:val="32"/>
+        </w:rPr>
+        <w:t xml:space="preserve">Step-4, </w:t>
+      </w:r>
+      <w:r>
+        <w:rPr>
+          <w:sz w:val="32"/>
+          <w:szCs w:val="32"/>
+        </w:rPr>
+        <w:t>Workflow</w:t>
+      </w:r>
+      <w:r>
+        <w:rPr>
+          <w:sz w:val="32"/>
+          <w:szCs w:val="32"/>
+        </w:rPr>
+        <w:t xml:space="preserve"> set up:</w:t>
+      </w:r>
+    </w:p>
+    <w:p>
+      <w:pPr>
+        <w:jc w:val="both"/>
+        <w:rPr>
+          <w:sz w:val="32"/>
+          <w:szCs w:val="32"/>
+        </w:rPr>
+      </w:pPr>
+      <w:r>
+        <w:rPr>
+          <w:sz w:val="32"/>
+          <w:szCs w:val="32"/>
+        </w:rPr>
+        <w:t># The it will ask us if we want to setup a deploy</w:t>
+      </w:r>
+      <w:r>
+        <w:rPr>
+          <w:sz w:val="32"/>
+          <w:szCs w:val="32"/>
+        </w:rPr>
+        <w:t xml:space="preserve">ment to the </w:t>
+      </w:r>
+      <w:r>
+        <w:rPr>
+          <w:b/>
+          <w:bCs/>
+          <w:sz w:val="32"/>
+          <w:szCs w:val="32"/>
+        </w:rPr>
+        <w:t>live</w:t>
+      </w:r>
+      <w:r>
+        <w:rPr>
+          <w:sz w:val="32"/>
+          <w:szCs w:val="32"/>
+        </w:rPr>
+        <w:t xml:space="preserve"> Channel (Production) when a PR is merged, type Yes. If the PR is approved merge it, and deploy the new updated website to </w:t>
+      </w:r>
+      <w:r>
+        <w:rPr>
+          <w:b/>
+          <w:bCs/>
+          <w:sz w:val="32"/>
+          <w:szCs w:val="32"/>
+        </w:rPr>
+        <w:t>live</w:t>
+      </w:r>
+      <w:r>
+        <w:rPr>
+          <w:sz w:val="32"/>
+          <w:szCs w:val="32"/>
+        </w:rPr>
+        <w:t xml:space="preserve"> Channel which is Production. We can also set it to No if we want to manually verify before deploying.</w:t>
+      </w:r>
+    </w:p>
+    <w:p>
+      <w:pPr>
+        <w:jc w:val="both"/>
+        <w:rPr>
+          <w:sz w:val="32"/>
+          <w:szCs w:val="32"/>
+        </w:rPr>
+      </w:pPr>
+      <w:r>
+        <w:rPr>
+          <w:sz w:val="32"/>
+          <w:szCs w:val="32"/>
+        </w:rPr>
+        <w:t xml:space="preserve"># Then its going to ask us what Branch which is connected with our </w:t>
+      </w:r>
+      <w:r>
+        <w:rPr>
+          <w:b/>
+          <w:bCs/>
+          <w:sz w:val="32"/>
+          <w:szCs w:val="32"/>
+        </w:rPr>
+        <w:t>live</w:t>
+      </w:r>
+      <w:r>
+        <w:rPr>
+          <w:sz w:val="32"/>
+          <w:szCs w:val="32"/>
+        </w:rPr>
+        <w:t xml:space="preserve"> Channel, type </w:t>
+      </w:r>
+      <w:r>
+        <w:rPr>
+          <w:b/>
+          <w:bCs/>
+          <w:sz w:val="32"/>
+          <w:szCs w:val="32"/>
+        </w:rPr>
+        <w:t>main</w:t>
+      </w:r>
+      <w:r>
+        <w:rPr>
+          <w:sz w:val="32"/>
+          <w:szCs w:val="32"/>
+        </w:rPr>
+        <w:t xml:space="preserve"> (default for most cases)</w:t>
+      </w:r>
+    </w:p>
+    <w:p>
+      <w:pPr>
+        <w:jc w:val="both"/>
+        <w:rPr>
+          <w:sz w:val="32"/>
+          <w:szCs w:val="32"/>
+        </w:rPr>
+      </w:pPr>
+      <w:r>
+        <w:rPr>
+          <w:sz w:val="32"/>
+          <w:szCs w:val="32"/>
+        </w:rPr>
+        <w:t xml:space="preserve"># Then </w:t>
+      </w:r>
+      <w:r>
+        <w:rPr>
+          <w:b/>
+          <w:bCs/>
+          <w:sz w:val="32"/>
+          <w:szCs w:val="32"/>
+        </w:rPr>
+        <w:t>Firebase</w:t>
+      </w:r>
+      <w:r>
+        <w:rPr>
+          <w:sz w:val="32"/>
+          <w:szCs w:val="32"/>
+        </w:rPr>
+        <w:t xml:space="preserve"> CLI will generate a</w:t>
+      </w:r>
+      <w:r>
+        <w:rPr>
+          <w:sz w:val="32"/>
+          <w:szCs w:val="32"/>
+        </w:rPr>
         <w:t xml:space="preserve"> </w:t>
       </w:r>
-      <w:proofErr w:type="spellStart"/>
-      <w:proofErr w:type="gramStart"/>
-      <w:r>
+      <w:r>
+        <w:rPr>
+          <w:b/>
+          <w:bCs/>
+          <w:sz w:val="32"/>
+          <w:szCs w:val="32"/>
+        </w:rPr>
+        <w:t>.github</w:t>
+      </w:r>
+      <w:r>
+        <w:rPr>
+          <w:sz w:val="32"/>
+          <w:szCs w:val="32"/>
+        </w:rPr>
+        <w:t xml:space="preserve"> folder with two workflow YAML files in it. One for when a merge happens to the main branch and one on a Pull-Request</w:t>
+      </w:r>
+      <w:r>
+        <w:rPr>
+          <w:sz w:val="32"/>
+          <w:szCs w:val="32"/>
+        </w:rPr>
+        <w:t>.</w:t>
+      </w:r>
+    </w:p>
+    <w:p>
+      <w:pPr>
+        <w:jc w:val="both"/>
+        <w:rPr>
+          <w:sz w:val="32"/>
+          <w:szCs w:val="32"/>
+        </w:rPr>
+      </w:pPr>
+      <w:r>
+        <w:rPr>
+          <w:sz w:val="32"/>
+          <w:szCs w:val="32"/>
+        </w:rPr>
+        <w:t xml:space="preserve"># These YAML files will be managed by </w:t>
+      </w:r>
+      <w:r>
+        <w:rPr>
+          <w:b/>
+          <w:bCs/>
+          <w:sz w:val="32"/>
+          <w:szCs w:val="32"/>
+        </w:rPr>
+        <w:t>Firebase</w:t>
+      </w:r>
+      <w:r>
+        <w:rPr>
+          <w:sz w:val="32"/>
+          <w:szCs w:val="32"/>
+        </w:rPr>
+        <w:t xml:space="preserve"> CLI though we can edit </w:t>
+      </w:r>
+      <w:r>
+        <w:rPr>
+          <w:b/>
+          <w:bCs/>
+          <w:sz w:val="32"/>
+          <w:szCs w:val="32"/>
+        </w:rPr>
+        <w:t>run:</w:t>
+      </w:r>
+      <w:r>
+        <w:rPr>
+          <w:sz w:val="32"/>
+          <w:szCs w:val="32"/>
+        </w:rPr>
+        <w:t xml:space="preserve"> and add more build-scripts like </w:t>
+      </w:r>
+      <w:r>
+        <w:rPr>
+          <w:b/>
+          <w:bCs/>
+          <w:sz w:val="32"/>
+          <w:szCs w:val="32"/>
+        </w:rPr>
+        <w:t>flutter test</w:t>
+      </w:r>
+    </w:p>
+    <w:p>
+      <w:pPr>
+        <w:jc w:val="both"/>
+        <w:rPr>
+          <w:b/>
+          <w:bCs/>
+          <w:sz w:val="32"/>
+          <w:szCs w:val="32"/>
+        </w:rPr>
+      </w:pPr>
+    </w:p>
+    <w:p>
+      <w:pPr>
+        <w:jc w:val="both"/>
+        <w:rPr>
+          <w:sz w:val="32"/>
+          <w:szCs w:val="32"/>
+        </w:rPr>
+      </w:pPr>
+      <w:r>
+        <w:rPr>
+          <w:b/>
+          <w:bCs/>
+          <w:sz w:val="32"/>
+          <w:szCs w:val="32"/>
+        </w:rPr>
+        <w:t>NOTE:</w:t>
+      </w:r>
+      <w:r>
+        <w:rPr>
+          <w:sz w:val="32"/>
+          <w:szCs w:val="32"/>
+        </w:rPr>
+        <w:t xml:space="preserve"> Specially for </w:t>
+      </w:r>
+      <w:r>
+        <w:rPr>
+          <w:b/>
+          <w:bCs/>
+          <w:sz w:val="32"/>
+          <w:szCs w:val="32"/>
+        </w:rPr>
+        <w:t>Flutter</w:t>
+      </w:r>
+      <w:r>
+        <w:rPr>
+          <w:sz w:val="32"/>
+          <w:szCs w:val="32"/>
+        </w:rPr>
+        <w:t xml:space="preserve"> after two </w:t>
+      </w:r>
+      <w:r>
+        <w:rPr>
+          <w:b/>
+          <w:bCs/>
+          <w:sz w:val="32"/>
+          <w:szCs w:val="32"/>
+        </w:rPr>
+        <w:t>GitHub</w:t>
+      </w:r>
+      <w:r>
+        <w:rPr>
+          <w:sz w:val="32"/>
+          <w:szCs w:val="32"/>
+        </w:rPr>
+        <w:t xml:space="preserve"> Action workflow files (YML) has been set up</w:t>
+      </w:r>
+    </w:p>
+    <w:p>
+      <w:pPr>
+        <w:jc w:val="both"/>
+        <w:rPr>
+          <w:sz w:val="32"/>
+          <w:szCs w:val="32"/>
+        </w:rPr>
+      </w:pPr>
+      <w:r>
+        <w:rPr>
+          <w:sz w:val="32"/>
+          <w:szCs w:val="32"/>
+        </w:rPr>
+        <w:t xml:space="preserve"># We have to add these lines after </w:t>
+      </w:r>
+      <w:r>
+        <w:rPr>
+          <w:b/>
+          <w:bCs/>
+          <w:sz w:val="32"/>
+          <w:szCs w:val="32"/>
+        </w:rPr>
+        <w:t>uses: actions/checkout@v4</w:t>
+      </w:r>
+      <w:r>
+        <w:rPr>
+          <w:sz w:val="32"/>
+          <w:szCs w:val="32"/>
+        </w:rPr>
+        <w:t xml:space="preserve"> and before the </w:t>
+      </w:r>
+      <w:r>
+        <w:rPr>
+          <w:b/>
+          <w:bCs/>
+          <w:sz w:val="32"/>
+          <w:szCs w:val="32"/>
+        </w:rPr>
+        <w:t>run:</w:t>
+      </w:r>
+      <w:r>
+        <w:rPr>
+          <w:sz w:val="32"/>
+          <w:szCs w:val="32"/>
+        </w:rPr>
+        <w:t xml:space="preserve"> (</w:t>
+      </w:r>
+      <w:r>
+        <w:rPr>
+          <w:b/>
+          <w:bCs/>
+          <w:sz w:val="32"/>
+          <w:szCs w:val="32"/>
+        </w:rPr>
+        <w:t>flutter pub get &amp;&amp; flutter build web --release</w:t>
+      </w:r>
+      <w:r>
+        <w:rPr>
+          <w:sz w:val="32"/>
+          <w:szCs w:val="32"/>
+        </w:rPr>
+        <w:t>)</w:t>
+      </w:r>
+    </w:p>
+    <w:p>
+      <w:pPr>
+        <w:jc w:val="both"/>
+        <w:rPr>
+          <w:sz w:val="32"/>
+          <w:szCs w:val="32"/>
+        </w:rPr>
+      </w:pPr>
+      <w:r>
+        <w:rPr>
+          <w:sz w:val="32"/>
+          <w:szCs w:val="32"/>
+        </w:rPr>
+        <w:t xml:space="preserve"># Otherwise, it will show error saying </w:t>
+      </w:r>
+      <w:r>
+        <w:rPr>
+          <w:b/>
+          <w:bCs/>
+          <w:sz w:val="32"/>
+          <w:szCs w:val="32"/>
+        </w:rPr>
+        <w:t>Flutter</w:t>
+      </w:r>
+      <w:r>
+        <w:rPr>
+          <w:sz w:val="32"/>
+          <w:szCs w:val="32"/>
+        </w:rPr>
+        <w:t xml:space="preserve"> command is not recognized. And set the</w:t>
+      </w:r>
+      <w:r>
+        <w:rPr>
+          <w:b/>
+          <w:bCs/>
+          <w:sz w:val="32"/>
+          <w:szCs w:val="32"/>
+        </w:rPr>
+        <w:t xml:space="preserve"> Flutter</w:t>
+      </w:r>
+      <w:r>
+        <w:rPr>
+          <w:sz w:val="32"/>
+          <w:szCs w:val="32"/>
+        </w:rPr>
+        <w:t xml:space="preserve"> version to the current version used in our project. Do this for both YML files.</w:t>
+      </w:r>
+    </w:p>
+    <w:p>
+      <w:pPr>
+        <w:jc w:val="both"/>
+        <w:rPr>
+          <w:b/>
+          <w:bCs/>
+          <w:color w:val="D86DCB" w:themeColor="accent5" w:themeTint="99"/>
+          <w:sz w:val="32"/>
+          <w:szCs w:val="32"/>
+        </w:rPr>
+      </w:pPr>
+      <w:r>
+        <w:rPr>
+          <w:b/>
+          <w:bCs/>
+          <w:color w:val="D86DCB" w:themeColor="accent5" w:themeTint="99"/>
+          <w:sz w:val="32"/>
+          <w:szCs w:val="32"/>
+        </w:rPr>
+        <w:t xml:space="preserve">    …</w:t>
+      </w:r>
+    </w:p>
+    <w:p>
+      <w:pPr>
+        <w:jc w:val="both"/>
+        <w:rPr>
+          <w:b/>
+          <w:bCs/>
+          <w:color w:val="D86DCB" w:themeColor="accent5" w:themeTint="99"/>
+          <w:sz w:val="32"/>
+          <w:szCs w:val="32"/>
+        </w:rPr>
+      </w:pPr>
+      <w:r>
+        <w:rPr>
+          <w:b/>
+          <w:bCs/>
+          <w:color w:val="D86DCB" w:themeColor="accent5" w:themeTint="99"/>
+          <w:sz w:val="32"/>
+          <w:szCs w:val="32"/>
+        </w:rPr>
+        <w:t xml:space="preserve">    steps:</w:t>
+      </w:r>
+    </w:p>
+    <w:p>
+      <w:pPr>
+        <w:jc w:val="both"/>
+        <w:rPr>
+          <w:b/>
+          <w:bCs/>
+          <w:color w:val="D86DCB" w:themeColor="accent5" w:themeTint="99"/>
+          <w:sz w:val="32"/>
+          <w:szCs w:val="32"/>
+        </w:rPr>
+      </w:pPr>
+      <w:r>
+        <w:rPr>
+          <w:b/>
+          <w:bCs/>
+          <w:color w:val="D86DCB" w:themeColor="accent5" w:themeTint="99"/>
+          <w:sz w:val="32"/>
+          <w:szCs w:val="32"/>
+        </w:rPr>
+        <w:t xml:space="preserve">      - uses: actions/checkout@v4</w:t>
+      </w:r>
+    </w:p>
+    <w:p>
+      <w:pPr>
+        <w:jc w:val="both"/>
+        <w:rPr>
+          <w:b/>
+          <w:bCs/>
+          <w:color w:val="D86DCB" w:themeColor="accent5" w:themeTint="99"/>
+          <w:sz w:val="32"/>
+          <w:szCs w:val="32"/>
+        </w:rPr>
+      </w:pPr>
+      <w:r>
+        <w:rPr>
+          <w:b/>
+          <w:bCs/>
+          <w:color w:val="D86DCB" w:themeColor="accent5" w:themeTint="99"/>
+          <w:sz w:val="32"/>
+          <w:szCs w:val="32"/>
+        </w:rPr>
+        <w:lastRenderedPageBreak/>
+        <w:t xml:space="preserve">      - uses: subosito/flutter-action@v2</w:t>
+      </w:r>
+    </w:p>
+    <w:p>
+      <w:pPr>
+        <w:jc w:val="both"/>
+        <w:rPr>
+          <w:b/>
+          <w:bCs/>
+          <w:color w:val="D86DCB" w:themeColor="accent5" w:themeTint="99"/>
+          <w:sz w:val="32"/>
+          <w:szCs w:val="32"/>
+        </w:rPr>
+      </w:pPr>
+      <w:r>
+        <w:rPr>
+          <w:b/>
+          <w:bCs/>
+          <w:color w:val="D86DCB" w:themeColor="accent5" w:themeTint="99"/>
+          <w:sz w:val="32"/>
+          <w:szCs w:val="32"/>
+        </w:rPr>
+        <w:t xml:space="preserve">        with:</w:t>
+      </w:r>
+    </w:p>
+    <w:p>
+      <w:pPr>
+        <w:jc w:val="both"/>
+        <w:rPr>
+          <w:b/>
+          <w:bCs/>
+          <w:color w:val="D86DCB" w:themeColor="accent5" w:themeTint="99"/>
+          <w:sz w:val="32"/>
+          <w:szCs w:val="32"/>
+        </w:rPr>
+      </w:pPr>
+      <w:r>
+        <w:rPr>
+          <w:b/>
+          <w:bCs/>
+          <w:color w:val="D86DCB" w:themeColor="accent5" w:themeTint="99"/>
+          <w:sz w:val="32"/>
+          <w:szCs w:val="32"/>
+        </w:rPr>
+        <w:t xml:space="preserve">          flutter-version: "3.44.2" # our current flutter version for this project</w:t>
+      </w:r>
+    </w:p>
+    <w:p>
+      <w:pPr>
+        <w:jc w:val="both"/>
+        <w:rPr>
+          <w:b/>
+          <w:bCs/>
+          <w:color w:val="D86DCB" w:themeColor="accent5" w:themeTint="99"/>
+          <w:sz w:val="32"/>
+          <w:szCs w:val="32"/>
+        </w:rPr>
+      </w:pPr>
+      <w:r>
+        <w:rPr>
+          <w:b/>
+          <w:bCs/>
+          <w:color w:val="D86DCB" w:themeColor="accent5" w:themeTint="99"/>
+          <w:sz w:val="32"/>
+          <w:szCs w:val="32"/>
+        </w:rPr>
+        <w:t xml:space="preserve">          channel: stable</w:t>
+      </w:r>
+    </w:p>
+    <w:p>
+      <w:pPr>
+        <w:jc w:val="both"/>
+        <w:rPr>
+          <w:b/>
+          <w:bCs/>
+          <w:color w:val="D86DCB" w:themeColor="accent5" w:themeTint="99"/>
+          <w:sz w:val="32"/>
+          <w:szCs w:val="32"/>
+        </w:rPr>
+      </w:pPr>
+      <w:r>
+        <w:rPr>
+          <w:b/>
+          <w:bCs/>
+          <w:color w:val="D86DCB" w:themeColor="accent5" w:themeTint="99"/>
+          <w:sz w:val="32"/>
+          <w:szCs w:val="32"/>
+        </w:rPr>
+        <w:t xml:space="preserve">      - run: flutter pub get &amp;&amp; flutter build web --release</w:t>
+      </w:r>
+    </w:p>
+    <w:p>
+      <w:pPr>
+        <w:jc w:val="both"/>
+        <w:rPr>
+          <w:b/>
+          <w:bCs/>
+          <w:color w:val="D86DCB" w:themeColor="accent5" w:themeTint="99"/>
+          <w:sz w:val="32"/>
+          <w:szCs w:val="32"/>
+        </w:rPr>
+      </w:pPr>
+      <w:r>
+        <w:rPr>
+          <w:b/>
+          <w:bCs/>
+          <w:color w:val="D86DCB" w:themeColor="accent5" w:themeTint="99"/>
+          <w:sz w:val="32"/>
+          <w:szCs w:val="32"/>
+        </w:rPr>
+        <w:t xml:space="preserve">      - uses: …</w:t>
+      </w:r>
+    </w:p>
+    <w:p>
+      <w:pPr>
+        <w:jc w:val="both"/>
+        <w:rPr>
+          <w:b/>
+          <w:bCs/>
+          <w:color w:val="D86DCB" w:themeColor="accent5" w:themeTint="99"/>
+          <w:sz w:val="32"/>
+          <w:szCs w:val="32"/>
+        </w:rPr>
+      </w:pPr>
+      <w:r>
+        <w:rPr>
+          <w:b/>
+          <w:bCs/>
+          <w:color w:val="D86DCB" w:themeColor="accent5" w:themeTint="99"/>
+          <w:sz w:val="32"/>
+          <w:szCs w:val="32"/>
+        </w:rPr>
+        <w:t xml:space="preserve">      …</w:t>
+      </w:r>
+    </w:p>
+    <w:p>
+      <w:pPr>
+        <w:jc w:val="both"/>
+        <w:rPr>
+          <w:sz w:val="32"/>
+          <w:szCs w:val="32"/>
+        </w:rPr>
+      </w:pPr>
+    </w:p>
+    <w:p>
+      <w:pPr>
+        <w:jc w:val="both"/>
+        <w:rPr>
+          <w:sz w:val="32"/>
+          <w:szCs w:val="32"/>
+        </w:rPr>
+      </w:pPr>
+      <w:r>
+        <w:rPr>
+          <w:sz w:val="32"/>
+          <w:szCs w:val="32"/>
+        </w:rPr>
+        <w:t>Step-5, Open PR:</w:t>
+      </w:r>
+    </w:p>
+    <w:p>
+      <w:pPr>
+        <w:jc w:val="both"/>
+        <w:rPr>
+          <w:sz w:val="32"/>
+          <w:szCs w:val="32"/>
+        </w:rPr>
+      </w:pPr>
+      <w:r>
+        <w:rPr>
+          <w:sz w:val="32"/>
+          <w:szCs w:val="32"/>
+        </w:rPr>
+        <w:t># Then make some code changes, commit and push the</w:t>
+      </w:r>
+      <w:r>
+        <w:rPr>
+          <w:b/>
+          <w:bCs/>
+          <w:sz w:val="32"/>
+          <w:szCs w:val="32"/>
+        </w:rPr>
+        <w:t xml:space="preserve"> next</w:t>
+      </w:r>
+      <w:r>
+        <w:rPr>
+          <w:sz w:val="32"/>
+          <w:szCs w:val="32"/>
+        </w:rPr>
+        <w:t xml:space="preserve"> branch to </w:t>
+      </w:r>
+      <w:r>
+        <w:rPr>
+          <w:b/>
+          <w:bCs/>
+          <w:sz w:val="32"/>
+          <w:szCs w:val="32"/>
+        </w:rPr>
+        <w:t>GitHub</w:t>
+      </w:r>
+      <w:r>
+        <w:rPr>
+          <w:sz w:val="32"/>
+          <w:szCs w:val="32"/>
+        </w:rPr>
+        <w:t xml:space="preserve">. After that open a PR by clicking on </w:t>
+      </w:r>
+      <w:r>
+        <w:rPr>
+          <w:b/>
+          <w:bCs/>
+          <w:sz w:val="32"/>
+          <w:szCs w:val="32"/>
+        </w:rPr>
+        <w:t>Compare &amp; Pull Request</w:t>
+      </w:r>
+    </w:p>
+    <w:p>
+      <w:pPr>
+        <w:jc w:val="both"/>
+        <w:rPr>
+          <w:sz w:val="32"/>
+          <w:szCs w:val="32"/>
+        </w:rPr>
+      </w:pPr>
+      <w:r>
+        <w:rPr>
+          <w:sz w:val="32"/>
+          <w:szCs w:val="32"/>
+        </w:rPr>
+        <w:t xml:space="preserve"># After creating a Pull-Request it’ll run some checks (basically the Pull-Request workflow) showing a yellow-circle. By clicking on the </w:t>
+      </w:r>
+      <w:r>
+        <w:rPr>
+          <w:b/>
+          <w:bCs/>
+          <w:sz w:val="32"/>
+          <w:szCs w:val="32"/>
+        </w:rPr>
+        <w:t>details,</w:t>
+      </w:r>
+      <w:r>
+        <w:rPr>
+          <w:b/>
+          <w:bCs/>
+          <w:sz w:val="32"/>
+          <w:szCs w:val="32"/>
+        </w:rPr>
+        <w:t xml:space="preserve"> </w:t>
+      </w:r>
+      <w:r>
+        <w:rPr>
+          <w:sz w:val="32"/>
+          <w:szCs w:val="32"/>
+        </w:rPr>
+        <w:t xml:space="preserve">it’ll take us to the </w:t>
+      </w:r>
+      <w:r>
+        <w:rPr>
+          <w:b/>
+          <w:bCs/>
+          <w:sz w:val="32"/>
+          <w:szCs w:val="32"/>
+        </w:rPr>
+        <w:t>GitHub</w:t>
+      </w:r>
+      <w:r>
+        <w:rPr>
+          <w:sz w:val="32"/>
+          <w:szCs w:val="32"/>
+        </w:rPr>
+        <w:t xml:space="preserve"> Actions Section where we can see the actions or build-scripts specified before are running</w:t>
+      </w:r>
+    </w:p>
+    <w:p>
+      <w:pPr>
+        <w:jc w:val="both"/>
+        <w:rPr>
+          <w:sz w:val="32"/>
+          <w:szCs w:val="32"/>
+        </w:rPr>
+      </w:pPr>
+      <w:r>
+        <w:rPr>
+          <w:sz w:val="32"/>
+          <w:szCs w:val="32"/>
+        </w:rPr>
+        <w:t># It’ll run through all the steps and once done, it’ll deploy it to the Preview Channel. And by going back to the Pull-Request we can see there is a comment from the</w:t>
+      </w:r>
+      <w:r>
+        <w:rPr>
+          <w:b/>
+          <w:bCs/>
+          <w:sz w:val="32"/>
+          <w:szCs w:val="32"/>
+        </w:rPr>
+        <w:t xml:space="preserve"> GitHub</w:t>
+      </w:r>
+      <w:r>
+        <w:rPr>
+          <w:sz w:val="32"/>
+          <w:szCs w:val="32"/>
+        </w:rPr>
+        <w:t xml:space="preserve"> Actions Bot with </w:t>
+      </w:r>
+      <w:r>
+        <w:rPr>
+          <w:sz w:val="32"/>
+          <w:szCs w:val="32"/>
+        </w:rPr>
+        <w:t>our generated URL for the Preview Channel. By going to that link, we can see the new updated preview of the website and by default Preview Channel is set to expire after 7 days</w:t>
+      </w:r>
+    </w:p>
+    <w:p>
+      <w:pPr>
+        <w:jc w:val="both"/>
+        <w:rPr>
+          <w:sz w:val="32"/>
+          <w:szCs w:val="32"/>
+        </w:rPr>
+      </w:pPr>
+    </w:p>
+    <w:p>
+      <w:pPr>
+        <w:jc w:val="both"/>
+        <w:rPr>
+          <w:sz w:val="32"/>
+          <w:szCs w:val="32"/>
+        </w:rPr>
+      </w:pPr>
+      <w:r>
+        <w:rPr>
+          <w:sz w:val="32"/>
+          <w:szCs w:val="32"/>
+        </w:rPr>
+        <w:t>Step-6, Merge with main:</w:t>
+      </w:r>
+    </w:p>
+    <w:p>
+      <w:pPr>
+        <w:jc w:val="both"/>
+        <w:rPr>
+          <w:sz w:val="32"/>
+          <w:szCs w:val="32"/>
+        </w:rPr>
+      </w:pPr>
+      <w:r>
+        <w:rPr>
+          <w:sz w:val="32"/>
+          <w:szCs w:val="32"/>
+        </w:rPr>
+        <w:lastRenderedPageBreak/>
+        <w:t xml:space="preserve"># When we merge the PR with </w:t>
+      </w:r>
+      <w:r>
+        <w:rPr>
+          <w:b/>
+          <w:bCs/>
+          <w:sz w:val="32"/>
+          <w:szCs w:val="32"/>
+        </w:rPr>
+        <w:t>main</w:t>
+      </w:r>
+      <w:r>
+        <w:rPr>
+          <w:sz w:val="32"/>
+          <w:szCs w:val="32"/>
+        </w:rPr>
+        <w:t xml:space="preserve"> branch and delete the </w:t>
+      </w:r>
+      <w:r>
+        <w:rPr>
+          <w:b/>
+          <w:bCs/>
+          <w:sz w:val="32"/>
+          <w:szCs w:val="32"/>
+        </w:rPr>
+        <w:t>next</w:t>
+      </w:r>
+      <w:r>
+        <w:rPr>
+          <w:sz w:val="32"/>
+          <w:szCs w:val="32"/>
+        </w:rPr>
+        <w:t xml:space="preserve"> branch. We’ll see in the main page of the repo a tiny yellow dot by clicking on it we see Merge Workflow or Action (build-scripts) or checks is running and after successfully running all checks it’s going to deploy to our </w:t>
+      </w:r>
+      <w:r>
+        <w:rPr>
+          <w:b/>
+          <w:bCs/>
+          <w:sz w:val="32"/>
+          <w:szCs w:val="32"/>
+        </w:rPr>
+        <w:t>live</w:t>
+      </w:r>
+      <w:r>
+        <w:rPr>
+          <w:sz w:val="32"/>
+          <w:szCs w:val="32"/>
+        </w:rPr>
+        <w:t xml:space="preserve"> Channel which is Production</w:t>
+      </w:r>
+    </w:p>
+    <w:p>
+      <w:pPr>
+        <w:jc w:val="both"/>
+        <w:rPr>
+          <w:sz w:val="32"/>
+          <w:szCs w:val="32"/>
+        </w:rPr>
+      </w:pPr>
+      <w:r>
+        <w:rPr>
+          <w:sz w:val="32"/>
+          <w:szCs w:val="32"/>
+        </w:rPr>
+        <w:t xml:space="preserve"># And updated website will be available in the </w:t>
+      </w:r>
+      <w:r>
+        <w:rPr>
+          <w:b/>
+          <w:bCs/>
+          <w:sz w:val="32"/>
+          <w:szCs w:val="32"/>
+        </w:rPr>
+        <w:t>projet-id.web.app</w:t>
+      </w:r>
+    </w:p>
+    <w:p>
+      <w:pPr>
+        <w:jc w:val="both"/>
+        <w:rPr>
+          <w:sz w:val="32"/>
+          <w:szCs w:val="32"/>
+        </w:rPr>
+      </w:pPr>
+    </w:p>
+    <w:p>
+      <w:pPr>
+        <w:jc w:val="center"/>
+        <w:rPr>
+          <w:sz w:val="32"/>
+          <w:szCs w:val="32"/>
+        </w:rPr>
+      </w:pPr>
+      <w:r>
+        <w:rPr>
+          <w:sz w:val="32"/>
+          <w:szCs w:val="32"/>
+        </w:rPr>
+        <w:t>Break</w:t>
+      </w:r>
+    </w:p>
+    <w:p>
+      <w:pPr>
+        <w:jc w:val="both"/>
+        <w:rPr>
+          <w:sz w:val="32"/>
+          <w:szCs w:val="32"/>
+        </w:rPr>
+      </w:pPr>
+    </w:p>
+    <w:p>
+      <w:pPr>
+        <w:jc w:val="both"/>
+        <w:rPr>
+          <w:b/>
+          <w:bCs/>
+          <w:sz w:val="32"/>
+          <w:szCs w:val="32"/>
+        </w:rPr>
+      </w:pPr>
+      <w:r>
+        <w:rPr>
+          <w:b/>
+          <w:bCs/>
+          <w:sz w:val="32"/>
+          <w:szCs w:val="32"/>
+        </w:rPr>
+        <w:t>GitHub Workflow File Example for Flutter:</w:t>
+      </w:r>
+    </w:p>
+    <w:p>
+      <w:pPr>
+        <w:jc w:val="both"/>
+        <w:rPr>
+          <w:sz w:val="32"/>
+          <w:szCs w:val="32"/>
+        </w:rPr>
+      </w:pPr>
+      <w:r>
+        <w:rPr>
+          <w:sz w:val="32"/>
+          <w:szCs w:val="32"/>
+        </w:rPr>
+        <w:t xml:space="preserve"># We can run </w:t>
+      </w:r>
+      <w:r>
+        <w:rPr>
+          <w:b/>
+          <w:bCs/>
+          <w:sz w:val="32"/>
+          <w:szCs w:val="32"/>
+        </w:rPr>
+        <w:t>flutter analyze</w:t>
+      </w:r>
+      <w:r>
+        <w:rPr>
+          <w:sz w:val="32"/>
+          <w:szCs w:val="32"/>
+        </w:rPr>
+        <w:t xml:space="preserve"> and</w:t>
+      </w:r>
+      <w:r>
+        <w:rPr>
+          <w:b/>
+          <w:bCs/>
+          <w:sz w:val="32"/>
+          <w:szCs w:val="32"/>
+        </w:rPr>
+        <w:t xml:space="preserve"> flutter test</w:t>
+      </w:r>
+      <w:r>
+        <w:rPr>
+          <w:sz w:val="32"/>
+          <w:szCs w:val="32"/>
+        </w:rPr>
+        <w:t xml:space="preserve"> too using </w:t>
+      </w:r>
+      <w:r>
+        <w:rPr>
+          <w:b/>
+          <w:bCs/>
+          <w:sz w:val="32"/>
+          <w:szCs w:val="32"/>
+        </w:rPr>
+        <w:t xml:space="preserve">GitHub </w:t>
+      </w:r>
+      <w:r>
+        <w:rPr>
+          <w:sz w:val="32"/>
+          <w:szCs w:val="32"/>
+        </w:rPr>
+        <w:t>Action bot</w:t>
+      </w:r>
+    </w:p>
+    <w:p>
+      <w:pPr>
+        <w:jc w:val="both"/>
+        <w:rPr>
+          <w:b/>
+          <w:bCs/>
+          <w:color w:val="D86DCB" w:themeColor="accent5" w:themeTint="99"/>
+          <w:sz w:val="32"/>
+          <w:szCs w:val="32"/>
+        </w:rPr>
+      </w:pPr>
+      <w:r>
+        <w:rPr>
+          <w:b/>
+          <w:bCs/>
+          <w:color w:val="D86DCB" w:themeColor="accent5" w:themeTint="99"/>
+          <w:sz w:val="32"/>
+          <w:szCs w:val="32"/>
+        </w:rPr>
+        <w:t>…</w:t>
+      </w:r>
+    </w:p>
+    <w:p>
+      <w:pPr>
+        <w:jc w:val="both"/>
+        <w:rPr>
+          <w:b/>
+          <w:bCs/>
+          <w:color w:val="D86DCB" w:themeColor="accent5" w:themeTint="99"/>
+          <w:sz w:val="32"/>
+          <w:szCs w:val="32"/>
+        </w:rPr>
+      </w:pPr>
+      <w:r>
+        <w:rPr>
+          <w:b/>
+          <w:bCs/>
+          <w:color w:val="D86DCB" w:themeColor="accent5" w:themeTint="99"/>
+          <w:sz w:val="32"/>
+          <w:szCs w:val="32"/>
+        </w:rPr>
+        <w:t>- uses: actions/checkout@v4</w:t>
+      </w:r>
+    </w:p>
+    <w:p>
+      <w:pPr>
+        <w:jc w:val="both"/>
+        <w:rPr>
+          <w:b/>
+          <w:bCs/>
+          <w:color w:val="D86DCB" w:themeColor="accent5" w:themeTint="99"/>
+          <w:sz w:val="32"/>
+          <w:szCs w:val="32"/>
+        </w:rPr>
+      </w:pPr>
+      <w:r>
+        <w:rPr>
+          <w:b/>
+          <w:bCs/>
+          <w:color w:val="D86DCB" w:themeColor="accent5" w:themeTint="99"/>
+          <w:sz w:val="32"/>
+          <w:szCs w:val="32"/>
+        </w:rPr>
+        <w:t>- uses: subosito/flutter-action@v2</w:t>
+      </w:r>
+    </w:p>
+    <w:p>
+      <w:pPr>
+        <w:jc w:val="both"/>
+        <w:rPr>
+          <w:b/>
+          <w:bCs/>
+          <w:color w:val="D86DCB" w:themeColor="accent5" w:themeTint="99"/>
+          <w:sz w:val="32"/>
+          <w:szCs w:val="32"/>
+        </w:rPr>
+      </w:pPr>
+      <w:r>
+        <w:rPr>
+          <w:b/>
+          <w:bCs/>
+          <w:color w:val="D86DCB" w:themeColor="accent5" w:themeTint="99"/>
+          <w:sz w:val="32"/>
+          <w:szCs w:val="32"/>
+        </w:rPr>
+        <w:t xml:space="preserve">  with:</w:t>
+      </w:r>
+    </w:p>
+    <w:p>
+      <w:pPr>
+        <w:jc w:val="both"/>
+        <w:rPr>
+          <w:b/>
+          <w:bCs/>
+          <w:color w:val="D86DCB" w:themeColor="accent5" w:themeTint="99"/>
+          <w:sz w:val="32"/>
+          <w:szCs w:val="32"/>
+        </w:rPr>
+      </w:pPr>
+      <w:r>
+        <w:rPr>
+          <w:b/>
+          <w:bCs/>
+          <w:color w:val="D86DCB" w:themeColor="accent5" w:themeTint="99"/>
+          <w:sz w:val="32"/>
+          <w:szCs w:val="32"/>
+        </w:rPr>
+        <w:t xml:space="preserve">    flutter-version: "our-version"</w:t>
+      </w:r>
+    </w:p>
+    <w:p>
+      <w:pPr>
+        <w:jc w:val="both"/>
+        <w:rPr>
+          <w:b/>
+          <w:bCs/>
+          <w:color w:val="D86DCB" w:themeColor="accent5" w:themeTint="99"/>
+          <w:sz w:val="32"/>
+          <w:szCs w:val="32"/>
+        </w:rPr>
+      </w:pPr>
+      <w:r>
+        <w:rPr>
+          <w:b/>
+          <w:bCs/>
+          <w:color w:val="D86DCB" w:themeColor="accent5" w:themeTint="99"/>
+          <w:sz w:val="32"/>
+          <w:szCs w:val="32"/>
+        </w:rPr>
+        <w:t xml:space="preserve">    channel: stable</w:t>
+      </w:r>
+    </w:p>
+    <w:p>
+      <w:pPr>
+        <w:jc w:val="both"/>
+        <w:rPr>
+          <w:b/>
+          <w:bCs/>
+          <w:color w:val="D86DCB" w:themeColor="accent5" w:themeTint="99"/>
+          <w:sz w:val="32"/>
+          <w:szCs w:val="32"/>
+        </w:rPr>
+      </w:pPr>
+      <w:r>
+        <w:rPr>
+          <w:b/>
+          <w:bCs/>
+          <w:color w:val="D86DCB" w:themeColor="accent5" w:themeTint="99"/>
+          <w:sz w:val="32"/>
+          <w:szCs w:val="32"/>
+        </w:rPr>
+        <w:t>- run: flutter pub get</w:t>
+      </w:r>
+    </w:p>
+    <w:p>
+      <w:pPr>
+        <w:jc w:val="both"/>
+        <w:rPr>
+          <w:b/>
+          <w:bCs/>
+          <w:color w:val="D86DCB" w:themeColor="accent5" w:themeTint="99"/>
+          <w:sz w:val="32"/>
+          <w:szCs w:val="32"/>
+        </w:rPr>
+      </w:pPr>
+      <w:r>
+        <w:rPr>
+          <w:b/>
+          <w:bCs/>
+          <w:color w:val="D86DCB" w:themeColor="accent5" w:themeTint="99"/>
+          <w:sz w:val="32"/>
+          <w:szCs w:val="32"/>
+        </w:rPr>
+        <w:t>- run: flutter analyze</w:t>
+      </w:r>
+    </w:p>
+    <w:p>
+      <w:pPr>
+        <w:jc w:val="both"/>
+        <w:rPr>
+          <w:b/>
+          <w:bCs/>
+          <w:color w:val="D86DCB" w:themeColor="accent5" w:themeTint="99"/>
+          <w:sz w:val="32"/>
+          <w:szCs w:val="32"/>
+        </w:rPr>
+      </w:pPr>
+      <w:r>
+        <w:rPr>
+          <w:b/>
+          <w:bCs/>
+          <w:color w:val="D86DCB" w:themeColor="accent5" w:themeTint="99"/>
+          <w:sz w:val="32"/>
+          <w:szCs w:val="32"/>
+        </w:rPr>
+        <w:t>- run: flutter test</w:t>
+      </w:r>
+    </w:p>
+    <w:p>
+      <w:pPr>
+        <w:jc w:val="both"/>
+        <w:rPr>
+          <w:b/>
+          <w:bCs/>
+          <w:color w:val="D86DCB" w:themeColor="accent5" w:themeTint="99"/>
+          <w:sz w:val="32"/>
+          <w:szCs w:val="32"/>
+        </w:rPr>
+      </w:pPr>
+      <w:r>
+        <w:rPr>
+          <w:b/>
+          <w:bCs/>
+          <w:color w:val="D86DCB" w:themeColor="accent5" w:themeTint="99"/>
+          <w:sz w:val="32"/>
+          <w:szCs w:val="32"/>
+        </w:rPr>
+        <w:t>- run: flutter build web –release</w:t>
+      </w:r>
+    </w:p>
+    <w:p>
+      <w:pPr>
+        <w:jc w:val="both"/>
+        <w:rPr>
+          <w:b/>
+          <w:bCs/>
+          <w:color w:val="D86DCB" w:themeColor="accent5" w:themeTint="99"/>
+          <w:sz w:val="32"/>
+          <w:szCs w:val="32"/>
+        </w:rPr>
+      </w:pPr>
+      <w:r>
+        <w:rPr>
+          <w:b/>
+          <w:bCs/>
+          <w:color w:val="D86DCB" w:themeColor="accent5" w:themeTint="99"/>
+          <w:sz w:val="32"/>
+          <w:szCs w:val="32"/>
+        </w:rPr>
+        <w:t>…</w:t>
+      </w:r>
+    </w:p>
+    <w:p>
+      <w:pPr>
+        <w:jc w:val="both"/>
+        <w:rPr>
+          <w:sz w:val="32"/>
+          <w:szCs w:val="32"/>
+        </w:rPr>
+      </w:pPr>
+    </w:p>
+    <w:p>
+      <w:pPr>
+        <w:jc w:val="center"/>
+        <w:rPr>
+          <w:sz w:val="32"/>
+          <w:szCs w:val="32"/>
+        </w:rPr>
+      </w:pPr>
+      <w:r>
+        <w:rPr>
+          <w:sz w:val="32"/>
+          <w:szCs w:val="32"/>
+        </w:rPr>
+        <w:lastRenderedPageBreak/>
+        <w:t>Break</w:t>
+      </w:r>
+    </w:p>
+    <w:p>
+      <w:pPr>
+        <w:jc w:val="both"/>
+        <w:rPr>
+          <w:sz w:val="32"/>
+          <w:szCs w:val="32"/>
+        </w:rPr>
+      </w:pPr>
+    </w:p>
+    <w:p>
+      <w:pPr>
+        <w:jc w:val="both"/>
+        <w:rPr>
+          <w:b/>
+          <w:bCs/>
+          <w:sz w:val="32"/>
+          <w:szCs w:val="32"/>
+        </w:rPr>
+      </w:pPr>
+      <w:r>
+        <w:rPr>
+          <w:b/>
+          <w:bCs/>
+          <w:sz w:val="32"/>
+          <w:szCs w:val="32"/>
+        </w:rPr>
+        <w:t>Firebase Core Setup for Flutter Web</w:t>
+      </w:r>
+      <w:r>
+        <w:rPr>
+          <w:b/>
+          <w:bCs/>
+          <w:sz w:val="32"/>
+          <w:szCs w:val="32"/>
+        </w:rPr>
+        <w:t>:</w:t>
+      </w:r>
+    </w:p>
+    <w:p>
+      <w:pPr>
+        <w:jc w:val="both"/>
+        <w:rPr>
+          <w:sz w:val="32"/>
+          <w:szCs w:val="32"/>
+        </w:rPr>
+      </w:pPr>
+      <w:r>
+        <w:rPr>
+          <w:sz w:val="32"/>
+          <w:szCs w:val="32"/>
+        </w:rPr>
+        <w:t># VERY IMPORTANT, make sure Web application name is properly changed (which will shown in Firebase console) before setting up Firebase</w:t>
+      </w:r>
+    </w:p>
+    <w:p>
+      <w:pPr>
+        <w:jc w:val="both"/>
+        <w:rPr>
+          <w:sz w:val="32"/>
+          <w:szCs w:val="32"/>
+        </w:rPr>
+      </w:pPr>
+      <w:r>
+        <w:rPr>
+          <w:sz w:val="32"/>
+          <w:szCs w:val="32"/>
+        </w:rPr>
+        <w:t xml:space="preserve"># Don’t use names like </w:t>
+      </w:r>
+      <w:r>
+        <w:rPr>
+          <w:b/>
+          <w:bCs/>
+          <w:sz w:val="32"/>
+          <w:szCs w:val="32"/>
+        </w:rPr>
+        <w:t>flutter7_portfolio</w:t>
+      </w:r>
+      <w:r>
+        <w:rPr>
+          <w:sz w:val="32"/>
+          <w:szCs w:val="32"/>
+        </w:rPr>
+        <w:t>. See fw3 customize website name doc</w:t>
+      </w:r>
+    </w:p>
+    <w:p>
+      <w:pPr>
+        <w:jc w:val="both"/>
+        <w:rPr>
+          <w:sz w:val="32"/>
+          <w:szCs w:val="32"/>
+        </w:rPr>
+      </w:pPr>
+    </w:p>
+    <w:p>
+      <w:pPr>
+        <w:jc w:val="both"/>
+        <w:rPr>
+          <w:sz w:val="32"/>
+          <w:szCs w:val="32"/>
+        </w:rPr>
+      </w:pPr>
+      <w:r>
+        <w:rPr>
+          <w:sz w:val="32"/>
+          <w:szCs w:val="32"/>
+        </w:rPr>
+        <w:t>Setup:</w:t>
+      </w:r>
+    </w:p>
+    <w:p>
+      <w:pPr>
+        <w:jc w:val="both"/>
+        <w:rPr>
+          <w:sz w:val="32"/>
+          <w:szCs w:val="32"/>
+        </w:rPr>
+      </w:pPr>
+      <w:r>
+        <w:rPr>
+          <w:sz w:val="32"/>
+          <w:szCs w:val="32"/>
+        </w:rPr>
+        <w:t xml:space="preserve"># Make sure to login to </w:t>
+      </w:r>
+      <w:r>
+        <w:rPr>
+          <w:b/>
+          <w:bCs/>
+          <w:sz w:val="32"/>
+          <w:szCs w:val="32"/>
+        </w:rPr>
+        <w:t>Firebase</w:t>
+      </w:r>
+      <w:r>
+        <w:rPr>
+          <w:sz w:val="32"/>
+          <w:szCs w:val="32"/>
+        </w:rPr>
+        <w:t xml:space="preserve"> using</w:t>
+      </w:r>
+      <w:r>
+        <w:rPr>
+          <w:b/>
+          <w:bCs/>
+          <w:sz w:val="32"/>
+          <w:szCs w:val="32"/>
+        </w:rPr>
+        <w:t xml:space="preserve"> Firebase</w:t>
+      </w:r>
+      <w:r>
+        <w:rPr>
+          <w:sz w:val="32"/>
+          <w:szCs w:val="32"/>
+        </w:rPr>
+        <w:t xml:space="preserve"> CLI (See f40 firebase flutter doc)</w:t>
+      </w:r>
+    </w:p>
+    <w:p>
+      <w:pPr>
+        <w:jc w:val="both"/>
         <w:rPr>
           <w:b/>
           <w:bCs/>
@@ -4870,97 +6526,583 @@
           <w:sz w:val="32"/>
           <w:szCs w:val="32"/>
         </w:rPr>
-        <w:t>hosting:github</w:t>
-      </w:r>
-      <w:proofErr w:type="spellEnd"/>
-      <w:proofErr w:type="gramEnd"/>
-    </w:p>
-    <w:p>
-      <w:pPr>
-        <w:jc w:val="both"/>
-        <w:rPr>
-          <w:sz w:val="32"/>
-          <w:szCs w:val="32"/>
-        </w:rPr>
-      </w:pPr>
-      <w:r>
-        <w:rPr>
-          <w:sz w:val="32"/>
-          <w:szCs w:val="32"/>
-        </w:rPr>
-        <w:t># This is going to open up a wizard</w:t>
-      </w:r>
-    </w:p>
-    <w:p>
-      <w:pPr>
-        <w:jc w:val="both"/>
-        <w:rPr>
-          <w:sz w:val="32"/>
-          <w:szCs w:val="32"/>
-        </w:rPr>
-      </w:pPr>
-    </w:p>
-    <w:p>
-      <w:pPr>
-        <w:jc w:val="both"/>
-        <w:rPr>
-          <w:sz w:val="32"/>
-          <w:szCs w:val="32"/>
-        </w:rPr>
-      </w:pPr>
-      <w:r>
-        <w:rPr>
-          <w:sz w:val="32"/>
-          <w:szCs w:val="32"/>
-        </w:rPr>
-        <w:t>Step-2, Login</w:t>
-      </w:r>
-      <w:r>
-        <w:rPr>
-          <w:sz w:val="32"/>
-          <w:szCs w:val="32"/>
-        </w:rPr>
-        <w:t xml:space="preserve"> &amp;</w:t>
-      </w:r>
-      <w:r>
-        <w:rPr>
-          <w:sz w:val="32"/>
-          <w:szCs w:val="32"/>
-        </w:rPr>
-        <w:t xml:space="preserve"> Repo</w:t>
-      </w:r>
-      <w:r>
-        <w:rPr>
-          <w:sz w:val="32"/>
-          <w:szCs w:val="32"/>
-        </w:rPr>
-        <w:t xml:space="preserve"> Setup</w:t>
-      </w:r>
-      <w:r>
-        <w:rPr>
+      </w:pPr>
+      <w:r>
+        <w:rPr>
+          <w:b/>
+          <w:bCs/>
+          <w:color w:val="60CAF3" w:themeColor="accent4" w:themeTint="99"/>
+          <w:sz w:val="32"/>
+          <w:szCs w:val="32"/>
+        </w:rPr>
+        <w:t>firebase login</w:t>
+      </w:r>
+    </w:p>
+    <w:p>
+      <w:pPr>
+        <w:jc w:val="both"/>
+        <w:rPr>
+          <w:sz w:val="32"/>
+          <w:szCs w:val="32"/>
+        </w:rPr>
+      </w:pPr>
+      <w:r>
+        <w:rPr>
+          <w:sz w:val="32"/>
+          <w:szCs w:val="32"/>
+        </w:rPr>
+        <w:t xml:space="preserve"># Go to the Firebase console and click on add app. And select flutter then copy the </w:t>
+      </w:r>
+      <w:r>
+        <w:rPr>
+          <w:b/>
+          <w:bCs/>
+          <w:sz w:val="32"/>
+          <w:szCs w:val="32"/>
+        </w:rPr>
+        <w:t>FlutterFire</w:t>
+      </w:r>
+      <w:r>
+        <w:rPr>
+          <w:sz w:val="32"/>
+          <w:szCs w:val="32"/>
+        </w:rPr>
+        <w:t xml:space="preserve"> CLI command and run it in the terminal of project root</w:t>
+      </w:r>
+    </w:p>
+    <w:p>
+      <w:pPr>
+        <w:jc w:val="both"/>
+        <w:rPr>
+          <w:b/>
+          <w:bCs/>
+          <w:color w:val="60CAF3" w:themeColor="accent4" w:themeTint="99"/>
+          <w:sz w:val="32"/>
+          <w:szCs w:val="32"/>
+        </w:rPr>
+      </w:pPr>
+      <w:r>
+        <w:rPr>
+          <w:b/>
+          <w:bCs/>
+          <w:color w:val="60CAF3" w:themeColor="accent4" w:themeTint="99"/>
+          <w:sz w:val="32"/>
+          <w:szCs w:val="32"/>
+        </w:rPr>
+        <w:t>flutterfire configure --project=</w:t>
+      </w:r>
+      <w:r>
+        <w:rPr>
+          <w:b/>
+          <w:bCs/>
+          <w:color w:val="60CAF3" w:themeColor="accent4" w:themeTint="99"/>
+          <w:sz w:val="32"/>
+          <w:szCs w:val="32"/>
+        </w:rPr>
+        <w:t>Project_ID</w:t>
+      </w:r>
+    </w:p>
+    <w:p>
+      <w:pPr>
+        <w:jc w:val="both"/>
+        <w:rPr>
+          <w:sz w:val="32"/>
+          <w:szCs w:val="32"/>
+        </w:rPr>
+      </w:pPr>
+      <w:r>
+        <w:rPr>
+          <w:sz w:val="32"/>
+          <w:szCs w:val="32"/>
+        </w:rPr>
+        <w:t xml:space="preserve"># </w:t>
+      </w:r>
+      <w:r>
+        <w:rPr>
+          <w:sz w:val="32"/>
+          <w:szCs w:val="32"/>
+        </w:rPr>
+        <w:t>Then use arrow key and space bar key in keyboard to select only web and then hit enter. It will be registered in the</w:t>
+      </w:r>
+      <w:r>
+        <w:rPr>
+          <w:b/>
+          <w:bCs/>
+          <w:sz w:val="32"/>
+          <w:szCs w:val="32"/>
+        </w:rPr>
+        <w:t xml:space="preserve"> Firebase</w:t>
+      </w:r>
+      <w:r>
+        <w:rPr>
+          <w:sz w:val="32"/>
+          <w:szCs w:val="32"/>
+        </w:rPr>
+        <w:t xml:space="preserve"> console project</w:t>
+      </w:r>
+    </w:p>
+    <w:p>
+      <w:pPr>
+        <w:jc w:val="both"/>
+        <w:rPr>
+          <w:sz w:val="32"/>
+          <w:szCs w:val="32"/>
+        </w:rPr>
+      </w:pPr>
+      <w:r>
+        <w:rPr>
+          <w:sz w:val="32"/>
+          <w:szCs w:val="32"/>
+        </w:rPr>
+        <w:t xml:space="preserve"># Then add </w:t>
+      </w:r>
+      <w:r>
+        <w:rPr>
+          <w:b/>
+          <w:bCs/>
+          <w:sz w:val="32"/>
+          <w:szCs w:val="32"/>
+        </w:rPr>
+        <w:t>Firebase</w:t>
+      </w:r>
+      <w:r>
+        <w:rPr>
+          <w:sz w:val="32"/>
+          <w:szCs w:val="32"/>
+        </w:rPr>
+        <w:t xml:space="preserve"> Core plugin using</w:t>
+      </w:r>
+    </w:p>
+    <w:p>
+      <w:pPr>
+        <w:jc w:val="both"/>
+        <w:rPr>
+          <w:b/>
+          <w:bCs/>
+          <w:color w:val="60CAF3" w:themeColor="accent4" w:themeTint="99"/>
+          <w:sz w:val="32"/>
+          <w:szCs w:val="32"/>
+        </w:rPr>
+      </w:pPr>
+      <w:r>
+        <w:rPr>
+          <w:b/>
+          <w:bCs/>
+          <w:color w:val="60CAF3" w:themeColor="accent4" w:themeTint="99"/>
+          <w:sz w:val="32"/>
+          <w:szCs w:val="32"/>
+        </w:rPr>
+        <w:t>flutter pub add firebase_core</w:t>
+      </w:r>
+    </w:p>
+    <w:p>
+      <w:pPr>
+        <w:jc w:val="both"/>
+        <w:rPr>
+          <w:sz w:val="32"/>
+          <w:szCs w:val="32"/>
+        </w:rPr>
+      </w:pPr>
+      <w:r>
+        <w:rPr>
+          <w:sz w:val="32"/>
+          <w:szCs w:val="32"/>
+        </w:rPr>
+        <w:t># Or</w:t>
+      </w:r>
+    </w:p>
+    <w:p>
+      <w:pPr>
+        <w:jc w:val="both"/>
+        <w:rPr>
+          <w:b/>
+          <w:bCs/>
+          <w:color w:val="D86DCB" w:themeColor="accent5" w:themeTint="99"/>
+          <w:sz w:val="32"/>
+          <w:szCs w:val="32"/>
+        </w:rPr>
+      </w:pPr>
+      <w:r>
+        <w:rPr>
+          <w:b/>
+          <w:bCs/>
+          <w:color w:val="D86DCB" w:themeColor="accent5" w:themeTint="99"/>
+          <w:sz w:val="32"/>
+          <w:szCs w:val="32"/>
+        </w:rPr>
+        <w:t>dependencies:</w:t>
+      </w:r>
+    </w:p>
+    <w:p>
+      <w:pPr>
+        <w:jc w:val="both"/>
+        <w:rPr>
+          <w:b/>
+          <w:bCs/>
+          <w:color w:val="D86DCB" w:themeColor="accent5" w:themeTint="99"/>
+          <w:sz w:val="32"/>
+          <w:szCs w:val="32"/>
+        </w:rPr>
+      </w:pPr>
+      <w:r>
+        <w:rPr>
+          <w:b/>
+          <w:bCs/>
+          <w:color w:val="D86DCB" w:themeColor="accent5" w:themeTint="99"/>
+          <w:sz w:val="32"/>
+          <w:szCs w:val="32"/>
+        </w:rPr>
+        <w:t xml:space="preserve">     firebase_core: ^4.11.0</w:t>
+      </w:r>
+    </w:p>
+    <w:p>
+      <w:pPr>
+        <w:jc w:val="both"/>
+        <w:rPr>
+          <w:sz w:val="32"/>
+          <w:szCs w:val="32"/>
+        </w:rPr>
+      </w:pPr>
+      <w:r>
+        <w:rPr>
+          <w:sz w:val="32"/>
+          <w:szCs w:val="32"/>
+        </w:rPr>
+        <w:lastRenderedPageBreak/>
+        <w:t xml:space="preserve"># And initialize </w:t>
+      </w:r>
+      <w:r>
+        <w:rPr>
+          <w:b/>
+          <w:bCs/>
+          <w:sz w:val="32"/>
+          <w:szCs w:val="32"/>
+        </w:rPr>
+        <w:t>Firebase</w:t>
+      </w:r>
+      <w:r>
+        <w:rPr>
+          <w:sz w:val="32"/>
+          <w:szCs w:val="32"/>
+        </w:rPr>
+        <w:t xml:space="preserve"> Core (</w:t>
+      </w:r>
+      <w:r>
+        <w:rPr>
+          <w:b/>
+          <w:bCs/>
+          <w:sz w:val="32"/>
+          <w:szCs w:val="32"/>
+        </w:rPr>
+        <w:t xml:space="preserve">Firebase </w:t>
+      </w:r>
+      <w:r>
+        <w:rPr>
+          <w:sz w:val="32"/>
+          <w:szCs w:val="32"/>
+        </w:rPr>
+        <w:t xml:space="preserve">Services) in </w:t>
+      </w:r>
+      <w:r>
+        <w:rPr>
+          <w:b/>
+          <w:bCs/>
+          <w:sz w:val="32"/>
+          <w:szCs w:val="32"/>
+        </w:rPr>
+        <w:t>main.dart</w:t>
+      </w:r>
+      <w:r>
+        <w:rPr>
+          <w:sz w:val="32"/>
+          <w:szCs w:val="32"/>
+        </w:rPr>
+        <w:t xml:space="preserve"> using </w:t>
+      </w:r>
+      <w:r>
+        <w:rPr>
+          <w:b/>
+          <w:bCs/>
+          <w:sz w:val="32"/>
+          <w:szCs w:val="32"/>
+        </w:rPr>
+        <w:t>Firebase.initializeApp(…)</w:t>
+      </w:r>
+      <w:r>
+        <w:rPr>
+          <w:sz w:val="32"/>
+          <w:szCs w:val="32"/>
+        </w:rPr>
+        <w:t xml:space="preserve"> in the </w:t>
+      </w:r>
+      <w:r>
+        <w:rPr>
+          <w:b/>
+          <w:bCs/>
+          <w:sz w:val="32"/>
+          <w:szCs w:val="32"/>
+        </w:rPr>
+        <w:t>main()</w:t>
+      </w:r>
+      <w:r>
+        <w:rPr>
+          <w:sz w:val="32"/>
+          <w:szCs w:val="32"/>
+        </w:rPr>
+        <w:t xml:space="preserve"> method</w:t>
+      </w:r>
+    </w:p>
+    <w:p>
+      <w:pPr>
+        <w:jc w:val="both"/>
+        <w:rPr>
+          <w:sz w:val="32"/>
+          <w:szCs w:val="32"/>
+        </w:rPr>
+      </w:pPr>
+      <w:r>
+        <w:rPr>
+          <w:sz w:val="32"/>
+          <w:szCs w:val="32"/>
+        </w:rPr>
+        <w:t xml:space="preserve"># Make sure to use </w:t>
+      </w:r>
+      <w:r>
+        <w:rPr>
+          <w:b/>
+          <w:bCs/>
+          <w:sz w:val="32"/>
+          <w:szCs w:val="32"/>
+        </w:rPr>
+        <w:t>WidgetsFlutterBinding.ensureInitialized()</w:t>
+      </w:r>
+      <w:r>
+        <w:rPr>
+          <w:sz w:val="32"/>
+          <w:szCs w:val="32"/>
+        </w:rPr>
+        <w:t xml:space="preserve"> which is mandatory when </w:t>
+      </w:r>
+      <w:r>
+        <w:rPr>
+          <w:b/>
+          <w:bCs/>
+          <w:sz w:val="32"/>
+          <w:szCs w:val="32"/>
+        </w:rPr>
+        <w:t>main()</w:t>
+      </w:r>
+      <w:r>
+        <w:rPr>
+          <w:sz w:val="32"/>
+          <w:szCs w:val="32"/>
+        </w:rPr>
+        <w:t xml:space="preserve"> method is async</w:t>
+      </w:r>
+    </w:p>
+    <w:p>
+      <w:pPr>
+        <w:jc w:val="both"/>
+        <w:rPr>
+          <w:sz w:val="32"/>
+          <w:szCs w:val="32"/>
+        </w:rPr>
+      </w:pPr>
+      <w:r>
+        <w:rPr>
+          <w:sz w:val="32"/>
+          <w:szCs w:val="32"/>
+        </w:rPr>
+        <w:t xml:space="preserve"># Also set </w:t>
+      </w:r>
+      <w:r>
+        <w:rPr>
+          <w:b/>
+          <w:bCs/>
+          <w:sz w:val="32"/>
+          <w:szCs w:val="32"/>
+        </w:rPr>
+        <w:t>options:</w:t>
+      </w:r>
+      <w:r>
+        <w:rPr>
+          <w:sz w:val="32"/>
+          <w:szCs w:val="32"/>
+        </w:rPr>
+        <w:t xml:space="preserve"> to</w:t>
+      </w:r>
+      <w:r>
+        <w:rPr>
+          <w:b/>
+          <w:bCs/>
+          <w:sz w:val="32"/>
+          <w:szCs w:val="32"/>
+        </w:rPr>
+        <w:t xml:space="preserve"> </w:t>
+      </w:r>
+      <w:r>
+        <w:rPr>
+          <w:b/>
+          <w:bCs/>
+          <w:sz w:val="32"/>
+          <w:szCs w:val="32"/>
+        </w:rPr>
+        <w:t>DefaultFirebaseOptions.web</w:t>
+      </w:r>
+      <w:r>
+        <w:rPr>
+          <w:sz w:val="32"/>
+          <w:szCs w:val="32"/>
+        </w:rPr>
+        <w:t xml:space="preserve"> otherwise web will not show anything throwing error sayings </w:t>
+      </w:r>
+      <w:r>
+        <w:rPr>
+          <w:b/>
+          <w:bCs/>
+          <w:sz w:val="32"/>
+          <w:szCs w:val="32"/>
+        </w:rPr>
+        <w:t>options</w:t>
+      </w:r>
+      <w:r>
+        <w:rPr>
+          <w:b/>
+          <w:bCs/>
           <w:sz w:val="32"/>
           <w:szCs w:val="32"/>
         </w:rPr>
         <w:t>:</w:t>
       </w:r>
-    </w:p>
-    <w:p>
-      <w:pPr>
-        <w:jc w:val="both"/>
-        <w:rPr>
-          <w:sz w:val="32"/>
-          <w:szCs w:val="32"/>
-        </w:rPr>
-      </w:pPr>
-      <w:r>
-        <w:rPr>
-          <w:sz w:val="32"/>
-          <w:szCs w:val="32"/>
-        </w:rPr>
-        <w:t># It will take us to a browser to login to our</w:t>
-      </w:r>
-      <w:r>
-        <w:rPr>
+      <w:r>
+        <w:rPr>
+          <w:sz w:val="32"/>
+          <w:szCs w:val="32"/>
+        </w:rPr>
+        <w:t xml:space="preserve"> is </w:t>
+      </w:r>
+      <w:r>
+        <w:rPr>
+          <w:b/>
+          <w:bCs/>
+          <w:sz w:val="32"/>
+          <w:szCs w:val="32"/>
+        </w:rPr>
+        <w:t>null</w:t>
+      </w:r>
+    </w:p>
+    <w:p>
+      <w:pPr>
+        <w:jc w:val="both"/>
+        <w:rPr>
+          <w:b/>
+          <w:bCs/>
+          <w:color w:val="D86DCB" w:themeColor="accent5" w:themeTint="99"/>
+          <w:sz w:val="32"/>
+          <w:szCs w:val="32"/>
+        </w:rPr>
+      </w:pPr>
+      <w:r>
+        <w:rPr>
+          <w:b/>
+          <w:bCs/>
+          <w:color w:val="D86DCB" w:themeColor="accent5" w:themeTint="99"/>
+          <w:sz w:val="32"/>
+          <w:szCs w:val="32"/>
+        </w:rPr>
+        <w:t>void main() async {</w:t>
+      </w:r>
+    </w:p>
+    <w:p>
+      <w:pPr>
+        <w:jc w:val="both"/>
+        <w:rPr>
+          <w:b/>
+          <w:bCs/>
+          <w:color w:val="D86DCB" w:themeColor="accent5" w:themeTint="99"/>
+          <w:sz w:val="32"/>
+          <w:szCs w:val="32"/>
+        </w:rPr>
+      </w:pPr>
+      <w:r>
+        <w:rPr>
+          <w:b/>
+          <w:bCs/>
+          <w:color w:val="D86DCB" w:themeColor="accent5" w:themeTint="99"/>
+          <w:sz w:val="32"/>
+          <w:szCs w:val="32"/>
+        </w:rPr>
+        <w:t xml:space="preserve">  // Make sure Flutter binding is initialized</w:t>
+      </w:r>
+    </w:p>
+    <w:p>
+      <w:pPr>
+        <w:jc w:val="both"/>
+        <w:rPr>
+          <w:b/>
+          <w:bCs/>
+          <w:color w:val="D86DCB" w:themeColor="accent5" w:themeTint="99"/>
+          <w:sz w:val="32"/>
+          <w:szCs w:val="32"/>
+        </w:rPr>
+      </w:pPr>
+      <w:r>
+        <w:rPr>
+          <w:b/>
+          <w:bCs/>
+          <w:color w:val="D86DCB" w:themeColor="accent5" w:themeTint="99"/>
+          <w:sz w:val="32"/>
+          <w:szCs w:val="32"/>
+        </w:rPr>
+        <w:t xml:space="preserve">  WidgetsFlutterBinding.ensureInitialized();</w:t>
+      </w:r>
+    </w:p>
+    <w:p>
+      <w:pPr>
+        <w:jc w:val="both"/>
+        <w:rPr>
+          <w:b/>
+          <w:bCs/>
+          <w:color w:val="D86DCB" w:themeColor="accent5" w:themeTint="99"/>
+          <w:sz w:val="32"/>
+          <w:szCs w:val="32"/>
+        </w:rPr>
+      </w:pPr>
+      <w:r>
+        <w:rPr>
+          <w:b/>
+          <w:bCs/>
+          <w:color w:val="D86DCB" w:themeColor="accent5" w:themeTint="99"/>
+          <w:sz w:val="32"/>
+          <w:szCs w:val="32"/>
+        </w:rPr>
+        <w:t xml:space="preserve">  </w:t>
+      </w:r>
+      <w:r>
+        <w:rPr>
+          <w:b/>
+          <w:bCs/>
+          <w:color w:val="D86DCB" w:themeColor="accent5" w:themeTint="99"/>
+          <w:sz w:val="32"/>
+          <w:szCs w:val="32"/>
+        </w:rPr>
+        <w:t>a</w:t>
+      </w:r>
+      <w:r>
+        <w:rPr>
+          <w:b/>
+          <w:bCs/>
+          <w:color w:val="D86DCB" w:themeColor="accent5" w:themeTint="99"/>
+          <w:sz w:val="32"/>
+          <w:szCs w:val="32"/>
+        </w:rPr>
+        <w:t>wait</w:t>
+      </w:r>
+      <w:r>
+        <w:rPr>
+          <w:b/>
+          <w:bCs/>
+          <w:color w:val="D86DCB" w:themeColor="accent5" w:themeTint="99"/>
           <w:sz w:val="32"/>
           <w:szCs w:val="32"/>
         </w:rPr>
@@ -4970,209 +7112,413 @@
         <w:rPr>
           <w:b/>
           <w:bCs/>
-          <w:sz w:val="32"/>
-          <w:szCs w:val="32"/>
-        </w:rPr>
-        <w:t>GitHub</w:t>
-      </w:r>
-      <w:r>
-        <w:rPr>
-          <w:sz w:val="32"/>
-          <w:szCs w:val="32"/>
-        </w:rPr>
-        <w:t xml:space="preserve"> account</w:t>
-      </w:r>
-      <w:r>
-        <w:rPr>
-          <w:sz w:val="32"/>
-          <w:szCs w:val="32"/>
-        </w:rPr>
-        <w:t xml:space="preserve">. Then we have to provide the Repo name like </w:t>
-      </w:r>
-      <w:r>
-        <w:rPr>
-          <w:b/>
-          <w:bCs/>
-          <w:sz w:val="32"/>
-          <w:szCs w:val="32"/>
-        </w:rPr>
-        <w:t>user</w:t>
-      </w:r>
-      <w:r>
-        <w:rPr>
-          <w:b/>
-          <w:bCs/>
-          <w:sz w:val="32"/>
-          <w:szCs w:val="32"/>
-        </w:rPr>
-        <w:t>-n</w:t>
-      </w:r>
-      <w:r>
-        <w:rPr>
-          <w:b/>
-          <w:bCs/>
-          <w:sz w:val="32"/>
-          <w:szCs w:val="32"/>
-        </w:rPr>
-        <w:t>ame/repo-name</w:t>
-      </w:r>
-      <w:r>
-        <w:rPr>
-          <w:sz w:val="32"/>
-          <w:szCs w:val="32"/>
-        </w:rPr>
-        <w:t xml:space="preserve"> format,</w:t>
-      </w:r>
-      <w:r>
-        <w:rPr>
-          <w:sz w:val="32"/>
-          <w:szCs w:val="32"/>
-        </w:rPr>
-        <w:t xml:space="preserve"> to set up the workflow for that Repo</w:t>
-      </w:r>
-    </w:p>
-    <w:p>
-      <w:pPr>
-        <w:jc w:val="both"/>
-        <w:rPr>
-          <w:sz w:val="32"/>
-          <w:szCs w:val="32"/>
-        </w:rPr>
-      </w:pPr>
-      <w:r>
-        <w:rPr>
-          <w:sz w:val="32"/>
-          <w:szCs w:val="32"/>
-        </w:rPr>
-        <w:t xml:space="preserve"># Behind the scenes this is going to go out download a service account and upload it to </w:t>
-      </w:r>
-      <w:r>
-        <w:rPr>
-          <w:b/>
-          <w:bCs/>
-          <w:sz w:val="32"/>
-          <w:szCs w:val="32"/>
-        </w:rPr>
-        <w:t>GitHub</w:t>
-      </w:r>
-      <w:r>
-        <w:rPr>
-          <w:sz w:val="32"/>
-          <w:szCs w:val="32"/>
-        </w:rPr>
-        <w:t xml:space="preserve">’s Secret Store so </w:t>
-      </w:r>
-      <w:r>
-        <w:rPr>
-          <w:b/>
-          <w:bCs/>
-          <w:sz w:val="32"/>
-          <w:szCs w:val="32"/>
-        </w:rPr>
-        <w:t xml:space="preserve">GitHub </w:t>
-      </w:r>
-      <w:r>
-        <w:rPr>
-          <w:sz w:val="32"/>
-          <w:szCs w:val="32"/>
-        </w:rPr>
-        <w:t>Actions can deploy on our behalf</w:t>
-      </w:r>
-    </w:p>
-    <w:p>
-      <w:pPr>
-        <w:jc w:val="both"/>
-        <w:rPr>
-          <w:sz w:val="32"/>
-          <w:szCs w:val="32"/>
-        </w:rPr>
-      </w:pPr>
-    </w:p>
-    <w:p>
-      <w:pPr>
-        <w:jc w:val="both"/>
-        <w:rPr>
-          <w:sz w:val="32"/>
-          <w:szCs w:val="32"/>
-        </w:rPr>
-      </w:pPr>
-      <w:r>
-        <w:rPr>
-          <w:sz w:val="32"/>
-          <w:szCs w:val="32"/>
-        </w:rPr>
-        <w:t>Step-3, Specify Build Scripts:</w:t>
-      </w:r>
-    </w:p>
-    <w:p>
-      <w:pPr>
-        <w:jc w:val="both"/>
-        <w:rPr>
-          <w:sz w:val="32"/>
-          <w:szCs w:val="32"/>
-        </w:rPr>
-      </w:pPr>
-      <w:r>
-        <w:rPr>
-          <w:sz w:val="32"/>
-          <w:szCs w:val="32"/>
-        </w:rPr>
-        <w:t># Now it’s going to ask us</w:t>
-      </w:r>
-      <w:r>
-        <w:rPr>
-          <w:sz w:val="32"/>
-          <w:szCs w:val="32"/>
-        </w:rPr>
-        <w:t xml:space="preserve"> if it has to run a build script on the workflow, type Yes.</w:t>
-      </w:r>
-    </w:p>
-    <w:p>
-      <w:pPr>
-        <w:jc w:val="both"/>
-        <w:rPr>
-          <w:sz w:val="32"/>
-          <w:szCs w:val="32"/>
-        </w:rPr>
-      </w:pPr>
-      <w:r>
-        <w:rPr>
-          <w:sz w:val="32"/>
-          <w:szCs w:val="32"/>
-        </w:rPr>
-        <w:t xml:space="preserve"># Then its going to ask us “what script should be run before every deploy” for Flutter it will be </w:t>
-      </w:r>
-      <w:r>
-        <w:rPr>
-          <w:b/>
-          <w:bCs/>
-          <w:sz w:val="32"/>
-          <w:szCs w:val="32"/>
-        </w:rPr>
-        <w:t xml:space="preserve">flutter pub get </w:t>
-      </w:r>
-      <w:r>
-        <w:rPr>
-          <w:sz w:val="32"/>
-          <w:szCs w:val="32"/>
-        </w:rPr>
-        <w:t>to get all dependencies and then</w:t>
-      </w:r>
-      <w:r>
-        <w:rPr>
-          <w:b/>
-          <w:bCs/>
-          <w:sz w:val="32"/>
-          <w:szCs w:val="32"/>
-        </w:rPr>
-        <w:t xml:space="preserve"> flutter build web</w:t>
-      </w:r>
-      <w:r>
-        <w:rPr>
-          <w:sz w:val="32"/>
-          <w:szCs w:val="32"/>
-        </w:rPr>
-        <w:t xml:space="preserve"> for building the website:</w:t>
+          <w:color w:val="D86DCB" w:themeColor="accent5" w:themeTint="99"/>
+          <w:sz w:val="32"/>
+          <w:szCs w:val="32"/>
+        </w:rPr>
+        <w:t>Firebase.initializeApp(options: DefaultFirebaseOptions.web);</w:t>
+      </w:r>
+    </w:p>
+    <w:p>
+      <w:pPr>
+        <w:jc w:val="both"/>
+        <w:rPr>
+          <w:b/>
+          <w:bCs/>
+          <w:color w:val="D86DCB" w:themeColor="accent5" w:themeTint="99"/>
+          <w:sz w:val="32"/>
+          <w:szCs w:val="32"/>
+        </w:rPr>
+      </w:pPr>
+      <w:r>
+        <w:rPr>
+          <w:b/>
+          <w:bCs/>
+          <w:color w:val="D86DCB" w:themeColor="accent5" w:themeTint="99"/>
+          <w:sz w:val="32"/>
+          <w:szCs w:val="32"/>
+        </w:rPr>
+        <w:t xml:space="preserve">  </w:t>
+      </w:r>
+      <w:r>
+        <w:rPr>
+          <w:b/>
+          <w:bCs/>
+          <w:color w:val="D86DCB" w:themeColor="accent5" w:themeTint="99"/>
+          <w:sz w:val="32"/>
+          <w:szCs w:val="32"/>
+        </w:rPr>
+        <w:t>…</w:t>
+      </w:r>
+    </w:p>
+    <w:p>
+      <w:pPr>
+        <w:jc w:val="both"/>
+        <w:rPr>
+          <w:b/>
+          <w:bCs/>
+          <w:color w:val="D86DCB" w:themeColor="accent5" w:themeTint="99"/>
+          <w:sz w:val="32"/>
+          <w:szCs w:val="32"/>
+        </w:rPr>
+      </w:pPr>
+      <w:r>
+        <w:rPr>
+          <w:b/>
+          <w:bCs/>
+          <w:color w:val="D86DCB" w:themeColor="accent5" w:themeTint="99"/>
+          <w:sz w:val="32"/>
+          <w:szCs w:val="32"/>
+        </w:rPr>
+        <w:t>}</w:t>
+      </w:r>
+    </w:p>
+    <w:p>
+      <w:pPr>
+        <w:jc w:val="both"/>
+        <w:rPr>
+          <w:sz w:val="32"/>
+          <w:szCs w:val="32"/>
+        </w:rPr>
+      </w:pPr>
+    </w:p>
+    <w:p>
+      <w:pPr>
+        <w:jc w:val="center"/>
+        <w:rPr>
+          <w:sz w:val="32"/>
+          <w:szCs w:val="32"/>
+        </w:rPr>
+      </w:pPr>
+      <w:r>
+        <w:rPr>
+          <w:sz w:val="32"/>
+          <w:szCs w:val="32"/>
+        </w:rPr>
+        <w:t>Break</w:t>
+      </w:r>
+    </w:p>
+    <w:p>
+      <w:pPr>
+        <w:jc w:val="both"/>
+        <w:rPr>
+          <w:sz w:val="32"/>
+          <w:szCs w:val="32"/>
+        </w:rPr>
+      </w:pPr>
+    </w:p>
+    <w:p>
+      <w:pPr>
+        <w:jc w:val="both"/>
+        <w:rPr>
+          <w:sz w:val="32"/>
+          <w:szCs w:val="32"/>
+        </w:rPr>
+      </w:pPr>
+      <w:r>
+        <w:rPr>
+          <w:b/>
+          <w:bCs/>
+          <w:sz w:val="32"/>
+          <w:szCs w:val="32"/>
+        </w:rPr>
+        <w:t>Firebase</w:t>
+      </w:r>
+      <w:r>
+        <w:rPr>
+          <w:sz w:val="32"/>
+          <w:szCs w:val="32"/>
+        </w:rPr>
+        <w:t xml:space="preserve"> </w:t>
+      </w:r>
+      <w:r>
+        <w:rPr>
+          <w:b/>
+          <w:bCs/>
+          <w:sz w:val="32"/>
+          <w:szCs w:val="32"/>
+        </w:rPr>
+        <w:t>Analytics for Flutter Web:</w:t>
+      </w:r>
+    </w:p>
+    <w:p>
+      <w:pPr>
+        <w:jc w:val="both"/>
+        <w:rPr>
+          <w:sz w:val="32"/>
+          <w:szCs w:val="32"/>
+        </w:rPr>
+      </w:pPr>
+      <w:r>
+        <w:rPr>
+          <w:sz w:val="32"/>
+          <w:szCs w:val="32"/>
+        </w:rPr>
+        <w:t>#</w:t>
+      </w:r>
+      <w:r>
+        <w:rPr>
+          <w:sz w:val="32"/>
+          <w:szCs w:val="32"/>
+        </w:rPr>
+        <w:t xml:space="preserve"> Analytics auto-collects:</w:t>
+      </w:r>
+    </w:p>
+    <w:p>
+      <w:pPr>
+        <w:pStyle w:val="ListParagraph"/>
+        <w:numPr>
+          <w:ilvl w:val="0"/>
+          <w:numId w:val="7"/>
+        </w:numPr>
+        <w:jc w:val="both"/>
+        <w:rPr>
+          <w:sz w:val="32"/>
+          <w:szCs w:val="32"/>
+        </w:rPr>
+      </w:pPr>
+      <w:r>
+        <w:rPr>
+          <w:sz w:val="32"/>
+          <w:szCs w:val="32"/>
+        </w:rPr>
+        <w:t>first_open</w:t>
+      </w:r>
+    </w:p>
+    <w:p>
+      <w:pPr>
+        <w:pStyle w:val="ListParagraph"/>
+        <w:numPr>
+          <w:ilvl w:val="0"/>
+          <w:numId w:val="7"/>
+        </w:numPr>
+        <w:jc w:val="both"/>
+        <w:rPr>
+          <w:sz w:val="32"/>
+          <w:szCs w:val="32"/>
+        </w:rPr>
+      </w:pPr>
+      <w:r>
+        <w:rPr>
+          <w:sz w:val="32"/>
+          <w:szCs w:val="32"/>
+        </w:rPr>
+        <w:t>session_start</w:t>
+      </w:r>
+    </w:p>
+    <w:p>
+      <w:pPr>
+        <w:pStyle w:val="ListParagraph"/>
+        <w:numPr>
+          <w:ilvl w:val="0"/>
+          <w:numId w:val="7"/>
+        </w:numPr>
+        <w:jc w:val="both"/>
+        <w:rPr>
+          <w:sz w:val="32"/>
+          <w:szCs w:val="32"/>
+        </w:rPr>
+      </w:pPr>
+      <w:r>
+        <w:rPr>
+          <w:sz w:val="32"/>
+          <w:szCs w:val="32"/>
+        </w:rPr>
+        <w:t>app_update</w:t>
+      </w:r>
+    </w:p>
+    <w:p>
+      <w:pPr>
+        <w:pStyle w:val="ListParagraph"/>
+        <w:numPr>
+          <w:ilvl w:val="0"/>
+          <w:numId w:val="7"/>
+        </w:numPr>
+        <w:jc w:val="both"/>
+        <w:rPr>
+          <w:sz w:val="32"/>
+          <w:szCs w:val="32"/>
+        </w:rPr>
+      </w:pPr>
+      <w:r>
+        <w:rPr>
+          <w:sz w:val="32"/>
+          <w:szCs w:val="32"/>
+        </w:rPr>
+        <w:t>user_engagement</w:t>
+      </w:r>
+    </w:p>
+    <w:p>
+      <w:pPr>
+        <w:pStyle w:val="ListParagraph"/>
+        <w:numPr>
+          <w:ilvl w:val="0"/>
+          <w:numId w:val="7"/>
+        </w:numPr>
+        <w:jc w:val="both"/>
+        <w:rPr>
+          <w:sz w:val="32"/>
+          <w:szCs w:val="32"/>
+        </w:rPr>
+      </w:pPr>
+      <w:r>
+        <w:rPr>
+          <w:sz w:val="32"/>
+          <w:szCs w:val="32"/>
+        </w:rPr>
+        <w:t>device info</w:t>
+      </w:r>
+    </w:p>
+    <w:p>
+      <w:pPr>
+        <w:pStyle w:val="ListParagraph"/>
+        <w:numPr>
+          <w:ilvl w:val="0"/>
+          <w:numId w:val="7"/>
+        </w:numPr>
+        <w:jc w:val="both"/>
+        <w:rPr>
+          <w:sz w:val="32"/>
+          <w:szCs w:val="32"/>
+        </w:rPr>
+      </w:pPr>
+      <w:r>
+        <w:rPr>
+          <w:sz w:val="32"/>
+          <w:szCs w:val="32"/>
+        </w:rPr>
+        <w:t>OS version</w:t>
+      </w:r>
+    </w:p>
+    <w:p>
+      <w:pPr>
+        <w:jc w:val="both"/>
+        <w:rPr>
+          <w:sz w:val="32"/>
+          <w:szCs w:val="32"/>
+        </w:rPr>
+      </w:pPr>
+      <w:r>
+        <w:rPr>
+          <w:sz w:val="32"/>
+          <w:szCs w:val="32"/>
+        </w:rPr>
+        <w:lastRenderedPageBreak/>
+        <w:t># Without writing a single line of tracking code. But that’s not useful for product analytics. We must log custom events.</w:t>
+      </w:r>
+    </w:p>
+    <w:p>
+      <w:pPr>
+        <w:jc w:val="both"/>
+        <w:rPr>
+          <w:sz w:val="32"/>
+          <w:szCs w:val="32"/>
+        </w:rPr>
+      </w:pPr>
+    </w:p>
+    <w:p>
+      <w:pPr>
+        <w:jc w:val="both"/>
+        <w:rPr>
+          <w:sz w:val="32"/>
+          <w:szCs w:val="32"/>
+        </w:rPr>
+      </w:pPr>
+      <w:r>
+        <w:rPr>
+          <w:sz w:val="32"/>
+          <w:szCs w:val="32"/>
+        </w:rPr>
+        <w:t>Install or Set up Analytics in Flutter:</w:t>
+      </w:r>
+    </w:p>
+    <w:p>
+      <w:pPr>
+        <w:jc w:val="both"/>
+        <w:rPr>
+          <w:sz w:val="32"/>
+          <w:szCs w:val="32"/>
+        </w:rPr>
+      </w:pPr>
+      <w:r>
+        <w:rPr>
+          <w:sz w:val="32"/>
+          <w:szCs w:val="32"/>
+        </w:rPr>
+        <w:t xml:space="preserve"># First setup </w:t>
+      </w:r>
+      <w:r>
+        <w:rPr>
+          <w:b/>
+          <w:bCs/>
+          <w:sz w:val="32"/>
+          <w:szCs w:val="32"/>
+        </w:rPr>
+        <w:t>Firebase</w:t>
+      </w:r>
+      <w:r>
+        <w:rPr>
+          <w:sz w:val="32"/>
+          <w:szCs w:val="32"/>
+        </w:rPr>
+        <w:t xml:space="preserve"> and </w:t>
+      </w:r>
+      <w:r>
+        <w:rPr>
+          <w:b/>
+          <w:bCs/>
+          <w:sz w:val="32"/>
+          <w:szCs w:val="32"/>
+        </w:rPr>
+        <w:t>Firebase</w:t>
+      </w:r>
+      <w:r>
+        <w:rPr>
+          <w:sz w:val="32"/>
+          <w:szCs w:val="32"/>
+        </w:rPr>
+        <w:t xml:space="preserve"> project (in console add the app) then initialize it in</w:t>
+      </w:r>
+      <w:r>
+        <w:rPr>
+          <w:b/>
+          <w:bCs/>
+          <w:sz w:val="32"/>
+          <w:szCs w:val="32"/>
+        </w:rPr>
+        <w:t xml:space="preserve"> main.dart</w:t>
+      </w:r>
+    </w:p>
+    <w:p>
+      <w:pPr>
+        <w:jc w:val="both"/>
+        <w:rPr>
+          <w:sz w:val="32"/>
+          <w:szCs w:val="32"/>
+        </w:rPr>
+      </w:pPr>
+      <w:r>
+        <w:rPr>
+          <w:sz w:val="32"/>
+          <w:szCs w:val="32"/>
+        </w:rPr>
+        <w:t xml:space="preserve"># Then we just simply have to install </w:t>
+      </w:r>
+      <w:r>
+        <w:rPr>
+          <w:b/>
+          <w:bCs/>
+          <w:sz w:val="32"/>
+          <w:szCs w:val="32"/>
+        </w:rPr>
+        <w:t>firebase_analytics</w:t>
+      </w:r>
+      <w:r>
+        <w:rPr>
+          <w:sz w:val="32"/>
+          <w:szCs w:val="32"/>
+        </w:rPr>
+        <w:t xml:space="preserve"> plugin by running this command in the terminal</w:t>
       </w:r>
     </w:p>
     <w:p>
@@ -5194,55 +7540,23 @@
           <w:sz w:val="32"/>
           <w:szCs w:val="32"/>
         </w:rPr>
-        <w:t>flutter pub get &amp;&amp; flutter web build --release</w:t>
-      </w:r>
-    </w:p>
-    <w:p>
-      <w:pPr>
-        <w:jc w:val="both"/>
-        <w:rPr>
-          <w:sz w:val="32"/>
-          <w:szCs w:val="32"/>
-        </w:rPr>
-      </w:pPr>
-      <w:r>
-        <w:rPr>
-          <w:sz w:val="32"/>
-          <w:szCs w:val="32"/>
-        </w:rPr>
-        <w:t xml:space="preserve"># We can also add </w:t>
-      </w:r>
-      <w:r>
-        <w:rPr>
-          <w:b/>
-          <w:bCs/>
-          <w:sz w:val="32"/>
-          <w:szCs w:val="32"/>
-        </w:rPr>
-        <w:t>flutter analyze</w:t>
-      </w:r>
-      <w:r>
-        <w:rPr>
-          <w:sz w:val="32"/>
-          <w:szCs w:val="32"/>
-        </w:rPr>
-        <w:t xml:space="preserve"> and </w:t>
-      </w:r>
-      <w:r>
-        <w:rPr>
-          <w:b/>
-          <w:bCs/>
-          <w:sz w:val="32"/>
-          <w:szCs w:val="32"/>
-        </w:rPr>
-        <w:t>flutter test</w:t>
-      </w:r>
-      <w:r>
-        <w:rPr>
-          <w:sz w:val="32"/>
-          <w:szCs w:val="32"/>
-        </w:rPr>
-        <w:t xml:space="preserve"> for running automated tests. For Next.js it will be:</w:t>
+        <w:t>flutter pub add firebase_analytics</w:t>
+      </w:r>
+    </w:p>
+    <w:p>
+      <w:pPr>
+        <w:jc w:val="both"/>
+        <w:rPr>
+          <w:sz w:val="32"/>
+          <w:szCs w:val="32"/>
+        </w:rPr>
+      </w:pPr>
+      <w:r>
+        <w:rPr>
+          <w:sz w:val="32"/>
+          <w:szCs w:val="32"/>
+        </w:rPr>
+        <w:t># Or manually add the dependencies:</w:t>
       </w:r>
     </w:p>
     <w:p>
@@ -5256,7 +7570,6 @@
           <w:szCs w:val="32"/>
         </w:rPr>
       </w:pPr>
-      <w:proofErr w:type="spellStart"/>
       <w:r>
         <w:rPr>
           <w:b/>
@@ -5265,10 +7578,12 @@
           <w:sz w:val="32"/>
           <w:szCs w:val="32"/>
         </w:rPr>
-        <w:t>npm</w:t>
-      </w:r>
-      <w:proofErr w:type="spellEnd"/>
-      <w:r>
+        <w:t>dependencies:</w:t>
+      </w:r>
+    </w:p>
+    <w:p>
+      <w:pPr>
+        <w:jc w:val="both"/>
         <w:rPr>
           <w:b/>
           <w:bCs/>
@@ -5276,9 +7591,7 @@
           <w:sz w:val="32"/>
           <w:szCs w:val="32"/>
         </w:rPr>
-        <w:t xml:space="preserve"> ci &amp;&amp; </w:t>
-      </w:r>
-      <w:proofErr w:type="spellStart"/>
+      </w:pPr>
       <w:r>
         <w:rPr>
           <w:b/>
@@ -5287,9 +7600,65 @@
           <w:sz w:val="32"/>
           <w:szCs w:val="32"/>
         </w:rPr>
-        <w:t>npm</w:t>
-      </w:r>
-      <w:proofErr w:type="spellEnd"/>
+        <w:t xml:space="preserve">  firebase_analytics: ^12.1.2</w:t>
+      </w:r>
+    </w:p>
+    <w:p>
+      <w:pPr>
+        <w:jc w:val="both"/>
+        <w:rPr>
+          <w:sz w:val="32"/>
+          <w:szCs w:val="32"/>
+        </w:rPr>
+      </w:pPr>
+      <w:r>
+        <w:rPr>
+          <w:sz w:val="32"/>
+          <w:szCs w:val="32"/>
+        </w:rPr>
+        <w:t># It will automatically set up our Analytics, nothing extra is needed</w:t>
+      </w:r>
+    </w:p>
+    <w:p>
+      <w:pPr>
+        <w:jc w:val="both"/>
+        <w:rPr>
+          <w:sz w:val="32"/>
+          <w:szCs w:val="32"/>
+        </w:rPr>
+      </w:pPr>
+      <w:r>
+        <w:rPr>
+          <w:sz w:val="32"/>
+          <w:szCs w:val="32"/>
+        </w:rPr>
+        <w:t xml:space="preserve"># Then run this command (sometimes </w:t>
+      </w:r>
+      <w:r>
+        <w:rPr>
+          <w:b/>
+          <w:bCs/>
+          <w:sz w:val="32"/>
+          <w:szCs w:val="32"/>
+        </w:rPr>
+        <w:t xml:space="preserve">FlutterFire </w:t>
+      </w:r>
+      <w:r>
+        <w:rPr>
+          <w:sz w:val="32"/>
+          <w:szCs w:val="32"/>
+        </w:rPr>
+        <w:t>automatically configures for us)</w:t>
+      </w:r>
+    </w:p>
+    <w:p>
+      <w:pPr>
+        <w:jc w:val="both"/>
+        <w:rPr>
+          <w:sz w:val="32"/>
+          <w:szCs w:val="32"/>
+        </w:rPr>
+      </w:pPr>
       <w:r>
         <w:rPr>
           <w:b/>
@@ -5298,607 +7667,42 @@
           <w:sz w:val="32"/>
           <w:szCs w:val="32"/>
         </w:rPr>
-        <w:t xml:space="preserve"> run build</w:t>
-      </w:r>
-    </w:p>
-    <w:p>
-      <w:pPr>
-        <w:jc w:val="both"/>
-        <w:rPr>
-          <w:sz w:val="32"/>
-          <w:szCs w:val="32"/>
-        </w:rPr>
-      </w:pPr>
-      <w:r>
-        <w:rPr>
-          <w:sz w:val="32"/>
-          <w:szCs w:val="32"/>
-        </w:rPr>
-        <w:t># These commands will vary from workflow to workflow</w:t>
-      </w:r>
-    </w:p>
-    <w:p>
-      <w:pPr>
-        <w:jc w:val="both"/>
-        <w:rPr>
-          <w:sz w:val="32"/>
-          <w:szCs w:val="32"/>
-        </w:rPr>
-      </w:pPr>
-    </w:p>
-    <w:p>
-      <w:pPr>
-        <w:jc w:val="both"/>
-        <w:rPr>
-          <w:sz w:val="32"/>
-          <w:szCs w:val="32"/>
-        </w:rPr>
-      </w:pPr>
-      <w:r>
-        <w:rPr>
-          <w:sz w:val="32"/>
-          <w:szCs w:val="32"/>
-        </w:rPr>
-        <w:t xml:space="preserve">Step-4, </w:t>
-      </w:r>
-      <w:r>
-        <w:rPr>
-          <w:sz w:val="32"/>
-          <w:szCs w:val="32"/>
-        </w:rPr>
-        <w:t>Workflow</w:t>
-      </w:r>
-      <w:r>
-        <w:rPr>
-          <w:sz w:val="32"/>
-          <w:szCs w:val="32"/>
-        </w:rPr>
-        <w:t xml:space="preserve"> set up:</w:t>
-      </w:r>
-    </w:p>
-    <w:p>
-      <w:pPr>
-        <w:jc w:val="both"/>
-        <w:rPr>
-          <w:sz w:val="32"/>
-          <w:szCs w:val="32"/>
-        </w:rPr>
-      </w:pPr>
-      <w:r>
-        <w:rPr>
-          <w:sz w:val="32"/>
-          <w:szCs w:val="32"/>
-        </w:rPr>
-        <w:t># The it will ask us if we want to setup a deploy</w:t>
-      </w:r>
-      <w:r>
-        <w:rPr>
-          <w:sz w:val="32"/>
-          <w:szCs w:val="32"/>
-        </w:rPr>
-        <w:t xml:space="preserve">ment to the </w:t>
-      </w:r>
-      <w:r>
-        <w:rPr>
-          <w:b/>
-          <w:bCs/>
-          <w:sz w:val="32"/>
-          <w:szCs w:val="32"/>
-        </w:rPr>
-        <w:t>live</w:t>
-      </w:r>
-      <w:r>
-        <w:rPr>
-          <w:sz w:val="32"/>
-          <w:szCs w:val="32"/>
-        </w:rPr>
-        <w:t xml:space="preserve"> Channel (Production) when a PR is merged, type Yes. If the PR is approved merge it, and deploy the new updated website to </w:t>
-      </w:r>
-      <w:r>
-        <w:rPr>
-          <w:b/>
-          <w:bCs/>
-          <w:sz w:val="32"/>
-          <w:szCs w:val="32"/>
-        </w:rPr>
-        <w:t>live</w:t>
-      </w:r>
-      <w:r>
-        <w:rPr>
-          <w:sz w:val="32"/>
-          <w:szCs w:val="32"/>
-        </w:rPr>
-        <w:t xml:space="preserve"> Channel which is Production. We can also set it to No if we want to manually verify before deploying.</w:t>
-      </w:r>
-    </w:p>
-    <w:p>
-      <w:pPr>
-        <w:jc w:val="both"/>
-        <w:rPr>
-          <w:sz w:val="32"/>
-          <w:szCs w:val="32"/>
-        </w:rPr>
-      </w:pPr>
-      <w:r>
-        <w:rPr>
-          <w:sz w:val="32"/>
-          <w:szCs w:val="32"/>
-        </w:rPr>
-        <w:t xml:space="preserve"># Then its going to ask us what Branch which is connected with our </w:t>
-      </w:r>
-      <w:r>
-        <w:rPr>
-          <w:b/>
-          <w:bCs/>
-          <w:sz w:val="32"/>
-          <w:szCs w:val="32"/>
-        </w:rPr>
-        <w:t>live</w:t>
-      </w:r>
-      <w:r>
-        <w:rPr>
-          <w:sz w:val="32"/>
-          <w:szCs w:val="32"/>
-        </w:rPr>
-        <w:t xml:space="preserve"> Channel, type </w:t>
-      </w:r>
-      <w:r>
-        <w:rPr>
-          <w:b/>
-          <w:bCs/>
-          <w:sz w:val="32"/>
-          <w:szCs w:val="32"/>
-        </w:rPr>
-        <w:t>main</w:t>
-      </w:r>
-      <w:r>
-        <w:rPr>
-          <w:sz w:val="32"/>
-          <w:szCs w:val="32"/>
-        </w:rPr>
-        <w:t xml:space="preserve"> (default for most cases)</w:t>
-      </w:r>
-    </w:p>
-    <w:p>
-      <w:pPr>
-        <w:jc w:val="both"/>
-        <w:rPr>
-          <w:sz w:val="32"/>
-          <w:szCs w:val="32"/>
-        </w:rPr>
-      </w:pPr>
-      <w:r>
-        <w:rPr>
-          <w:sz w:val="32"/>
-          <w:szCs w:val="32"/>
-        </w:rPr>
-        <w:t xml:space="preserve"># Then </w:t>
-      </w:r>
-      <w:r>
-        <w:rPr>
-          <w:b/>
-          <w:bCs/>
-          <w:sz w:val="32"/>
-          <w:szCs w:val="32"/>
-        </w:rPr>
-        <w:t>Firebase</w:t>
-      </w:r>
-      <w:r>
-        <w:rPr>
-          <w:sz w:val="32"/>
-          <w:szCs w:val="32"/>
-        </w:rPr>
-        <w:t xml:space="preserve"> CLI will generate </w:t>
-      </w:r>
-      <w:proofErr w:type="gramStart"/>
-      <w:r>
-        <w:rPr>
-          <w:sz w:val="32"/>
-          <w:szCs w:val="32"/>
-        </w:rPr>
-        <w:t>a</w:t>
-      </w:r>
-      <w:r>
-        <w:rPr>
-          <w:sz w:val="32"/>
-          <w:szCs w:val="32"/>
-        </w:rPr>
-        <w:t xml:space="preserve"> </w:t>
-      </w:r>
-      <w:r>
-        <w:rPr>
-          <w:b/>
-          <w:bCs/>
-          <w:sz w:val="32"/>
-          <w:szCs w:val="32"/>
-        </w:rPr>
-        <w:t>.</w:t>
-      </w:r>
-      <w:proofErr w:type="spellStart"/>
-      <w:r>
-        <w:rPr>
-          <w:b/>
-          <w:bCs/>
-          <w:sz w:val="32"/>
-          <w:szCs w:val="32"/>
-        </w:rPr>
-        <w:t>github</w:t>
-      </w:r>
-      <w:proofErr w:type="spellEnd"/>
-      <w:proofErr w:type="gramEnd"/>
-      <w:r>
-        <w:rPr>
-          <w:sz w:val="32"/>
-          <w:szCs w:val="32"/>
-        </w:rPr>
-        <w:t xml:space="preserve"> folder with two workflow YAML files in it. One for when a merge happens to the main branch and one on a Pull-Request</w:t>
-      </w:r>
-      <w:r>
-        <w:rPr>
-          <w:sz w:val="32"/>
-          <w:szCs w:val="32"/>
-        </w:rPr>
-        <w:t>.</w:t>
-      </w:r>
-    </w:p>
-    <w:p>
-      <w:pPr>
-        <w:jc w:val="both"/>
-        <w:rPr>
-          <w:sz w:val="32"/>
-          <w:szCs w:val="32"/>
-        </w:rPr>
-      </w:pPr>
-      <w:r>
-        <w:rPr>
-          <w:sz w:val="32"/>
-          <w:szCs w:val="32"/>
-        </w:rPr>
-        <w:t xml:space="preserve"># These YAML files will be managed by </w:t>
-      </w:r>
-      <w:r>
-        <w:rPr>
-          <w:b/>
-          <w:bCs/>
-          <w:sz w:val="32"/>
-          <w:szCs w:val="32"/>
-        </w:rPr>
-        <w:t>Firebase</w:t>
-      </w:r>
-      <w:r>
-        <w:rPr>
-          <w:sz w:val="32"/>
-          <w:szCs w:val="32"/>
-        </w:rPr>
-        <w:t xml:space="preserve"> CLI though we can edit </w:t>
-      </w:r>
-      <w:r>
-        <w:rPr>
-          <w:b/>
-          <w:bCs/>
-          <w:sz w:val="32"/>
-          <w:szCs w:val="32"/>
-        </w:rPr>
-        <w:t>run:</w:t>
-      </w:r>
-      <w:r>
-        <w:rPr>
-          <w:sz w:val="32"/>
-          <w:szCs w:val="32"/>
-        </w:rPr>
-        <w:t xml:space="preserve"> and add more build-scripts like </w:t>
-      </w:r>
-      <w:r>
-        <w:rPr>
-          <w:b/>
-          <w:bCs/>
-          <w:sz w:val="32"/>
-          <w:szCs w:val="32"/>
-        </w:rPr>
-        <w:t>flutter test</w:t>
-      </w:r>
-    </w:p>
-    <w:p>
-      <w:pPr>
-        <w:jc w:val="both"/>
-        <w:rPr>
-          <w:sz w:val="32"/>
-          <w:szCs w:val="32"/>
-        </w:rPr>
-      </w:pPr>
-    </w:p>
-    <w:p>
-      <w:pPr>
-        <w:jc w:val="both"/>
-        <w:rPr>
-          <w:sz w:val="32"/>
-          <w:szCs w:val="32"/>
-        </w:rPr>
-      </w:pPr>
-      <w:r>
-        <w:rPr>
-          <w:sz w:val="32"/>
-          <w:szCs w:val="32"/>
-        </w:rPr>
-        <w:t>Step-5, Open PR:</w:t>
-      </w:r>
-    </w:p>
-    <w:p>
-      <w:pPr>
-        <w:jc w:val="both"/>
-        <w:rPr>
-          <w:sz w:val="32"/>
-          <w:szCs w:val="32"/>
-        </w:rPr>
-      </w:pPr>
-      <w:r>
-        <w:rPr>
-          <w:sz w:val="32"/>
-          <w:szCs w:val="32"/>
-        </w:rPr>
-        <w:t># Then make some code changes, commit and push the</w:t>
-      </w:r>
-      <w:r>
-        <w:rPr>
-          <w:b/>
-          <w:bCs/>
-          <w:sz w:val="32"/>
-          <w:szCs w:val="32"/>
-        </w:rPr>
-        <w:t xml:space="preserve"> next</w:t>
-      </w:r>
-      <w:r>
-        <w:rPr>
-          <w:sz w:val="32"/>
-          <w:szCs w:val="32"/>
-        </w:rPr>
-        <w:t xml:space="preserve"> branch to </w:t>
-      </w:r>
-      <w:r>
-        <w:rPr>
-          <w:b/>
-          <w:bCs/>
-          <w:sz w:val="32"/>
-          <w:szCs w:val="32"/>
-        </w:rPr>
-        <w:t>GitHub</w:t>
-      </w:r>
-      <w:r>
-        <w:rPr>
-          <w:sz w:val="32"/>
-          <w:szCs w:val="32"/>
-        </w:rPr>
-        <w:t xml:space="preserve">. After that open a PR by clicking on </w:t>
-      </w:r>
-      <w:r>
-        <w:rPr>
-          <w:b/>
-          <w:bCs/>
-          <w:sz w:val="32"/>
-          <w:szCs w:val="32"/>
-        </w:rPr>
-        <w:t>Compare &amp; Pull Request</w:t>
-      </w:r>
-    </w:p>
-    <w:p>
-      <w:pPr>
-        <w:jc w:val="both"/>
-        <w:rPr>
-          <w:sz w:val="32"/>
-          <w:szCs w:val="32"/>
-        </w:rPr>
-      </w:pPr>
-      <w:r>
-        <w:rPr>
-          <w:sz w:val="32"/>
-          <w:szCs w:val="32"/>
-        </w:rPr>
-        <w:t xml:space="preserve"># After creating a Pull-Request it’ll run some checks (basically the Pull-Request workflow) showing a yellow-circle. By clicking on the </w:t>
-      </w:r>
-      <w:r>
-        <w:rPr>
-          <w:b/>
-          <w:bCs/>
-          <w:sz w:val="32"/>
-          <w:szCs w:val="32"/>
-        </w:rPr>
-        <w:t>details,</w:t>
-      </w:r>
-      <w:r>
-        <w:rPr>
-          <w:b/>
-          <w:bCs/>
-          <w:sz w:val="32"/>
-          <w:szCs w:val="32"/>
-        </w:rPr>
-        <w:t xml:space="preserve"> </w:t>
-      </w:r>
-      <w:r>
-        <w:rPr>
-          <w:sz w:val="32"/>
-          <w:szCs w:val="32"/>
-        </w:rPr>
-        <w:t xml:space="preserve">it’ll take us to the </w:t>
-      </w:r>
-      <w:r>
-        <w:rPr>
-          <w:b/>
-          <w:bCs/>
-          <w:sz w:val="32"/>
-          <w:szCs w:val="32"/>
-        </w:rPr>
-        <w:t>GitHub</w:t>
-      </w:r>
-      <w:r>
-        <w:rPr>
-          <w:sz w:val="32"/>
-          <w:szCs w:val="32"/>
-        </w:rPr>
-        <w:t xml:space="preserve"> Actions Section where we can see the actions or build-scripts specified before are running</w:t>
-      </w:r>
-    </w:p>
-    <w:p>
-      <w:pPr>
-        <w:jc w:val="both"/>
-        <w:rPr>
-          <w:sz w:val="32"/>
-          <w:szCs w:val="32"/>
-        </w:rPr>
-      </w:pPr>
-      <w:r>
-        <w:rPr>
-          <w:sz w:val="32"/>
-          <w:szCs w:val="32"/>
-        </w:rPr>
-        <w:t># It’ll run through all the steps and once done, it’ll deploy it to the Preview Channel. And by going back to the Pull-Request we can see there is a comment from the</w:t>
-      </w:r>
-      <w:r>
-        <w:rPr>
-          <w:b/>
-          <w:bCs/>
-          <w:sz w:val="32"/>
-          <w:szCs w:val="32"/>
-        </w:rPr>
-        <w:t xml:space="preserve"> GitHub</w:t>
-      </w:r>
-      <w:r>
-        <w:rPr>
-          <w:sz w:val="32"/>
-          <w:szCs w:val="32"/>
-        </w:rPr>
-        <w:t xml:space="preserve"> Actions Bot with </w:t>
-      </w:r>
-      <w:r>
-        <w:rPr>
-          <w:sz w:val="32"/>
-          <w:szCs w:val="32"/>
-        </w:rPr>
-        <w:t xml:space="preserve">our generated URL for the Preview Channel. By going to that link, we </w:t>
-      </w:r>
-      <w:r>
-        <w:rPr>
-          <w:sz w:val="32"/>
-          <w:szCs w:val="32"/>
-        </w:rPr>
-        <w:lastRenderedPageBreak/>
-        <w:t>can see the new updated preview of the website and by default Preview Channel is set to expire after 7 days</w:t>
-      </w:r>
-    </w:p>
-    <w:p>
-      <w:pPr>
-        <w:jc w:val="both"/>
-        <w:rPr>
-          <w:sz w:val="32"/>
-          <w:szCs w:val="32"/>
-        </w:rPr>
-      </w:pPr>
-    </w:p>
-    <w:p>
-      <w:pPr>
-        <w:jc w:val="both"/>
-        <w:rPr>
-          <w:sz w:val="32"/>
-          <w:szCs w:val="32"/>
-        </w:rPr>
-      </w:pPr>
-      <w:r>
-        <w:rPr>
-          <w:sz w:val="32"/>
-          <w:szCs w:val="32"/>
-        </w:rPr>
-        <w:t>Step-6, Merge with main:</w:t>
-      </w:r>
-    </w:p>
-    <w:p>
-      <w:pPr>
-        <w:jc w:val="both"/>
-        <w:rPr>
-          <w:sz w:val="32"/>
-          <w:szCs w:val="32"/>
-        </w:rPr>
-      </w:pPr>
-      <w:r>
-        <w:rPr>
-          <w:sz w:val="32"/>
-          <w:szCs w:val="32"/>
-        </w:rPr>
-        <w:t xml:space="preserve"># When we merge the PR with </w:t>
-      </w:r>
-      <w:r>
-        <w:rPr>
-          <w:b/>
-          <w:bCs/>
-          <w:sz w:val="32"/>
-          <w:szCs w:val="32"/>
-        </w:rPr>
-        <w:t>main</w:t>
-      </w:r>
-      <w:r>
-        <w:rPr>
-          <w:sz w:val="32"/>
-          <w:szCs w:val="32"/>
-        </w:rPr>
-        <w:t xml:space="preserve"> branch and delete the </w:t>
-      </w:r>
-      <w:r>
-        <w:rPr>
-          <w:b/>
-          <w:bCs/>
-          <w:sz w:val="32"/>
-          <w:szCs w:val="32"/>
-        </w:rPr>
-        <w:t>next</w:t>
-      </w:r>
-      <w:r>
-        <w:rPr>
-          <w:sz w:val="32"/>
-          <w:szCs w:val="32"/>
-        </w:rPr>
-        <w:t xml:space="preserve"> branch. We’ll see in the main page of the repo a tiny yellow dot by clicking on it we see Merge Workflow or Action (build-scripts) or checks is running and after successfully running all checks it’s going to deploy to our </w:t>
-      </w:r>
-      <w:r>
-        <w:rPr>
-          <w:b/>
-          <w:bCs/>
-          <w:sz w:val="32"/>
-          <w:szCs w:val="32"/>
-        </w:rPr>
-        <w:t>live</w:t>
-      </w:r>
-      <w:r>
-        <w:rPr>
-          <w:sz w:val="32"/>
-          <w:szCs w:val="32"/>
-        </w:rPr>
-        <w:t xml:space="preserve"> Channel which is Production</w:t>
-      </w:r>
-    </w:p>
-    <w:p>
-      <w:pPr>
-        <w:jc w:val="both"/>
-        <w:rPr>
-          <w:sz w:val="32"/>
-          <w:szCs w:val="32"/>
-        </w:rPr>
-      </w:pPr>
-      <w:r>
-        <w:rPr>
-          <w:sz w:val="32"/>
-          <w:szCs w:val="32"/>
-        </w:rPr>
-        <w:t xml:space="preserve"># And updated website will be available in the </w:t>
-      </w:r>
-      <w:proofErr w:type="spellStart"/>
-      <w:r>
-        <w:rPr>
-          <w:b/>
-          <w:bCs/>
-          <w:sz w:val="32"/>
-          <w:szCs w:val="32"/>
-        </w:rPr>
-        <w:t>projet-id.web.app</w:t>
-      </w:r>
-      <w:proofErr w:type="spellEnd"/>
+        <w:t>flutterfire configure</w:t>
+      </w:r>
+    </w:p>
+    <w:p>
+      <w:pPr>
+        <w:jc w:val="both"/>
+        <w:rPr>
+          <w:sz w:val="32"/>
+          <w:szCs w:val="32"/>
+        </w:rPr>
+      </w:pPr>
+      <w:r>
+        <w:rPr>
+          <w:b/>
+          <w:bCs/>
+          <w:sz w:val="32"/>
+          <w:szCs w:val="32"/>
+        </w:rPr>
+        <w:t>NOTE:</w:t>
+      </w:r>
+      <w:r>
+        <w:rPr>
+          <w:sz w:val="32"/>
+          <w:szCs w:val="32"/>
+        </w:rPr>
+        <w:t xml:space="preserve"> For info see f40 firebase flutter doc</w:t>
+      </w:r>
+    </w:p>
+    <w:p>
+      <w:pPr>
+        <w:jc w:val="both"/>
+        <w:rPr>
+          <w:sz w:val="32"/>
+          <w:szCs w:val="32"/>
+        </w:rPr>
+      </w:pPr>
     </w:p>
     <w:p>
       <w:pPr>
@@ -5910,6 +7714,7 @@
       </w:pPr>
     </w:p>
     <w:sectPr>
+      <w:footerReference w:type="default" r:id="rId7"/>
       <w:pgSz w:w="11906" w:h="16838" w:code="9"/>
       <w:pgMar w:top="1440" w:right="1440" w:bottom="1440" w:left="1440" w:header="720" w:footer="720" w:gutter="0"/>
       <w:cols w:space="720"/>
@@ -5917,6 +7722,109 @@
     </w:sectPr>
   </w:body>
 </w:document>
+</file>
+
+<file path=word/endnotes.xml><?xml version="1.0" encoding="utf-8"?>
+<w:endnotes xmlns:wpc="http://schemas.microsoft.com/office/word/2010/wordprocessingCanvas" xmlns:cx="http://schemas.microsoft.com/office/drawing/2014/chartex" xmlns:cx1="http://schemas.microsoft.com/office/drawing/2015/9/8/chartex" xmlns:cx2="http://schemas.microsoft.com/office/drawing/2015/10/21/chartex" xmlns:cx3="http://schemas.microsoft.com/office/drawing/2016/5/9/chartex" xmlns:cx4="http://schemas.microsoft.com/office/drawing/2016/5/10/chartex" xmlns:cx5="http://schemas.microsoft.com/office/drawing/2016/5/11/chartex" xmlns:cx6="http://schemas.microsoft.com/office/drawing/2016/5/12/chartex" xmlns:cx7="http://schemas.microsoft.com/office/drawing/2016/5/13/chartex" xmlns:cx8="http://schemas.microsoft.com/office/drawing/2016/5/14/chartex" xmlns:mc="http://schemas.openxmlformats.org/markup-compatibility/2006" xmlns:aink="http://schemas.microsoft.com/office/drawing/2016/ink" xmlns:am3d="http://schemas.microsoft.com/office/drawing/2017/model3d" xmlns:o="urn:schemas-microsoft-com:office:office" xmlns:oel="http://schemas.microsoft.com/office/2019/extlst" xmlns:r="http://schemas.openxmlformats.org/officeDocument/2006/relationships" xmlns:m="http://schemas.openxmlformats.org/officeDocument/2006/math" xmlns:v="urn:schemas-microsoft-com:vml" xmlns:wp14="http://schemas.microsoft.com/office/word/2010/wordprocessingDrawing" xmlns:wp="http://schemas.openxmlformats.org/drawingml/2006/wordprocessingDrawing" xmlns:w10="urn:schemas-microsoft-com:office:word" xmlns:w="http://schemas.openxmlformats.org/wordprocessingml/2006/main" xmlns:w14="http://schemas.microsoft.com/office/word/2010/wordml" xmlns:w15="http://schemas.microsoft.com/office/word/2012/wordml" xmlns:w16cex="http://schemas.microsoft.com/office/word/2018/wordml/cex" xmlns:w16cid="http://schemas.microsoft.com/office/word/2016/wordml/cid" xmlns:w16="http://schemas.microsoft.com/office/word/2018/wordml" xmlns:w16sdtdh="http://schemas.microsoft.com/office/word/2020/wordml/sdtdatahash" xmlns:w16se="http://schemas.microsoft.com/office/word/2015/wordml/symex" xmlns:wpg="http://schemas.microsoft.com/office/word/2010/wordprocessingGroup" xmlns:wpi="http://schemas.microsoft.com/office/word/2010/wordprocessingInk" xmlns:wne="http://schemas.microsoft.com/office/word/2006/wordml" xmlns:wps="http://schemas.microsoft.com/office/word/2010/wordprocessingShape" mc:Ignorable="w14 w15 w16se w16cid w16 w16cex w16sdtdh wp14">
+  <w:endnote w:type="separator" w:id="-1">
+    <w:p>
+      <w:pPr>
+        <w:spacing w:after="0" w:line="240" w:lineRule="auto"/>
+      </w:pPr>
+      <w:r>
+        <w:separator/>
+      </w:r>
+    </w:p>
+  </w:endnote>
+  <w:endnote w:type="continuationSeparator" w:id="0">
+    <w:p>
+      <w:pPr>
+        <w:spacing w:after="0" w:line="240" w:lineRule="auto"/>
+      </w:pPr>
+      <w:r>
+        <w:continuationSeparator/>
+      </w:r>
+    </w:p>
+  </w:endnote>
+</w:endnotes>
+</file>
+
+<file path=word/footer1.xml><?xml version="1.0" encoding="utf-8"?>
+<w:ftr xmlns:wpc="http://schemas.microsoft.com/office/word/2010/wordprocessingCanvas" xmlns:cx="http://schemas.microsoft.com/office/drawing/2014/chartex" xmlns:cx1="http://schemas.microsoft.com/office/drawing/2015/9/8/chartex" xmlns:cx2="http://schemas.microsoft.com/office/drawing/2015/10/21/chartex" xmlns:cx3="http://schemas.microsoft.com/office/drawing/2016/5/9/chartex" xmlns:cx4="http://schemas.microsoft.com/office/drawing/2016/5/10/chartex" xmlns:cx5="http://schemas.microsoft.com/office/drawing/2016/5/11/chartex" xmlns:cx6="http://schemas.microsoft.com/office/drawing/2016/5/12/chartex" xmlns:cx7="http://schemas.microsoft.com/office/drawing/2016/5/13/chartex" xmlns:cx8="http://schemas.microsoft.com/office/drawing/2016/5/14/chartex" xmlns:mc="http://schemas.openxmlformats.org/markup-compatibility/2006" xmlns:aink="http://schemas.microsoft.com/office/drawing/2016/ink" xmlns:am3d="http://schemas.microsoft.com/office/drawing/2017/model3d" xmlns:o="urn:schemas-microsoft-com:office:office" xmlns:oel="http://schemas.microsoft.com/office/2019/extlst" xmlns:r="http://schemas.openxmlformats.org/officeDocument/2006/relationships" xmlns:m="http://schemas.openxmlformats.org/officeDocument/2006/math" xmlns:v="urn:schemas-microsoft-com:vml" xmlns:wp14="http://schemas.microsoft.com/office/word/2010/wordprocessingDrawing" xmlns:wp="http://schemas.openxmlformats.org/drawingml/2006/wordprocessingDrawing" xmlns:w10="urn:schemas-microsoft-com:office:word" xmlns:w="http://schemas.openxmlformats.org/wordprocessingml/2006/main" xmlns:w14="http://schemas.microsoft.com/office/word/2010/wordml" xmlns:w15="http://schemas.microsoft.com/office/word/2012/wordml" xmlns:w16cex="http://schemas.microsoft.com/office/word/2018/wordml/cex" xmlns:w16cid="http://schemas.microsoft.com/office/word/2016/wordml/cid" xmlns:w16="http://schemas.microsoft.com/office/word/2018/wordml" xmlns:w16sdtdh="http://schemas.microsoft.com/office/word/2020/wordml/sdtdatahash" xmlns:w16se="http://schemas.microsoft.com/office/word/2015/wordml/symex" xmlns:wpg="http://schemas.microsoft.com/office/word/2010/wordprocessingGroup" xmlns:wpi="http://schemas.microsoft.com/office/word/2010/wordprocessingInk" xmlns:wne="http://schemas.microsoft.com/office/word/2006/wordml" xmlns:wps="http://schemas.microsoft.com/office/word/2010/wordprocessingShape" mc:Ignorable="w14 w15 w16se w16cid w16 w16cex w16sdtdh wp14">
+  <w:sdt>
+    <w:sdtPr>
+      <w:id w:val="-770698923"/>
+      <w:docPartObj>
+        <w:docPartGallery w:val="Page Numbers (Bottom of Page)"/>
+        <w:docPartUnique/>
+      </w:docPartObj>
+    </w:sdtPr>
+    <w:sdtEndPr>
+      <w:rPr>
+        <w:noProof/>
+      </w:rPr>
+    </w:sdtEndPr>
+    <w:sdtContent>
+      <w:p>
+        <w:pPr>
+          <w:pStyle w:val="Footer"/>
+          <w:jc w:val="center"/>
+        </w:pPr>
+        <w:r>
+          <w:fldChar w:fldCharType="begin"/>
+        </w:r>
+        <w:r>
+          <w:instrText xml:space="preserve"> PAGE   \* MERGEFORMAT </w:instrText>
+        </w:r>
+        <w:r>
+          <w:fldChar w:fldCharType="separate"/>
+        </w:r>
+        <w:r>
+          <w:rPr>
+            <w:noProof/>
+          </w:rPr>
+          <w:t>2</w:t>
+        </w:r>
+        <w:r>
+          <w:rPr>
+            <w:noProof/>
+          </w:rPr>
+          <w:fldChar w:fldCharType="end"/>
+        </w:r>
+      </w:p>
+    </w:sdtContent>
+  </w:sdt>
+  <w:p>
+    <w:pPr>
+      <w:pStyle w:val="Footer"/>
+    </w:pPr>
+  </w:p>
+</w:ftr>
+</file>
+
+<file path=word/footnotes.xml><?xml version="1.0" encoding="utf-8"?>
+<w:footnotes xmlns:wpc="http://schemas.microsoft.com/office/word/2010/wordprocessingCanvas" xmlns:cx="http://schemas.microsoft.com/office/drawing/2014/chartex" xmlns:cx1="http://schemas.microsoft.com/office/drawing/2015/9/8/chartex" xmlns:cx2="http://schemas.microsoft.com/office/drawing/2015/10/21/chartex" xmlns:cx3="http://schemas.microsoft.com/office/drawing/2016/5/9/chartex" xmlns:cx4="http://schemas.microsoft.com/office/drawing/2016/5/10/chartex" xmlns:cx5="http://schemas.microsoft.com/office/drawing/2016/5/11/chartex" xmlns:cx6="http://schemas.microsoft.com/office/drawing/2016/5/12/chartex" xmlns:cx7="http://schemas.microsoft.com/office/drawing/2016/5/13/chartex" xmlns:cx8="http://schemas.microsoft.com/office/drawing/2016/5/14/chartex" xmlns:mc="http://schemas.openxmlformats.org/markup-compatibility/2006" xmlns:aink="http://schemas.microsoft.com/office/drawing/2016/ink" xmlns:am3d="http://schemas.microsoft.com/office/drawing/2017/model3d" xmlns:o="urn:schemas-microsoft-com:office:office" xmlns:oel="http://schemas.microsoft.com/office/2019/extlst" xmlns:r="http://schemas.openxmlformats.org/officeDocument/2006/relationships" xmlns:m="http://schemas.openxmlformats.org/officeDocument/2006/math" xmlns:v="urn:schemas-microsoft-com:vml" xmlns:wp14="http://schemas.microsoft.com/office/word/2010/wordprocessingDrawing" xmlns:wp="http://schemas.openxmlformats.org/drawingml/2006/wordprocessingDrawing" xmlns:w10="urn:schemas-microsoft-com:office:word" xmlns:w="http://schemas.openxmlformats.org/wordprocessingml/2006/main" xmlns:w14="http://schemas.microsoft.com/office/word/2010/wordml" xmlns:w15="http://schemas.microsoft.com/office/word/2012/wordml" xmlns:w16cex="http://schemas.microsoft.com/office/word/2018/wordml/cex" xmlns:w16cid="http://schemas.microsoft.com/office/word/2016/wordml/cid" xmlns:w16="http://schemas.microsoft.com/office/word/2018/wordml" xmlns:w16sdtdh="http://schemas.microsoft.com/office/word/2020/wordml/sdtdatahash" xmlns:w16se="http://schemas.microsoft.com/office/word/2015/wordml/symex" xmlns:wpg="http://schemas.microsoft.com/office/word/2010/wordprocessingGroup" xmlns:wpi="http://schemas.microsoft.com/office/word/2010/wordprocessingInk" xmlns:wne="http://schemas.microsoft.com/office/word/2006/wordml" xmlns:wps="http://schemas.microsoft.com/office/word/2010/wordprocessingShape" mc:Ignorable="w14 w15 w16se w16cid w16 w16cex w16sdtdh wp14">
+  <w:footnote w:type="separator" w:id="-1">
+    <w:p>
+      <w:pPr>
+        <w:spacing w:after="0" w:line="240" w:lineRule="auto"/>
+      </w:pPr>
+      <w:r>
+        <w:separator/>
+      </w:r>
+    </w:p>
+  </w:footnote>
+  <w:footnote w:type="continuationSeparator" w:id="0">
+    <w:p>
+      <w:pPr>
+        <w:spacing w:after="0" w:line="240" w:lineRule="auto"/>
+      </w:pPr>
+      <w:r>
+        <w:continuationSeparator/>
+      </w:r>
+    </w:p>
+  </w:footnote>
+</w:footnotes>
 </file>
 
 <file path=word/numbering.xml><?xml version="1.0" encoding="utf-8"?>
@@ -6148,6 +8056,97 @@
     </w:lvl>
   </w:abstractNum>
   <w:abstractNum w:abstractNumId="2" w15:restartNumberingAfterBreak="0">
+    <w:nsid w:val="24062DE1"/>
+    <w:multiLevelType w:val="hybridMultilevel"/>
+    <w:tmpl w:val="E4B0B028"/>
+    <w:lvl w:ilvl="0" w:tplc="74A6A442">
+      <w:start w:val="1"/>
+      <w:numFmt w:val="decimal"/>
+      <w:lvlText w:val="%1."/>
+      <w:lvlJc w:val="left"/>
+      <w:pPr>
+        <w:ind w:left="360" w:hanging="360"/>
+      </w:pPr>
+      <w:rPr>
+        <w:rFonts w:hint="default"/>
+        <w:b/>
+        <w:bCs/>
+      </w:rPr>
+    </w:lvl>
+    <w:lvl w:ilvl="1" w:tplc="04090019" w:tentative="1">
+      <w:start w:val="1"/>
+      <w:numFmt w:val="lowerLetter"/>
+      <w:lvlText w:val="%2."/>
+      <w:lvlJc w:val="left"/>
+      <w:pPr>
+        <w:ind w:left="1080" w:hanging="360"/>
+      </w:pPr>
+    </w:lvl>
+    <w:lvl w:ilvl="2" w:tplc="0409001B" w:tentative="1">
+      <w:start w:val="1"/>
+      <w:numFmt w:val="lowerRoman"/>
+      <w:lvlText w:val="%3."/>
+      <w:lvlJc w:val="right"/>
+      <w:pPr>
+        <w:ind w:left="1800" w:hanging="180"/>
+      </w:pPr>
+    </w:lvl>
+    <w:lvl w:ilvl="3" w:tplc="0409000F" w:tentative="1">
+      <w:start w:val="1"/>
+      <w:numFmt w:val="decimal"/>
+      <w:lvlText w:val="%4."/>
+      <w:lvlJc w:val="left"/>
+      <w:pPr>
+        <w:ind w:left="2520" w:hanging="360"/>
+      </w:pPr>
+    </w:lvl>
+    <w:lvl w:ilvl="4" w:tplc="04090019" w:tentative="1">
+      <w:start w:val="1"/>
+      <w:numFmt w:val="lowerLetter"/>
+      <w:lvlText w:val="%5."/>
+      <w:lvlJc w:val="left"/>
+      <w:pPr>
+        <w:ind w:left="3240" w:hanging="360"/>
+      </w:pPr>
+    </w:lvl>
+    <w:lvl w:ilvl="5" w:tplc="0409001B" w:tentative="1">
+      <w:start w:val="1"/>
+      <w:numFmt w:val="lowerRoman"/>
+      <w:lvlText w:val="%6."/>
+      <w:lvlJc w:val="right"/>
+      <w:pPr>
+        <w:ind w:left="3960" w:hanging="180"/>
+      </w:pPr>
+    </w:lvl>
+    <w:lvl w:ilvl="6" w:tplc="0409000F" w:tentative="1">
+      <w:start w:val="1"/>
+      <w:numFmt w:val="decimal"/>
+      <w:lvlText w:val="%7."/>
+      <w:lvlJc w:val="left"/>
+      <w:pPr>
+        <w:ind w:left="4680" w:hanging="360"/>
+      </w:pPr>
+    </w:lvl>
+    <w:lvl w:ilvl="7" w:tplc="04090019" w:tentative="1">
+      <w:start w:val="1"/>
+      <w:numFmt w:val="lowerLetter"/>
+      <w:lvlText w:val="%8."/>
+      <w:lvlJc w:val="left"/>
+      <w:pPr>
+        <w:ind w:left="5400" w:hanging="360"/>
+      </w:pPr>
+    </w:lvl>
+    <w:lvl w:ilvl="8" w:tplc="0409001B" w:tentative="1">
+      <w:start w:val="1"/>
+      <w:numFmt w:val="lowerRoman"/>
+      <w:lvlText w:val="%9."/>
+      <w:lvlJc w:val="right"/>
+      <w:pPr>
+        <w:ind w:left="6120" w:hanging="180"/>
+      </w:pPr>
+    </w:lvl>
+  </w:abstractNum>
+  <w:abstractNum w:abstractNumId="3" w15:restartNumberingAfterBreak="0">
     <w:nsid w:val="5088264C"/>
     <w:multiLevelType w:val="hybridMultilevel"/>
     <w:tmpl w:val="40A8D680"/>
@@ -6260,7 +8259,7 @@
       </w:rPr>
     </w:lvl>
   </w:abstractNum>
-  <w:abstractNum w:abstractNumId="3" w15:restartNumberingAfterBreak="0">
+  <w:abstractNum w:abstractNumId="4" w15:restartNumberingAfterBreak="0">
     <w:nsid w:val="54AA4BDF"/>
     <w:multiLevelType w:val="hybridMultilevel"/>
     <w:tmpl w:val="D5803554"/>
@@ -6373,10 +8372,10 @@
       </w:rPr>
     </w:lvl>
   </w:abstractNum>
-  <w:abstractNum w:abstractNumId="4" w15:restartNumberingAfterBreak="0">
-    <w:nsid w:val="6356225D"/>
+  <w:abstractNum w:abstractNumId="5" w15:restartNumberingAfterBreak="0">
+    <w:nsid w:val="570F2063"/>
     <w:multiLevelType w:val="hybridMultilevel"/>
-    <w:tmpl w:val="EFF8A3C2"/>
+    <w:tmpl w:val="68E81DBE"/>
     <w:lvl w:ilvl="0" w:tplc="04090001">
       <w:start w:val="1"/>
       <w:numFmt w:val="bullet"/>
@@ -6486,20 +8485,139 @@
       </w:rPr>
     </w:lvl>
   </w:abstractNum>
+  <w:abstractNum w:abstractNumId="6" w15:restartNumberingAfterBreak="0">
+    <w:nsid w:val="6356225D"/>
+    <w:multiLevelType w:val="hybridMultilevel"/>
+    <w:tmpl w:val="EFF8A3C2"/>
+    <w:lvl w:ilvl="0" w:tplc="04090001">
+      <w:start w:val="1"/>
+      <w:numFmt w:val="bullet"/>
+      <w:lvlText w:val=""/>
+      <w:lvlJc w:val="left"/>
+      <w:pPr>
+        <w:ind w:left="360" w:hanging="360"/>
+      </w:pPr>
+      <w:rPr>
+        <w:rFonts w:ascii="Symbol" w:hAnsi="Symbol" w:hint="default"/>
+      </w:rPr>
+    </w:lvl>
+    <w:lvl w:ilvl="1" w:tplc="04090003" w:tentative="1">
+      <w:start w:val="1"/>
+      <w:numFmt w:val="bullet"/>
+      <w:lvlText w:val="o"/>
+      <w:lvlJc w:val="left"/>
+      <w:pPr>
+        <w:ind w:left="1080" w:hanging="360"/>
+      </w:pPr>
+      <w:rPr>
+        <w:rFonts w:ascii="Courier New" w:hAnsi="Courier New" w:cs="Courier New" w:hint="default"/>
+      </w:rPr>
+    </w:lvl>
+    <w:lvl w:ilvl="2" w:tplc="04090005" w:tentative="1">
+      <w:start w:val="1"/>
+      <w:numFmt w:val="bullet"/>
+      <w:lvlText w:val=""/>
+      <w:lvlJc w:val="left"/>
+      <w:pPr>
+        <w:ind w:left="1800" w:hanging="360"/>
+      </w:pPr>
+      <w:rPr>
+        <w:rFonts w:ascii="Wingdings" w:hAnsi="Wingdings" w:hint="default"/>
+      </w:rPr>
+    </w:lvl>
+    <w:lvl w:ilvl="3" w:tplc="04090001" w:tentative="1">
+      <w:start w:val="1"/>
+      <w:numFmt w:val="bullet"/>
+      <w:lvlText w:val=""/>
+      <w:lvlJc w:val="left"/>
+      <w:pPr>
+        <w:ind w:left="2520" w:hanging="360"/>
+      </w:pPr>
+      <w:rPr>
+        <w:rFonts w:ascii="Symbol" w:hAnsi="Symbol" w:hint="default"/>
+      </w:rPr>
+    </w:lvl>
+    <w:lvl w:ilvl="4" w:tplc="04090003" w:tentative="1">
+      <w:start w:val="1"/>
+      <w:numFmt w:val="bullet"/>
+      <w:lvlText w:val="o"/>
+      <w:lvlJc w:val="left"/>
+      <w:pPr>
+        <w:ind w:left="3240" w:hanging="360"/>
+      </w:pPr>
+      <w:rPr>
+        <w:rFonts w:ascii="Courier New" w:hAnsi="Courier New" w:cs="Courier New" w:hint="default"/>
+      </w:rPr>
+    </w:lvl>
+    <w:lvl w:ilvl="5" w:tplc="04090005" w:tentative="1">
+      <w:start w:val="1"/>
+      <w:numFmt w:val="bullet"/>
+      <w:lvlText w:val=""/>
+      <w:lvlJc w:val="left"/>
+      <w:pPr>
+        <w:ind w:left="3960" w:hanging="360"/>
+      </w:pPr>
+      <w:rPr>
+        <w:rFonts w:ascii="Wingdings" w:hAnsi="Wingdings" w:hint="default"/>
+      </w:rPr>
+    </w:lvl>
+    <w:lvl w:ilvl="6" w:tplc="04090001" w:tentative="1">
+      <w:start w:val="1"/>
+      <w:numFmt w:val="bullet"/>
+      <w:lvlText w:val=""/>
+      <w:lvlJc w:val="left"/>
+      <w:pPr>
+        <w:ind w:left="4680" w:hanging="360"/>
+      </w:pPr>
+      <w:rPr>
+        <w:rFonts w:ascii="Symbol" w:hAnsi="Symbol" w:hint="default"/>
+      </w:rPr>
+    </w:lvl>
+    <w:lvl w:ilvl="7" w:tplc="04090003" w:tentative="1">
+      <w:start w:val="1"/>
+      <w:numFmt w:val="bullet"/>
+      <w:lvlText w:val="o"/>
+      <w:lvlJc w:val="left"/>
+      <w:pPr>
+        <w:ind w:left="5400" w:hanging="360"/>
+      </w:pPr>
+      <w:rPr>
+        <w:rFonts w:ascii="Courier New" w:hAnsi="Courier New" w:cs="Courier New" w:hint="default"/>
+      </w:rPr>
+    </w:lvl>
+    <w:lvl w:ilvl="8" w:tplc="04090005" w:tentative="1">
+      <w:start w:val="1"/>
+      <w:numFmt w:val="bullet"/>
+      <w:lvlText w:val=""/>
+      <w:lvlJc w:val="left"/>
+      <w:pPr>
+        <w:ind w:left="6120" w:hanging="360"/>
+      </w:pPr>
+      <w:rPr>
+        <w:rFonts w:ascii="Wingdings" w:hAnsi="Wingdings" w:hint="default"/>
+      </w:rPr>
+    </w:lvl>
+  </w:abstractNum>
   <w:num w:numId="1" w16cid:durableId="281884268">
     <w:abstractNumId w:val="1"/>
   </w:num>
   <w:num w:numId="2" w16cid:durableId="531308641">
-    <w:abstractNumId w:val="4"/>
+    <w:abstractNumId w:val="6"/>
   </w:num>
   <w:num w:numId="3" w16cid:durableId="898325909">
-    <w:abstractNumId w:val="3"/>
+    <w:abstractNumId w:val="4"/>
   </w:num>
   <w:num w:numId="4" w16cid:durableId="641886718">
     <w:abstractNumId w:val="0"/>
   </w:num>
   <w:num w:numId="5" w16cid:durableId="1542134920">
+    <w:abstractNumId w:val="3"/>
+  </w:num>
+  <w:num w:numId="6" w16cid:durableId="1823697765">
     <w:abstractNumId w:val="2"/>
+  </w:num>
+  <w:num w:numId="7" w16cid:durableId="627783562">
+    <w:abstractNumId w:val="5"/>
   </w:num>
 </w:numbering>
 </file>
@@ -7107,7 +9225,6 @@
   <w:style w:type="character" w:default="1" w:styleId="DefaultParagraphFont">
     <w:name w:val="Default Paragraph Font"/>
     <w:uiPriority w:val="1"/>
-    <w:semiHidden/>
     <w:unhideWhenUsed/>
   </w:style>
   <w:style w:type="table" w:default="1" w:styleId="TableNormal">
@@ -7444,6 +9561,50 @@
       <w:shd w:val="clear" w:color="auto" w:fill="E1DFDD"/>
     </w:rPr>
   </w:style>
+  <w:style w:type="paragraph" w:styleId="Header">
+    <w:name w:val="header"/>
+    <w:basedOn w:val="Normal"/>
+    <w:link w:val="HeaderChar"/>
+    <w:uiPriority w:val="99"/>
+    <w:unhideWhenUsed/>
+    <w:rsid w:val="001C5241"/>
+    <w:pPr>
+      <w:tabs>
+        <w:tab w:val="center" w:pos="4680"/>
+        <w:tab w:val="right" w:pos="9360"/>
+      </w:tabs>
+      <w:spacing w:after="0" w:line="240" w:lineRule="auto"/>
+    </w:pPr>
+  </w:style>
+  <w:style w:type="character" w:customStyle="1" w:styleId="HeaderChar">
+    <w:name w:val="Header Char"/>
+    <w:basedOn w:val="DefaultParagraphFont"/>
+    <w:link w:val="Header"/>
+    <w:uiPriority w:val="99"/>
+    <w:rsid w:val="001C5241"/>
+  </w:style>
+  <w:style w:type="paragraph" w:styleId="Footer">
+    <w:name w:val="footer"/>
+    <w:basedOn w:val="Normal"/>
+    <w:link w:val="FooterChar"/>
+    <w:uiPriority w:val="99"/>
+    <w:unhideWhenUsed/>
+    <w:rsid w:val="001C5241"/>
+    <w:pPr>
+      <w:tabs>
+        <w:tab w:val="center" w:pos="4680"/>
+        <w:tab w:val="right" w:pos="9360"/>
+      </w:tabs>
+      <w:spacing w:after="0" w:line="240" w:lineRule="auto"/>
+    </w:pPr>
+  </w:style>
+  <w:style w:type="character" w:customStyle="1" w:styleId="FooterChar">
+    <w:name w:val="Footer Char"/>
+    <w:basedOn w:val="DefaultParagraphFont"/>
+    <w:link w:val="Footer"/>
+    <w:uiPriority w:val="99"/>
+    <w:rsid w:val="001C5241"/>
+  </w:style>
 </w:styles>
 </file>
 

--- a/flutter_web/fw10_firebase_web_hosting.docx
+++ b/flutter_web/fw10_firebase_web_hosting.docx
@@ -183,7 +183,23 @@
           <w:sz w:val="32"/>
           <w:szCs w:val="32"/>
         </w:rPr>
-        <w:t>………………………..13</w:t>
+        <w:t>……………………</w:t>
+      </w:r>
+      <w:proofErr w:type="gramStart"/>
+      <w:r>
+        <w:rPr>
+          <w:sz w:val="32"/>
+          <w:szCs w:val="32"/>
+        </w:rPr>
+        <w:t>…..</w:t>
+      </w:r>
+      <w:proofErr w:type="gramEnd"/>
+      <w:r>
+        <w:rPr>
+          <w:sz w:val="32"/>
+          <w:szCs w:val="32"/>
+        </w:rPr>
+        <w:t>13</w:t>
       </w:r>
     </w:p>
     <w:p>
@@ -266,7 +282,39 @@
           <w:sz w:val="32"/>
           <w:szCs w:val="32"/>
         </w:rPr>
-        <w:t xml:space="preserve"> Analytics for Flutter Web…………………………………..15</w:t>
+        <w:t xml:space="preserve"> Analytics for </w:t>
+      </w:r>
+      <w:r>
+        <w:rPr>
+          <w:b/>
+          <w:bCs/>
+          <w:sz w:val="32"/>
+          <w:szCs w:val="32"/>
+        </w:rPr>
+        <w:t>Flutter</w:t>
+      </w:r>
+      <w:r>
+        <w:rPr>
+          <w:sz w:val="32"/>
+          <w:szCs w:val="32"/>
+        </w:rPr>
+        <w:t xml:space="preserve"> Web………………………………</w:t>
+      </w:r>
+      <w:proofErr w:type="gramStart"/>
+      <w:r>
+        <w:rPr>
+          <w:sz w:val="32"/>
+          <w:szCs w:val="32"/>
+        </w:rPr>
+        <w:t>…..</w:t>
+      </w:r>
+      <w:proofErr w:type="gramEnd"/>
+      <w:r>
+        <w:rPr>
+          <w:sz w:val="32"/>
+          <w:szCs w:val="32"/>
+        </w:rPr>
+        <w:t>15</w:t>
       </w:r>
     </w:p>
     <w:p>
@@ -417,15 +465,27 @@
           <w:szCs w:val="32"/>
         </w:rPr>
       </w:pPr>
-      <w:r>
-        <w:rPr>
-          <w:b/>
-          <w:bCs/>
-          <w:color w:val="D86DCB" w:themeColor="accent5" w:themeTint="99"/>
-          <w:sz w:val="32"/>
-          <w:szCs w:val="32"/>
-        </w:rPr>
-        <w:t>Firebase.initializeApp()</w:t>
+      <w:proofErr w:type="spellStart"/>
+      <w:r>
+        <w:rPr>
+          <w:b/>
+          <w:bCs/>
+          <w:color w:val="D86DCB" w:themeColor="accent5" w:themeTint="99"/>
+          <w:sz w:val="32"/>
+          <w:szCs w:val="32"/>
+        </w:rPr>
+        <w:t>Firebase.initializeApp</w:t>
+      </w:r>
+      <w:proofErr w:type="spellEnd"/>
+      <w:r>
+        <w:rPr>
+          <w:b/>
+          <w:bCs/>
+          <w:color w:val="D86DCB" w:themeColor="accent5" w:themeTint="99"/>
+          <w:sz w:val="32"/>
+          <w:szCs w:val="32"/>
+        </w:rPr>
+        <w:t>()</w:t>
       </w:r>
     </w:p>
     <w:p>
@@ -443,6 +503,8 @@
         </w:rPr>
         <w:t xml:space="preserve"># In </w:t>
       </w:r>
+      <w:proofErr w:type="spellStart"/>
+      <w:proofErr w:type="gramStart"/>
       <w:r>
         <w:rPr>
           <w:b/>
@@ -452,6 +514,8 @@
         </w:rPr>
         <w:t>main.dart</w:t>
       </w:r>
+      <w:proofErr w:type="spellEnd"/>
+      <w:proofErr w:type="gramEnd"/>
       <w:r>
         <w:rPr>
           <w:sz w:val="32"/>
@@ -600,6 +664,7 @@
           <w:szCs w:val="32"/>
         </w:rPr>
       </w:pPr>
+      <w:proofErr w:type="spellStart"/>
       <w:r>
         <w:rPr>
           <w:b/>
@@ -609,6 +674,7 @@
         </w:rPr>
         <w:t>Firestore</w:t>
       </w:r>
+      <w:proofErr w:type="spellEnd"/>
     </w:p>
     <w:p>
       <w:pPr>
@@ -1037,6 +1103,7 @@
         </w:rPr>
         <w:t xml:space="preserve"> (</w:t>
       </w:r>
+      <w:proofErr w:type="spellStart"/>
       <w:r>
         <w:rPr>
           <w:b/>
@@ -1046,6 +1113,7 @@
         </w:rPr>
         <w:t>npm</w:t>
       </w:r>
+      <w:proofErr w:type="spellEnd"/>
       <w:r>
         <w:rPr>
           <w:sz w:val="32"/>
@@ -1053,6 +1121,7 @@
         </w:rPr>
         <w:t xml:space="preserve">) is downloaded and updated first. Then Run this command in the terminal of the </w:t>
       </w:r>
+      <w:proofErr w:type="spellStart"/>
       <w:r>
         <w:rPr>
           <w:b/>
@@ -1062,6 +1131,7 @@
         </w:rPr>
         <w:t>project_root</w:t>
       </w:r>
+      <w:proofErr w:type="spellEnd"/>
       <w:r>
         <w:rPr>
           <w:sz w:val="32"/>
@@ -1097,6 +1167,7 @@
           <w:szCs w:val="32"/>
         </w:rPr>
       </w:pPr>
+      <w:proofErr w:type="spellStart"/>
       <w:r>
         <w:rPr>
           <w:b/>
@@ -1105,7 +1176,18 @@
           <w:sz w:val="32"/>
           <w:szCs w:val="32"/>
         </w:rPr>
-        <w:t>npm install -g firebase-tools</w:t>
+        <w:t>npm</w:t>
+      </w:r>
+      <w:proofErr w:type="spellEnd"/>
+      <w:r>
+        <w:rPr>
+          <w:b/>
+          <w:bCs/>
+          <w:color w:val="60CAF3" w:themeColor="accent4" w:themeTint="99"/>
+          <w:sz w:val="32"/>
+          <w:szCs w:val="32"/>
+        </w:rPr>
+        <w:t xml:space="preserve"> install -g firebase-tools</w:t>
       </w:r>
     </w:p>
     <w:p>
@@ -1130,12 +1212,21 @@
         </w:rPr>
         <w:t xml:space="preserve">Optional, </w:t>
       </w:r>
-      <w:r>
-        <w:rPr>
-          <w:sz w:val="32"/>
-          <w:szCs w:val="32"/>
-        </w:rPr>
-        <w:t xml:space="preserve">Or we can install the </w:t>
+      <w:proofErr w:type="gramStart"/>
+      <w:r>
+        <w:rPr>
+          <w:sz w:val="32"/>
+          <w:szCs w:val="32"/>
+        </w:rPr>
+        <w:t>Or</w:t>
+      </w:r>
+      <w:proofErr w:type="gramEnd"/>
+      <w:r>
+        <w:rPr>
+          <w:sz w:val="32"/>
+          <w:szCs w:val="32"/>
+        </w:rPr>
+        <w:t xml:space="preserve"> we can install the </w:t>
       </w:r>
       <w:r>
         <w:rPr>
@@ -1160,6 +1251,7 @@
         </w:rPr>
         <w:t xml:space="preserve"> which means </w:t>
       </w:r>
+      <w:proofErr w:type="spellStart"/>
       <w:r>
         <w:rPr>
           <w:b/>
@@ -1169,6 +1261,7 @@
         </w:rPr>
         <w:t>npm</w:t>
       </w:r>
+      <w:proofErr w:type="spellEnd"/>
       <w:r>
         <w:rPr>
           <w:sz w:val="32"/>
@@ -1192,6 +1285,7 @@
         </w:rPr>
         <w:t xml:space="preserve"> CLI in the </w:t>
       </w:r>
+      <w:proofErr w:type="spellStart"/>
       <w:r>
         <w:rPr>
           <w:b/>
@@ -1201,6 +1295,7 @@
         </w:rPr>
         <w:t>node_modules</w:t>
       </w:r>
+      <w:proofErr w:type="spellEnd"/>
       <w:r>
         <w:rPr>
           <w:sz w:val="32"/>
@@ -1208,6 +1303,7 @@
         </w:rPr>
         <w:t xml:space="preserve"> folder. Which is good for avoiding </w:t>
       </w:r>
+      <w:proofErr w:type="spellStart"/>
       <w:r>
         <w:rPr>
           <w:b/>
@@ -1217,6 +1313,7 @@
         </w:rPr>
         <w:t>sudo</w:t>
       </w:r>
+      <w:proofErr w:type="spellEnd"/>
       <w:r>
         <w:rPr>
           <w:sz w:val="32"/>
@@ -1236,6 +1333,7 @@
           <w:szCs w:val="32"/>
         </w:rPr>
       </w:pPr>
+      <w:proofErr w:type="spellStart"/>
       <w:r>
         <w:rPr>
           <w:b/>
@@ -1244,7 +1342,18 @@
           <w:sz w:val="32"/>
           <w:szCs w:val="32"/>
         </w:rPr>
-        <w:t>npm install firebase-tools -D</w:t>
+        <w:t>npm</w:t>
+      </w:r>
+      <w:proofErr w:type="spellEnd"/>
+      <w:r>
+        <w:rPr>
+          <w:b/>
+          <w:bCs/>
+          <w:color w:val="60CAF3" w:themeColor="accent4" w:themeTint="99"/>
+          <w:sz w:val="32"/>
+          <w:szCs w:val="32"/>
+        </w:rPr>
+        <w:t xml:space="preserve"> install firebase-tools -D</w:t>
       </w:r>
     </w:p>
     <w:p>
@@ -1262,14 +1371,25 @@
         </w:rPr>
         <w:t xml:space="preserve"># Then we can use Firebase CLI by tapping into </w:t>
       </w:r>
-      <w:r>
-        <w:rPr>
-          <w:b/>
-          <w:bCs/>
-          <w:sz w:val="32"/>
-          <w:szCs w:val="32"/>
-        </w:rPr>
-        <w:t>node_modules/.bin/</w:t>
+      <w:proofErr w:type="spellStart"/>
+      <w:r>
+        <w:rPr>
+          <w:b/>
+          <w:bCs/>
+          <w:sz w:val="32"/>
+          <w:szCs w:val="32"/>
+        </w:rPr>
+        <w:t>node_modules</w:t>
+      </w:r>
+      <w:proofErr w:type="spellEnd"/>
+      <w:r>
+        <w:rPr>
+          <w:b/>
+          <w:bCs/>
+          <w:sz w:val="32"/>
+          <w:szCs w:val="32"/>
+        </w:rPr>
+        <w:t>/.bin/</w:t>
       </w:r>
       <w:r>
         <w:rPr>
@@ -1290,6 +1410,7 @@
           <w:szCs w:val="32"/>
         </w:rPr>
       </w:pPr>
+      <w:proofErr w:type="spellStart"/>
       <w:r>
         <w:rPr>
           <w:b/>
@@ -1298,7 +1419,18 @@
           <w:sz w:val="32"/>
           <w:szCs w:val="32"/>
         </w:rPr>
-        <w:t>node_modules/.bin/firebase --version</w:t>
+        <w:t>node_modules</w:t>
+      </w:r>
+      <w:proofErr w:type="spellEnd"/>
+      <w:r>
+        <w:rPr>
+          <w:b/>
+          <w:bCs/>
+          <w:color w:val="60CAF3" w:themeColor="accent4" w:themeTint="99"/>
+          <w:sz w:val="32"/>
+          <w:szCs w:val="32"/>
+        </w:rPr>
+        <w:t>/.bin/firebase --version</w:t>
       </w:r>
     </w:p>
     <w:p>
@@ -1422,7 +1554,31 @@
           <w:sz w:val="32"/>
           <w:szCs w:val="32"/>
         </w:rPr>
-        <w:t>firebase login:add another@gmail.com</w:t>
+        <w:t xml:space="preserve">firebase </w:t>
+      </w:r>
+      <w:proofErr w:type="spellStart"/>
+      <w:proofErr w:type="gramStart"/>
+      <w:r>
+        <w:rPr>
+          <w:b/>
+          <w:bCs/>
+          <w:color w:val="60CAF3" w:themeColor="accent4" w:themeTint="99"/>
+          <w:sz w:val="32"/>
+          <w:szCs w:val="32"/>
+        </w:rPr>
+        <w:t>login:add</w:t>
+      </w:r>
+      <w:proofErr w:type="spellEnd"/>
+      <w:proofErr w:type="gramEnd"/>
+      <w:r>
+        <w:rPr>
+          <w:b/>
+          <w:bCs/>
+          <w:color w:val="60CAF3" w:themeColor="accent4" w:themeTint="99"/>
+          <w:sz w:val="32"/>
+          <w:szCs w:val="32"/>
+        </w:rPr>
+        <w:t xml:space="preserve"> another@gmail.com</w:t>
       </w:r>
     </w:p>
     <w:p>
@@ -1460,7 +1616,31 @@
           <w:sz w:val="32"/>
           <w:szCs w:val="32"/>
         </w:rPr>
-        <w:t>firebase login:use another@gmail.com</w:t>
+        <w:t xml:space="preserve">firebase </w:t>
+      </w:r>
+      <w:proofErr w:type="spellStart"/>
+      <w:proofErr w:type="gramStart"/>
+      <w:r>
+        <w:rPr>
+          <w:b/>
+          <w:bCs/>
+          <w:color w:val="60CAF3" w:themeColor="accent4" w:themeTint="99"/>
+          <w:sz w:val="32"/>
+          <w:szCs w:val="32"/>
+        </w:rPr>
+        <w:t>login:use</w:t>
+      </w:r>
+      <w:proofErr w:type="spellEnd"/>
+      <w:proofErr w:type="gramEnd"/>
+      <w:r>
+        <w:rPr>
+          <w:b/>
+          <w:bCs/>
+          <w:color w:val="60CAF3" w:themeColor="accent4" w:themeTint="99"/>
+          <w:sz w:val="32"/>
+          <w:szCs w:val="32"/>
+        </w:rPr>
+        <w:t xml:space="preserve"> another@gmail.com</w:t>
       </w:r>
     </w:p>
     <w:p>
@@ -1523,7 +1703,29 @@
           <w:sz w:val="32"/>
           <w:szCs w:val="32"/>
         </w:rPr>
-        <w:t>firebase init hosting</w:t>
+        <w:t xml:space="preserve">firebase </w:t>
+      </w:r>
+      <w:proofErr w:type="spellStart"/>
+      <w:r>
+        <w:rPr>
+          <w:b/>
+          <w:bCs/>
+          <w:color w:val="60CAF3" w:themeColor="accent4" w:themeTint="99"/>
+          <w:sz w:val="32"/>
+          <w:szCs w:val="32"/>
+        </w:rPr>
+        <w:t>init</w:t>
+      </w:r>
+      <w:proofErr w:type="spellEnd"/>
+      <w:r>
+        <w:rPr>
+          <w:b/>
+          <w:bCs/>
+          <w:color w:val="60CAF3" w:themeColor="accent4" w:themeTint="99"/>
+          <w:sz w:val="32"/>
+          <w:szCs w:val="32"/>
+        </w:rPr>
+        <w:t xml:space="preserve"> hosting</w:t>
       </w:r>
     </w:p>
     <w:p>
@@ -2012,7 +2214,23 @@
           <w:sz w:val="32"/>
           <w:szCs w:val="32"/>
         </w:rPr>
-        <w:t xml:space="preserve"> (rewrite all urls to index.html). But if </w:t>
+        <w:t xml:space="preserve"> (rewrite all </w:t>
+      </w:r>
+      <w:proofErr w:type="spellStart"/>
+      <w:r>
+        <w:rPr>
+          <w:sz w:val="32"/>
+          <w:szCs w:val="32"/>
+        </w:rPr>
+        <w:t>urls</w:t>
+      </w:r>
+      <w:proofErr w:type="spellEnd"/>
+      <w:r>
+        <w:rPr>
+          <w:sz w:val="32"/>
+          <w:szCs w:val="32"/>
+        </w:rPr>
+        <w:t xml:space="preserve"> to index.html). But if </w:t>
       </w:r>
       <w:r>
         <w:rPr>
@@ -2177,6 +2395,7 @@
         </w:rPr>
         <w:t xml:space="preserve"> initialization will be complete and these files will be created in </w:t>
       </w:r>
+      <w:proofErr w:type="spellStart"/>
       <w:r>
         <w:rPr>
           <w:b/>
@@ -2186,6 +2405,7 @@
         </w:rPr>
         <w:t>project_root</w:t>
       </w:r>
+      <w:proofErr w:type="spellEnd"/>
       <w:r>
         <w:rPr>
           <w:sz w:val="32"/>
@@ -2209,6 +2429,8 @@
           <w:szCs w:val="32"/>
         </w:rPr>
       </w:pPr>
+      <w:proofErr w:type="spellStart"/>
+      <w:proofErr w:type="gramStart"/>
       <w:r>
         <w:rPr>
           <w:b/>
@@ -2218,6 +2440,8 @@
         </w:rPr>
         <w:t>firebase.json</w:t>
       </w:r>
+      <w:proofErr w:type="spellEnd"/>
+      <w:proofErr w:type="gramEnd"/>
     </w:p>
     <w:p>
       <w:pPr>
@@ -2234,15 +2458,28 @@
           <w:szCs w:val="32"/>
         </w:rPr>
       </w:pPr>
-      <w:r>
-        <w:rPr>
-          <w:b/>
-          <w:bCs/>
-          <w:sz w:val="32"/>
-          <w:szCs w:val="32"/>
-        </w:rPr>
-        <w:t>.firebaserc</w:t>
-      </w:r>
+      <w:proofErr w:type="gramStart"/>
+      <w:r>
+        <w:rPr>
+          <w:b/>
+          <w:bCs/>
+          <w:sz w:val="32"/>
+          <w:szCs w:val="32"/>
+        </w:rPr>
+        <w:t>.</w:t>
+      </w:r>
+      <w:proofErr w:type="spellStart"/>
+      <w:r>
+        <w:rPr>
+          <w:b/>
+          <w:bCs/>
+          <w:sz w:val="32"/>
+          <w:szCs w:val="32"/>
+        </w:rPr>
+        <w:t>firebaserc</w:t>
+      </w:r>
+      <w:proofErr w:type="spellEnd"/>
+      <w:proofErr w:type="gramEnd"/>
     </w:p>
     <w:p>
       <w:pPr>
@@ -2259,6 +2496,7 @@
           <w:szCs w:val="32"/>
         </w:rPr>
       </w:pPr>
+      <w:proofErr w:type="gramStart"/>
       <w:r>
         <w:rPr>
           <w:b/>
@@ -2268,6 +2506,7 @@
         </w:rPr>
         <w:t>.firebase</w:t>
       </w:r>
+      <w:proofErr w:type="gramEnd"/>
     </w:p>
     <w:p>
       <w:pPr>
@@ -2341,14 +2580,25 @@
         </w:rPr>
         <w:t xml:space="preserve"> will build it in the </w:t>
       </w:r>
-      <w:r>
-        <w:rPr>
-          <w:b/>
-          <w:bCs/>
-          <w:sz w:val="32"/>
-          <w:szCs w:val="32"/>
-        </w:rPr>
-        <w:t>project_root/build/web</w:t>
+      <w:proofErr w:type="spellStart"/>
+      <w:r>
+        <w:rPr>
+          <w:b/>
+          <w:bCs/>
+          <w:sz w:val="32"/>
+          <w:szCs w:val="32"/>
+        </w:rPr>
+        <w:t>project_root</w:t>
+      </w:r>
+      <w:proofErr w:type="spellEnd"/>
+      <w:r>
+        <w:rPr>
+          <w:b/>
+          <w:bCs/>
+          <w:sz w:val="32"/>
+          <w:szCs w:val="32"/>
+        </w:rPr>
+        <w:t>/build/web</w:t>
       </w:r>
       <w:r>
         <w:rPr>
@@ -2466,6 +2716,7 @@
           <w:szCs w:val="32"/>
         </w:rPr>
       </w:pPr>
+      <w:proofErr w:type="spellStart"/>
       <w:r>
         <w:rPr>
           <w:b/>
@@ -2474,7 +2725,18 @@
           <w:sz w:val="32"/>
           <w:szCs w:val="32"/>
         </w:rPr>
-        <w:t>npm run build</w:t>
+        <w:t>npm</w:t>
+      </w:r>
+      <w:proofErr w:type="spellEnd"/>
+      <w:r>
+        <w:rPr>
+          <w:b/>
+          <w:bCs/>
+          <w:color w:val="60CAF3" w:themeColor="accent4" w:themeTint="99"/>
+          <w:sz w:val="32"/>
+          <w:szCs w:val="32"/>
+        </w:rPr>
+        <w:t xml:space="preserve"> run build</w:t>
       </w:r>
     </w:p>
     <w:p>
@@ -2643,7 +2905,29 @@
           <w:sz w:val="32"/>
           <w:szCs w:val="32"/>
         </w:rPr>
-        <w:t>firebase init emulators</w:t>
+        <w:t xml:space="preserve">firebase </w:t>
+      </w:r>
+      <w:proofErr w:type="spellStart"/>
+      <w:r>
+        <w:rPr>
+          <w:b/>
+          <w:bCs/>
+          <w:color w:val="60CAF3" w:themeColor="accent4" w:themeTint="99"/>
+          <w:sz w:val="32"/>
+          <w:szCs w:val="32"/>
+        </w:rPr>
+        <w:t>init</w:t>
+      </w:r>
+      <w:proofErr w:type="spellEnd"/>
+      <w:r>
+        <w:rPr>
+          <w:b/>
+          <w:bCs/>
+          <w:color w:val="60CAF3" w:themeColor="accent4" w:themeTint="99"/>
+          <w:sz w:val="32"/>
+          <w:szCs w:val="32"/>
+        </w:rPr>
+        <w:t xml:space="preserve"> emulators</w:t>
       </w:r>
     </w:p>
     <w:p>
@@ -2739,8 +3023,22 @@
           <w:sz w:val="32"/>
           <w:szCs w:val="32"/>
         </w:rPr>
-        <w:t>firebase emulators:start</w:t>
-      </w:r>
+        <w:t xml:space="preserve">firebase </w:t>
+      </w:r>
+      <w:proofErr w:type="spellStart"/>
+      <w:proofErr w:type="gramStart"/>
+      <w:r>
+        <w:rPr>
+          <w:b/>
+          <w:bCs/>
+          <w:color w:val="60CAF3" w:themeColor="accent4" w:themeTint="99"/>
+          <w:sz w:val="32"/>
+          <w:szCs w:val="32"/>
+        </w:rPr>
+        <w:t>emulators:start</w:t>
+      </w:r>
+      <w:proofErr w:type="spellEnd"/>
+      <w:proofErr w:type="gramEnd"/>
     </w:p>
     <w:p>
       <w:pPr>
@@ -2796,14 +3094,25 @@
         </w:rPr>
         <w:t xml:space="preserve"># Now run this command in the </w:t>
       </w:r>
-      <w:r>
-        <w:rPr>
-          <w:b/>
-          <w:bCs/>
-          <w:sz w:val="32"/>
-          <w:szCs w:val="32"/>
-        </w:rPr>
-        <w:t xml:space="preserve">project_root </w:t>
+      <w:proofErr w:type="spellStart"/>
+      <w:r>
+        <w:rPr>
+          <w:b/>
+          <w:bCs/>
+          <w:sz w:val="32"/>
+          <w:szCs w:val="32"/>
+        </w:rPr>
+        <w:t>project_root</w:t>
+      </w:r>
+      <w:proofErr w:type="spellEnd"/>
+      <w:r>
+        <w:rPr>
+          <w:b/>
+          <w:bCs/>
+          <w:sz w:val="32"/>
+          <w:szCs w:val="32"/>
+        </w:rPr>
+        <w:t xml:space="preserve"> </w:t>
       </w:r>
       <w:r>
         <w:rPr>
@@ -2979,8 +3288,19 @@
           <w:sz w:val="32"/>
           <w:szCs w:val="32"/>
         </w:rPr>
-        <w:t>project-id.web.app</w:t>
-      </w:r>
+        <w:t>project-</w:t>
+      </w:r>
+      <w:proofErr w:type="spellStart"/>
+      <w:r>
+        <w:rPr>
+          <w:b/>
+          <w:bCs/>
+          <w:sz w:val="32"/>
+          <w:szCs w:val="32"/>
+        </w:rPr>
+        <w:t>id.web.app</w:t>
+      </w:r>
+      <w:proofErr w:type="spellEnd"/>
       <w:r>
         <w:rPr>
           <w:sz w:val="32"/>
@@ -3056,12 +3376,46 @@
           <w:szCs w:val="32"/>
         </w:rPr>
       </w:pPr>
-      <w:r>
-        <w:rPr>
-          <w:sz w:val="32"/>
-          <w:szCs w:val="32"/>
-        </w:rPr>
-        <w:t>.firebaserc &amp; firebase.json:</w:t>
+      <w:proofErr w:type="gramStart"/>
+      <w:r>
+        <w:rPr>
+          <w:sz w:val="32"/>
+          <w:szCs w:val="32"/>
+        </w:rPr>
+        <w:t>.</w:t>
+      </w:r>
+      <w:proofErr w:type="spellStart"/>
+      <w:r>
+        <w:rPr>
+          <w:sz w:val="32"/>
+          <w:szCs w:val="32"/>
+        </w:rPr>
+        <w:t>firebaserc</w:t>
+      </w:r>
+      <w:proofErr w:type="spellEnd"/>
+      <w:proofErr w:type="gramEnd"/>
+      <w:r>
+        <w:rPr>
+          <w:sz w:val="32"/>
+          <w:szCs w:val="32"/>
+        </w:rPr>
+        <w:t xml:space="preserve"> &amp; </w:t>
+      </w:r>
+      <w:proofErr w:type="spellStart"/>
+      <w:r>
+        <w:rPr>
+          <w:sz w:val="32"/>
+          <w:szCs w:val="32"/>
+        </w:rPr>
+        <w:t>firebase.json</w:t>
+      </w:r>
+      <w:proofErr w:type="spellEnd"/>
+      <w:r>
+        <w:rPr>
+          <w:sz w:val="32"/>
+          <w:szCs w:val="32"/>
+        </w:rPr>
+        <w:t>:</w:t>
       </w:r>
     </w:p>
     <w:p>
@@ -3088,6 +3442,7 @@
           <w:szCs w:val="32"/>
         </w:rPr>
       </w:pPr>
+      <w:proofErr w:type="gramStart"/>
       <w:r>
         <w:rPr>
           <w:sz w:val="32"/>
@@ -3102,8 +3457,20 @@
           <w:sz w:val="32"/>
           <w:szCs w:val="32"/>
         </w:rPr>
-        <w:t xml:space="preserve"> .firebaserc</w:t>
-      </w:r>
+        <w:t xml:space="preserve"> .</w:t>
+      </w:r>
+      <w:proofErr w:type="spellStart"/>
+      <w:r>
+        <w:rPr>
+          <w:b/>
+          <w:bCs/>
+          <w:sz w:val="32"/>
+          <w:szCs w:val="32"/>
+        </w:rPr>
+        <w:t>firebaserc</w:t>
+      </w:r>
+      <w:proofErr w:type="spellEnd"/>
+      <w:proofErr w:type="gramEnd"/>
       <w:r>
         <w:rPr>
           <w:sz w:val="32"/>
@@ -3159,6 +3526,8 @@
         </w:rPr>
         <w:t xml:space="preserve"># </w:t>
       </w:r>
+      <w:proofErr w:type="spellStart"/>
+      <w:proofErr w:type="gramStart"/>
       <w:r>
         <w:rPr>
           <w:b/>
@@ -3168,6 +3537,8 @@
         </w:rPr>
         <w:t>firebase.json</w:t>
       </w:r>
+      <w:proofErr w:type="spellEnd"/>
+      <w:proofErr w:type="gramEnd"/>
       <w:r>
         <w:rPr>
           <w:sz w:val="32"/>
@@ -3839,7 +4210,51 @@
           <w:sz w:val="32"/>
           <w:szCs w:val="32"/>
         </w:rPr>
-        <w:t xml:space="preserve">        "source" : "/api.json",</w:t>
+        <w:t xml:space="preserve">        "source</w:t>
+      </w:r>
+      <w:proofErr w:type="gramStart"/>
+      <w:r>
+        <w:rPr>
+          <w:b/>
+          <w:bCs/>
+          <w:color w:val="D86DCB" w:themeColor="accent5" w:themeTint="99"/>
+          <w:sz w:val="32"/>
+          <w:szCs w:val="32"/>
+        </w:rPr>
+        <w:t>" :</w:t>
+      </w:r>
+      <w:proofErr w:type="gramEnd"/>
+      <w:r>
+        <w:rPr>
+          <w:b/>
+          <w:bCs/>
+          <w:color w:val="D86DCB" w:themeColor="accent5" w:themeTint="99"/>
+          <w:sz w:val="32"/>
+          <w:szCs w:val="32"/>
+        </w:rPr>
+        <w:t xml:space="preserve"> "/</w:t>
+      </w:r>
+      <w:proofErr w:type="spellStart"/>
+      <w:r>
+        <w:rPr>
+          <w:b/>
+          <w:bCs/>
+          <w:color w:val="D86DCB" w:themeColor="accent5" w:themeTint="99"/>
+          <w:sz w:val="32"/>
+          <w:szCs w:val="32"/>
+        </w:rPr>
+        <w:t>api.json</w:t>
+      </w:r>
+      <w:proofErr w:type="spellEnd"/>
+      <w:r>
+        <w:rPr>
+          <w:b/>
+          <w:bCs/>
+          <w:color w:val="D86DCB" w:themeColor="accent5" w:themeTint="99"/>
+          <w:sz w:val="32"/>
+          <w:szCs w:val="32"/>
+        </w:rPr>
+        <w:t>",</w:t>
       </w:r>
     </w:p>
     <w:p>
@@ -4124,8 +4539,10 @@
           <w:sz w:val="32"/>
           <w:szCs w:val="32"/>
         </w:rPr>
-        <w:t>firebase hosting:channel:deploy</w:t>
-      </w:r>
+        <w:t xml:space="preserve">firebase </w:t>
+      </w:r>
+      <w:proofErr w:type="spellStart"/>
+      <w:proofErr w:type="gramStart"/>
       <w:r>
         <w:rPr>
           <w:b/>
@@ -4134,6 +4551,28 @@
           <w:sz w:val="32"/>
           <w:szCs w:val="32"/>
         </w:rPr>
+        <w:t>hosting:channel</w:t>
+      </w:r>
+      <w:proofErr w:type="gramEnd"/>
+      <w:r>
+        <w:rPr>
+          <w:b/>
+          <w:bCs/>
+          <w:color w:val="60CAF3" w:themeColor="accent4" w:themeTint="99"/>
+          <w:sz w:val="32"/>
+          <w:szCs w:val="32"/>
+        </w:rPr>
+        <w:t>:deploy</w:t>
+      </w:r>
+      <w:proofErr w:type="spellEnd"/>
+      <w:r>
+        <w:rPr>
+          <w:b/>
+          <w:bCs/>
+          <w:color w:val="60CAF3" w:themeColor="accent4" w:themeTint="99"/>
+          <w:sz w:val="32"/>
+          <w:szCs w:val="32"/>
+        </w:rPr>
         <w:t xml:space="preserve"> CHANNEL_ID</w:t>
       </w:r>
       <w:r>
@@ -4182,8 +4621,32 @@
           <w:sz w:val="32"/>
           <w:szCs w:val="32"/>
         </w:rPr>
-        <w:t>firebase hosting:channel:list</w:t>
-      </w:r>
+        <w:t xml:space="preserve">firebase </w:t>
+      </w:r>
+      <w:proofErr w:type="spellStart"/>
+      <w:proofErr w:type="gramStart"/>
+      <w:r>
+        <w:rPr>
+          <w:b/>
+          <w:bCs/>
+          <w:color w:val="60CAF3" w:themeColor="accent4" w:themeTint="99"/>
+          <w:sz w:val="32"/>
+          <w:szCs w:val="32"/>
+        </w:rPr>
+        <w:t>hosting:channel</w:t>
+      </w:r>
+      <w:proofErr w:type="gramEnd"/>
+      <w:r>
+        <w:rPr>
+          <w:b/>
+          <w:bCs/>
+          <w:color w:val="60CAF3" w:themeColor="accent4" w:themeTint="99"/>
+          <w:sz w:val="32"/>
+          <w:szCs w:val="32"/>
+        </w:rPr>
+        <w:t>:list</w:t>
+      </w:r>
+      <w:proofErr w:type="spellEnd"/>
     </w:p>
     <w:p>
       <w:pPr>
@@ -4200,6 +4663,7 @@
         </w:rPr>
         <w:t xml:space="preserve"># To delete the channel just replace the </w:t>
       </w:r>
+      <w:proofErr w:type="spellStart"/>
       <w:r>
         <w:rPr>
           <w:b/>
@@ -4218,6 +4682,7 @@
         </w:rPr>
         <w:t>hannel_ID</w:t>
       </w:r>
+      <w:proofErr w:type="spellEnd"/>
       <w:r>
         <w:rPr>
           <w:sz w:val="32"/>
@@ -4261,8 +4726,54 @@
           <w:sz w:val="32"/>
           <w:szCs w:val="32"/>
         </w:rPr>
-        <w:t>firebase hosting:channel:delete channel_ID</w:t>
-      </w:r>
+        <w:t xml:space="preserve">firebase </w:t>
+      </w:r>
+      <w:proofErr w:type="spellStart"/>
+      <w:proofErr w:type="gramStart"/>
+      <w:r>
+        <w:rPr>
+          <w:b/>
+          <w:bCs/>
+          <w:color w:val="60CAF3" w:themeColor="accent4" w:themeTint="99"/>
+          <w:sz w:val="32"/>
+          <w:szCs w:val="32"/>
+        </w:rPr>
+        <w:t>hosting:channel</w:t>
+      </w:r>
+      <w:proofErr w:type="gramEnd"/>
+      <w:r>
+        <w:rPr>
+          <w:b/>
+          <w:bCs/>
+          <w:color w:val="60CAF3" w:themeColor="accent4" w:themeTint="99"/>
+          <w:sz w:val="32"/>
+          <w:szCs w:val="32"/>
+        </w:rPr>
+        <w:t>:delete</w:t>
+      </w:r>
+      <w:proofErr w:type="spellEnd"/>
+      <w:r>
+        <w:rPr>
+          <w:b/>
+          <w:bCs/>
+          <w:color w:val="60CAF3" w:themeColor="accent4" w:themeTint="99"/>
+          <w:sz w:val="32"/>
+          <w:szCs w:val="32"/>
+        </w:rPr>
+        <w:t xml:space="preserve"> </w:t>
+      </w:r>
+      <w:proofErr w:type="spellStart"/>
+      <w:r>
+        <w:rPr>
+          <w:b/>
+          <w:bCs/>
+          <w:color w:val="60CAF3" w:themeColor="accent4" w:themeTint="99"/>
+          <w:sz w:val="32"/>
+          <w:szCs w:val="32"/>
+        </w:rPr>
+        <w:t>channel_ID</w:t>
+      </w:r>
+      <w:proofErr w:type="spellEnd"/>
     </w:p>
     <w:p>
       <w:pPr>
@@ -4402,7 +4913,23 @@
           <w:sz w:val="32"/>
           <w:szCs w:val="32"/>
         </w:rPr>
-        <w:t xml:space="preserve"> Repo and set it up with out web project using Git. Then create a new branch like </w:t>
+        <w:t xml:space="preserve"> Repo and set it up </w:t>
+      </w:r>
+      <w:proofErr w:type="spellStart"/>
+      <w:r>
+        <w:rPr>
+          <w:sz w:val="32"/>
+          <w:szCs w:val="32"/>
+        </w:rPr>
+        <w:t>with out</w:t>
+      </w:r>
+      <w:proofErr w:type="spellEnd"/>
+      <w:r>
+        <w:rPr>
+          <w:sz w:val="32"/>
+          <w:szCs w:val="32"/>
+        </w:rPr>
+        <w:t xml:space="preserve"> web project using Git. Then create a new branch like </w:t>
       </w:r>
       <w:r>
         <w:rPr>
@@ -4605,8 +5132,44 @@
           <w:sz w:val="32"/>
           <w:szCs w:val="32"/>
         </w:rPr>
-        <w:t>firebase init hosting:github</w:t>
-      </w:r>
+        <w:t xml:space="preserve">firebase </w:t>
+      </w:r>
+      <w:proofErr w:type="spellStart"/>
+      <w:r>
+        <w:rPr>
+          <w:b/>
+          <w:bCs/>
+          <w:color w:val="60CAF3" w:themeColor="accent4" w:themeTint="99"/>
+          <w:sz w:val="32"/>
+          <w:szCs w:val="32"/>
+        </w:rPr>
+        <w:t>init</w:t>
+      </w:r>
+      <w:proofErr w:type="spellEnd"/>
+      <w:r>
+        <w:rPr>
+          <w:b/>
+          <w:bCs/>
+          <w:color w:val="60CAF3" w:themeColor="accent4" w:themeTint="99"/>
+          <w:sz w:val="32"/>
+          <w:szCs w:val="32"/>
+        </w:rPr>
+        <w:t xml:space="preserve"> </w:t>
+      </w:r>
+      <w:proofErr w:type="spellStart"/>
+      <w:proofErr w:type="gramStart"/>
+      <w:r>
+        <w:rPr>
+          <w:b/>
+          <w:bCs/>
+          <w:color w:val="60CAF3" w:themeColor="accent4" w:themeTint="99"/>
+          <w:sz w:val="32"/>
+          <w:szCs w:val="32"/>
+        </w:rPr>
+        <w:t>hosting:github</w:t>
+      </w:r>
+      <w:proofErr w:type="spellEnd"/>
+      <w:proofErr w:type="gramEnd"/>
     </w:p>
     <w:p>
       <w:pPr>
@@ -4873,7 +5436,23 @@
           <w:sz w:val="32"/>
           <w:szCs w:val="32"/>
         </w:rPr>
-        <w:t xml:space="preserve"># Then its going to ask us “what script should be run before every deploy” for Flutter it will be </w:t>
+        <w:t xml:space="preserve"># Then </w:t>
+      </w:r>
+      <w:proofErr w:type="spellStart"/>
+      <w:r>
+        <w:rPr>
+          <w:sz w:val="32"/>
+          <w:szCs w:val="32"/>
+        </w:rPr>
+        <w:t>its</w:t>
+      </w:r>
+      <w:proofErr w:type="spellEnd"/>
+      <w:r>
+        <w:rPr>
+          <w:sz w:val="32"/>
+          <w:szCs w:val="32"/>
+        </w:rPr>
+        <w:t xml:space="preserve"> going to ask us “what script should be run before every deploy” for Flutter it will be </w:t>
       </w:r>
       <w:r>
         <w:rPr>
@@ -4989,6 +5568,7 @@
           <w:szCs w:val="32"/>
         </w:rPr>
       </w:pPr>
+      <w:proofErr w:type="spellStart"/>
       <w:r>
         <w:rPr>
           <w:b/>
@@ -4997,7 +5577,40 @@
           <w:sz w:val="32"/>
           <w:szCs w:val="32"/>
         </w:rPr>
-        <w:t>npm ci &amp;&amp; npm run build</w:t>
+        <w:t>npm</w:t>
+      </w:r>
+      <w:proofErr w:type="spellEnd"/>
+      <w:r>
+        <w:rPr>
+          <w:b/>
+          <w:bCs/>
+          <w:color w:val="60CAF3" w:themeColor="accent4" w:themeTint="99"/>
+          <w:sz w:val="32"/>
+          <w:szCs w:val="32"/>
+        </w:rPr>
+        <w:t xml:space="preserve"> ci &amp;&amp; </w:t>
+      </w:r>
+      <w:proofErr w:type="spellStart"/>
+      <w:r>
+        <w:rPr>
+          <w:b/>
+          <w:bCs/>
+          <w:color w:val="60CAF3" w:themeColor="accent4" w:themeTint="99"/>
+          <w:sz w:val="32"/>
+          <w:szCs w:val="32"/>
+        </w:rPr>
+        <w:t>npm</w:t>
+      </w:r>
+      <w:proofErr w:type="spellEnd"/>
+      <w:r>
+        <w:rPr>
+          <w:b/>
+          <w:bCs/>
+          <w:color w:val="60CAF3" w:themeColor="accent4" w:themeTint="99"/>
+          <w:sz w:val="32"/>
+          <w:szCs w:val="32"/>
+        </w:rPr>
+        <w:t xml:space="preserve"> run build</w:t>
       </w:r>
     </w:p>
     <w:p>
@@ -5123,7 +5736,23 @@
           <w:sz w:val="32"/>
           <w:szCs w:val="32"/>
         </w:rPr>
-        <w:t xml:space="preserve"># Then its going to ask us what Branch which is connected with our </w:t>
+        <w:t xml:space="preserve"># Then </w:t>
+      </w:r>
+      <w:proofErr w:type="spellStart"/>
+      <w:r>
+        <w:rPr>
+          <w:sz w:val="32"/>
+          <w:szCs w:val="32"/>
+        </w:rPr>
+        <w:t>its</w:t>
+      </w:r>
+      <w:proofErr w:type="spellEnd"/>
+      <w:r>
+        <w:rPr>
+          <w:sz w:val="32"/>
+          <w:szCs w:val="32"/>
+        </w:rPr>
+        <w:t xml:space="preserve"> going to ask us what Branch which is connected with our </w:t>
       </w:r>
       <w:r>
         <w:rPr>
@@ -5187,7 +5816,15 @@
           <w:sz w:val="32"/>
           <w:szCs w:val="32"/>
         </w:rPr>
-        <w:t xml:space="preserve"> CLI will generate a</w:t>
+        <w:t xml:space="preserve"> CLI will generate </w:t>
+      </w:r>
+      <w:proofErr w:type="gramStart"/>
+      <w:r>
+        <w:rPr>
+          <w:sz w:val="32"/>
+          <w:szCs w:val="32"/>
+        </w:rPr>
+        <w:t>a</w:t>
       </w:r>
       <w:r>
         <w:rPr>
@@ -5203,8 +5840,20 @@
           <w:sz w:val="32"/>
           <w:szCs w:val="32"/>
         </w:rPr>
-        <w:t>.github</w:t>
-      </w:r>
+        <w:t>.</w:t>
+      </w:r>
+      <w:proofErr w:type="spellStart"/>
+      <w:r>
+        <w:rPr>
+          <w:b/>
+          <w:bCs/>
+          <w:sz w:val="32"/>
+          <w:szCs w:val="32"/>
+        </w:rPr>
+        <w:t>github</w:t>
+      </w:r>
+      <w:proofErr w:type="spellEnd"/>
+      <w:proofErr w:type="gramEnd"/>
       <w:r>
         <w:rPr>
           <w:sz w:val="32"/>
@@ -5543,7 +6192,29 @@
           <w:szCs w:val="32"/>
         </w:rPr>
         <w:lastRenderedPageBreak/>
-        <w:t xml:space="preserve">      - uses: subosito/flutter-action@v2</w:t>
+        <w:t xml:space="preserve">      - uses: </w:t>
+      </w:r>
+      <w:proofErr w:type="spellStart"/>
+      <w:r>
+        <w:rPr>
+          <w:b/>
+          <w:bCs/>
+          <w:color w:val="D86DCB" w:themeColor="accent5" w:themeTint="99"/>
+          <w:sz w:val="32"/>
+          <w:szCs w:val="32"/>
+        </w:rPr>
+        <w:t>subosito</w:t>
+      </w:r>
+      <w:proofErr w:type="spellEnd"/>
+      <w:r>
+        <w:rPr>
+          <w:b/>
+          <w:bCs/>
+          <w:color w:val="D86DCB" w:themeColor="accent5" w:themeTint="99"/>
+          <w:sz w:val="32"/>
+          <w:szCs w:val="32"/>
+        </w:rPr>
+        <w:t>/flutter-action@v2</w:t>
       </w:r>
     </w:p>
     <w:p>
@@ -5961,6 +6632,7 @@
         </w:rPr>
         <w:t xml:space="preserve"># And updated website will be available in the </w:t>
       </w:r>
+      <w:proofErr w:type="spellStart"/>
       <w:r>
         <w:rPr>
           <w:b/>
@@ -5970,6 +6642,7 @@
         </w:rPr>
         <w:t>projet-id.web.app</w:t>
       </w:r>
+      <w:proofErr w:type="spellEnd"/>
     </w:p>
     <w:p>
       <w:pPr>
@@ -6152,7 +6825,29 @@
           <w:sz w:val="32"/>
           <w:szCs w:val="32"/>
         </w:rPr>
-        <w:t>- uses: subosito/flutter-action@v2</w:t>
+        <w:t xml:space="preserve">- uses: </w:t>
+      </w:r>
+      <w:proofErr w:type="spellStart"/>
+      <w:r>
+        <w:rPr>
+          <w:b/>
+          <w:bCs/>
+          <w:color w:val="D86DCB" w:themeColor="accent5" w:themeTint="99"/>
+          <w:sz w:val="32"/>
+          <w:szCs w:val="32"/>
+        </w:rPr>
+        <w:t>subosito</w:t>
+      </w:r>
+      <w:proofErr w:type="spellEnd"/>
+      <w:r>
+        <w:rPr>
+          <w:b/>
+          <w:bCs/>
+          <w:color w:val="D86DCB" w:themeColor="accent5" w:themeTint="99"/>
+          <w:sz w:val="32"/>
+          <w:szCs w:val="32"/>
+        </w:rPr>
+        <w:t>/flutter-action@v2</w:t>
       </w:r>
     </w:p>
     <w:p>
@@ -6240,8 +6935,20 @@
           <w:sz w:val="32"/>
           <w:szCs w:val="32"/>
         </w:rPr>
-        <w:t>- run: flutter pub get</w:t>
-      </w:r>
+        <w:t xml:space="preserve">- run: flutter pub </w:t>
+      </w:r>
+      <w:proofErr w:type="gramStart"/>
+      <w:r>
+        <w:rPr>
+          <w:b/>
+          <w:bCs/>
+          <w:color w:val="D86DCB" w:themeColor="accent5" w:themeTint="99"/>
+          <w:sz w:val="32"/>
+          <w:szCs w:val="32"/>
+        </w:rPr>
+        <w:t>get</w:t>
+      </w:r>
+      <w:proofErr w:type="gramEnd"/>
     </w:p>
     <w:p>
       <w:pPr>
@@ -6383,32 +7090,39 @@
           <w:sz w:val="32"/>
           <w:szCs w:val="32"/>
         </w:rPr>
-        <w:t>Firebase Core Setup for Flutter Web</w:t>
-      </w:r>
-      <w:r>
-        <w:rPr>
-          <w:b/>
-          <w:bCs/>
-          <w:sz w:val="32"/>
-          <w:szCs w:val="32"/>
-        </w:rPr>
-        <w:t>:</w:t>
-      </w:r>
-    </w:p>
-    <w:p>
-      <w:pPr>
-        <w:jc w:val="both"/>
-        <w:rPr>
-          <w:sz w:val="32"/>
-          <w:szCs w:val="32"/>
-        </w:rPr>
-      </w:pPr>
-      <w:r>
-        <w:rPr>
-          <w:sz w:val="32"/>
-          <w:szCs w:val="32"/>
-        </w:rPr>
-        <w:t># VERY IMPORTANT, make sure Web application name is properly changed (which will shown in Firebase console) before setting up Firebase</w:t>
+        <w:t>Firebase Core Setup for Flutter Web:</w:t>
+      </w:r>
+    </w:p>
+    <w:p>
+      <w:pPr>
+        <w:jc w:val="both"/>
+        <w:rPr>
+          <w:sz w:val="32"/>
+          <w:szCs w:val="32"/>
+        </w:rPr>
+      </w:pPr>
+      <w:r>
+        <w:rPr>
+          <w:sz w:val="32"/>
+          <w:szCs w:val="32"/>
+        </w:rPr>
+        <w:t xml:space="preserve"># VERY IMPORTANT, make sure Web application name is properly changed (which will </w:t>
+      </w:r>
+      <w:proofErr w:type="spellStart"/>
+      <w:r>
+        <w:rPr>
+          <w:sz w:val="32"/>
+          <w:szCs w:val="32"/>
+        </w:rPr>
+        <w:t>shown</w:t>
+      </w:r>
+      <w:proofErr w:type="spellEnd"/>
+      <w:r>
+        <w:rPr>
+          <w:sz w:val="32"/>
+          <w:szCs w:val="32"/>
+        </w:rPr>
+        <w:t xml:space="preserve"> in Firebase console) before setting up Firebase</w:t>
       </w:r>
     </w:p>
     <w:p>
@@ -6553,6 +7267,7 @@
         </w:rPr>
         <w:t xml:space="preserve"># Go to the Firebase console and click on add app. And select flutter then copy the </w:t>
       </w:r>
+      <w:proofErr w:type="spellStart"/>
       <w:r>
         <w:rPr>
           <w:b/>
@@ -6562,6 +7277,7 @@
         </w:rPr>
         <w:t>FlutterFire</w:t>
       </w:r>
+      <w:proofErr w:type="spellEnd"/>
       <w:r>
         <w:rPr>
           <w:sz w:val="32"/>
@@ -6581,6 +7297,7 @@
           <w:szCs w:val="32"/>
         </w:rPr>
       </w:pPr>
+      <w:proofErr w:type="spellStart"/>
       <w:r>
         <w:rPr>
           <w:b/>
@@ -6589,8 +7306,9 @@
           <w:sz w:val="32"/>
           <w:szCs w:val="32"/>
         </w:rPr>
-        <w:t>flutterfire configure --project=</w:t>
-      </w:r>
+        <w:t>flutterfire</w:t>
+      </w:r>
+      <w:proofErr w:type="spellEnd"/>
       <w:r>
         <w:rPr>
           <w:b/>
@@ -6599,8 +7317,20 @@
           <w:sz w:val="32"/>
           <w:szCs w:val="32"/>
         </w:rPr>
+        <w:t xml:space="preserve"> configure --project=</w:t>
+      </w:r>
+      <w:proofErr w:type="spellStart"/>
+      <w:r>
+        <w:rPr>
+          <w:b/>
+          <w:bCs/>
+          <w:color w:val="60CAF3" w:themeColor="accent4" w:themeTint="99"/>
+          <w:sz w:val="32"/>
+          <w:szCs w:val="32"/>
+        </w:rPr>
         <w:t>Project_ID</w:t>
       </w:r>
+      <w:proofErr w:type="spellEnd"/>
     </w:p>
     <w:p>
       <w:pPr>
@@ -6692,8 +7422,20 @@
           <w:sz w:val="32"/>
           <w:szCs w:val="32"/>
         </w:rPr>
-        <w:t>flutter pub add firebase_core</w:t>
-      </w:r>
+        <w:t xml:space="preserve">flutter pub add </w:t>
+      </w:r>
+      <w:proofErr w:type="spellStart"/>
+      <w:r>
+        <w:rPr>
+          <w:b/>
+          <w:bCs/>
+          <w:color w:val="60CAF3" w:themeColor="accent4" w:themeTint="99"/>
+          <w:sz w:val="32"/>
+          <w:szCs w:val="32"/>
+        </w:rPr>
+        <w:t>firebase_core</w:t>
+      </w:r>
+      <w:proofErr w:type="spellEnd"/>
     </w:p>
     <w:p>
       <w:pPr>
@@ -6752,7 +7494,29 @@
           <w:sz w:val="32"/>
           <w:szCs w:val="32"/>
         </w:rPr>
-        <w:t xml:space="preserve">     firebase_core: ^4.11.0</w:t>
+        <w:t xml:space="preserve">     </w:t>
+      </w:r>
+      <w:proofErr w:type="spellStart"/>
+      <w:r>
+        <w:rPr>
+          <w:b/>
+          <w:bCs/>
+          <w:color w:val="D86DCB" w:themeColor="accent5" w:themeTint="99"/>
+          <w:sz w:val="32"/>
+          <w:szCs w:val="32"/>
+        </w:rPr>
+        <w:t>firebase_core</w:t>
+      </w:r>
+      <w:proofErr w:type="spellEnd"/>
+      <w:r>
+        <w:rPr>
+          <w:b/>
+          <w:bCs/>
+          <w:color w:val="D86DCB" w:themeColor="accent5" w:themeTint="99"/>
+          <w:sz w:val="32"/>
+          <w:szCs w:val="32"/>
+        </w:rPr>
+        <w:t>: ^4.11.0</w:t>
       </w:r>
     </w:p>
     <w:p>
@@ -6803,6 +7567,8 @@
         </w:rPr>
         <w:t xml:space="preserve">Services) in </w:t>
       </w:r>
+      <w:proofErr w:type="spellStart"/>
+      <w:proofErr w:type="gramStart"/>
       <w:r>
         <w:rPr>
           <w:b/>
@@ -6812,6 +7578,8 @@
         </w:rPr>
         <w:t>main.dart</w:t>
       </w:r>
+      <w:proofErr w:type="spellEnd"/>
+      <w:proofErr w:type="gramEnd"/>
       <w:r>
         <w:rPr>
           <w:sz w:val="32"/>
@@ -6819,14 +7587,25 @@
         </w:rPr>
         <w:t xml:space="preserve"> using </w:t>
       </w:r>
-      <w:r>
-        <w:rPr>
-          <w:b/>
-          <w:bCs/>
-          <w:sz w:val="32"/>
-          <w:szCs w:val="32"/>
-        </w:rPr>
-        <w:t>Firebase.initializeApp(…)</w:t>
+      <w:proofErr w:type="spellStart"/>
+      <w:r>
+        <w:rPr>
+          <w:b/>
+          <w:bCs/>
+          <w:sz w:val="32"/>
+          <w:szCs w:val="32"/>
+        </w:rPr>
+        <w:t>Firebase.initializeApp</w:t>
+      </w:r>
+      <w:proofErr w:type="spellEnd"/>
+      <w:r>
+        <w:rPr>
+          <w:b/>
+          <w:bCs/>
+          <w:sz w:val="32"/>
+          <w:szCs w:val="32"/>
+        </w:rPr>
+        <w:t>(…)</w:t>
       </w:r>
       <w:r>
         <w:rPr>
@@ -6867,14 +7646,25 @@
         </w:rPr>
         <w:t xml:space="preserve"># Make sure to use </w:t>
       </w:r>
-      <w:r>
-        <w:rPr>
-          <w:b/>
-          <w:bCs/>
-          <w:sz w:val="32"/>
-          <w:szCs w:val="32"/>
-        </w:rPr>
-        <w:t>WidgetsFlutterBinding.ensureInitialized()</w:t>
+      <w:proofErr w:type="spellStart"/>
+      <w:r>
+        <w:rPr>
+          <w:b/>
+          <w:bCs/>
+          <w:sz w:val="32"/>
+          <w:szCs w:val="32"/>
+        </w:rPr>
+        <w:t>WidgetsFlutterBinding.ensureInitialized</w:t>
+      </w:r>
+      <w:proofErr w:type="spellEnd"/>
+      <w:r>
+        <w:rPr>
+          <w:b/>
+          <w:bCs/>
+          <w:sz w:val="32"/>
+          <w:szCs w:val="32"/>
+        </w:rPr>
+        <w:t>()</w:t>
       </w:r>
       <w:r>
         <w:rPr>
@@ -6883,14 +7673,25 @@
         </w:rPr>
         <w:t xml:space="preserve"> which is mandatory when </w:t>
       </w:r>
-      <w:r>
-        <w:rPr>
-          <w:b/>
-          <w:bCs/>
-          <w:sz w:val="32"/>
-          <w:szCs w:val="32"/>
-        </w:rPr>
-        <w:t>main()</w:t>
+      <w:proofErr w:type="gramStart"/>
+      <w:r>
+        <w:rPr>
+          <w:b/>
+          <w:bCs/>
+          <w:sz w:val="32"/>
+          <w:szCs w:val="32"/>
+        </w:rPr>
+        <w:t>main(</w:t>
+      </w:r>
+      <w:proofErr w:type="gramEnd"/>
+      <w:r>
+        <w:rPr>
+          <w:b/>
+          <w:bCs/>
+          <w:sz w:val="32"/>
+          <w:szCs w:val="32"/>
+        </w:rPr>
+        <w:t>)</w:t>
       </w:r>
       <w:r>
         <w:rPr>
@@ -6940,6 +7741,7 @@
         </w:rPr>
         <w:t xml:space="preserve"> </w:t>
       </w:r>
+      <w:proofErr w:type="spellStart"/>
       <w:r>
         <w:rPr>
           <w:b/>
@@ -6949,6 +7751,7 @@
         </w:rPr>
         <w:t>DefaultFirebaseOptions.web</w:t>
       </w:r>
+      <w:proofErr w:type="spellEnd"/>
       <w:r>
         <w:rPr>
           <w:sz w:val="32"/>
@@ -7010,7 +7813,29 @@
           <w:sz w:val="32"/>
           <w:szCs w:val="32"/>
         </w:rPr>
-        <w:t>void main() async {</w:t>
+        <w:t xml:space="preserve">void </w:t>
+      </w:r>
+      <w:proofErr w:type="gramStart"/>
+      <w:r>
+        <w:rPr>
+          <w:b/>
+          <w:bCs/>
+          <w:color w:val="D86DCB" w:themeColor="accent5" w:themeTint="99"/>
+          <w:sz w:val="32"/>
+          <w:szCs w:val="32"/>
+        </w:rPr>
+        <w:t>main(</w:t>
+      </w:r>
+      <w:proofErr w:type="gramEnd"/>
+      <w:r>
+        <w:rPr>
+          <w:b/>
+          <w:bCs/>
+          <w:color w:val="D86DCB" w:themeColor="accent5" w:themeTint="99"/>
+          <w:sz w:val="32"/>
+          <w:szCs w:val="32"/>
+        </w:rPr>
+        <w:t>) async {</w:t>
       </w:r>
     </w:p>
     <w:p>
@@ -7054,101 +7879,117 @@
           <w:sz w:val="32"/>
           <w:szCs w:val="32"/>
         </w:rPr>
-        <w:t xml:space="preserve">  WidgetsFlutterBinding.ensureInitialized();</w:t>
-      </w:r>
-    </w:p>
-    <w:p>
-      <w:pPr>
-        <w:jc w:val="both"/>
-        <w:rPr>
-          <w:b/>
-          <w:bCs/>
-          <w:color w:val="D86DCB" w:themeColor="accent5" w:themeTint="99"/>
-          <w:sz w:val="32"/>
-          <w:szCs w:val="32"/>
-        </w:rPr>
-      </w:pPr>
-      <w:r>
-        <w:rPr>
-          <w:b/>
-          <w:bCs/>
-          <w:color w:val="D86DCB" w:themeColor="accent5" w:themeTint="99"/>
-          <w:sz w:val="32"/>
-          <w:szCs w:val="32"/>
-        </w:rPr>
         <w:t xml:space="preserve">  </w:t>
       </w:r>
-      <w:r>
-        <w:rPr>
-          <w:b/>
-          <w:bCs/>
-          <w:color w:val="D86DCB" w:themeColor="accent5" w:themeTint="99"/>
-          <w:sz w:val="32"/>
-          <w:szCs w:val="32"/>
-        </w:rPr>
-        <w:t>a</w:t>
-      </w:r>
-      <w:r>
-        <w:rPr>
-          <w:b/>
-          <w:bCs/>
-          <w:color w:val="D86DCB" w:themeColor="accent5" w:themeTint="99"/>
-          <w:sz w:val="32"/>
-          <w:szCs w:val="32"/>
-        </w:rPr>
-        <w:t>wait</w:t>
-      </w:r>
-      <w:r>
-        <w:rPr>
-          <w:b/>
-          <w:bCs/>
-          <w:color w:val="D86DCB" w:themeColor="accent5" w:themeTint="99"/>
-          <w:sz w:val="32"/>
-          <w:szCs w:val="32"/>
-        </w:rPr>
-        <w:t xml:space="preserve"> </w:t>
-      </w:r>
-      <w:r>
-        <w:rPr>
-          <w:b/>
-          <w:bCs/>
-          <w:color w:val="D86DCB" w:themeColor="accent5" w:themeTint="99"/>
-          <w:sz w:val="32"/>
-          <w:szCs w:val="32"/>
-        </w:rPr>
-        <w:t>Firebase.initializeApp(options: DefaultFirebaseOptions.web);</w:t>
-      </w:r>
-    </w:p>
-    <w:p>
-      <w:pPr>
-        <w:jc w:val="both"/>
-        <w:rPr>
-          <w:b/>
-          <w:bCs/>
-          <w:color w:val="D86DCB" w:themeColor="accent5" w:themeTint="99"/>
-          <w:sz w:val="32"/>
-          <w:szCs w:val="32"/>
-        </w:rPr>
-      </w:pPr>
-      <w:r>
-        <w:rPr>
-          <w:b/>
-          <w:bCs/>
-          <w:color w:val="D86DCB" w:themeColor="accent5" w:themeTint="99"/>
-          <w:sz w:val="32"/>
-          <w:szCs w:val="32"/>
-        </w:rPr>
-        <w:t xml:space="preserve">  </w:t>
-      </w:r>
-      <w:r>
-        <w:rPr>
-          <w:b/>
-          <w:bCs/>
-          <w:color w:val="D86DCB" w:themeColor="accent5" w:themeTint="99"/>
-          <w:sz w:val="32"/>
-          <w:szCs w:val="32"/>
-        </w:rPr>
-        <w:t>…</w:t>
+      <w:proofErr w:type="spellStart"/>
+      <w:r>
+        <w:rPr>
+          <w:b/>
+          <w:bCs/>
+          <w:color w:val="D86DCB" w:themeColor="accent5" w:themeTint="99"/>
+          <w:sz w:val="32"/>
+          <w:szCs w:val="32"/>
+        </w:rPr>
+        <w:t>WidgetsFlutterBinding.ensureInitialized</w:t>
+      </w:r>
+      <w:proofErr w:type="spellEnd"/>
+      <w:r>
+        <w:rPr>
+          <w:b/>
+          <w:bCs/>
+          <w:color w:val="D86DCB" w:themeColor="accent5" w:themeTint="99"/>
+          <w:sz w:val="32"/>
+          <w:szCs w:val="32"/>
+        </w:rPr>
+        <w:t>();</w:t>
+      </w:r>
+    </w:p>
+    <w:p>
+      <w:pPr>
+        <w:jc w:val="both"/>
+        <w:rPr>
+          <w:b/>
+          <w:bCs/>
+          <w:color w:val="D86DCB" w:themeColor="accent5" w:themeTint="99"/>
+          <w:sz w:val="32"/>
+          <w:szCs w:val="32"/>
+        </w:rPr>
+      </w:pPr>
+      <w:r>
+        <w:rPr>
+          <w:b/>
+          <w:bCs/>
+          <w:color w:val="D86DCB" w:themeColor="accent5" w:themeTint="99"/>
+          <w:sz w:val="32"/>
+          <w:szCs w:val="32"/>
+        </w:rPr>
+        <w:t xml:space="preserve">  await </w:t>
+      </w:r>
+      <w:proofErr w:type="spellStart"/>
+      <w:r>
+        <w:rPr>
+          <w:b/>
+          <w:bCs/>
+          <w:color w:val="D86DCB" w:themeColor="accent5" w:themeTint="99"/>
+          <w:sz w:val="32"/>
+          <w:szCs w:val="32"/>
+        </w:rPr>
+        <w:t>Firebase.initializeApp</w:t>
+      </w:r>
+      <w:proofErr w:type="spellEnd"/>
+      <w:r>
+        <w:rPr>
+          <w:b/>
+          <w:bCs/>
+          <w:color w:val="D86DCB" w:themeColor="accent5" w:themeTint="99"/>
+          <w:sz w:val="32"/>
+          <w:szCs w:val="32"/>
+        </w:rPr>
+        <w:t xml:space="preserve">(options: </w:t>
+      </w:r>
+      <w:proofErr w:type="spellStart"/>
+      <w:r>
+        <w:rPr>
+          <w:b/>
+          <w:bCs/>
+          <w:color w:val="D86DCB" w:themeColor="accent5" w:themeTint="99"/>
+          <w:sz w:val="32"/>
+          <w:szCs w:val="32"/>
+        </w:rPr>
+        <w:t>DefaultFirebaseOptions.web</w:t>
+      </w:r>
+      <w:proofErr w:type="spellEnd"/>
+      <w:r>
+        <w:rPr>
+          <w:b/>
+          <w:bCs/>
+          <w:color w:val="D86DCB" w:themeColor="accent5" w:themeTint="99"/>
+          <w:sz w:val="32"/>
+          <w:szCs w:val="32"/>
+        </w:rPr>
+        <w:t>);</w:t>
+      </w:r>
+    </w:p>
+    <w:p>
+      <w:pPr>
+        <w:jc w:val="both"/>
+        <w:rPr>
+          <w:b/>
+          <w:bCs/>
+          <w:color w:val="D86DCB" w:themeColor="accent5" w:themeTint="99"/>
+          <w:sz w:val="32"/>
+          <w:szCs w:val="32"/>
+        </w:rPr>
+      </w:pPr>
+      <w:r>
+        <w:rPr>
+          <w:b/>
+          <w:bCs/>
+          <w:color w:val="D86DCB" w:themeColor="accent5" w:themeTint="99"/>
+          <w:sz w:val="32"/>
+          <w:szCs w:val="32"/>
+        </w:rPr>
+        <w:t xml:space="preserve">  …</w:t>
       </w:r>
     </w:p>
     <w:p>
@@ -7277,6 +8118,7 @@
           <w:szCs w:val="32"/>
         </w:rPr>
       </w:pPr>
+      <w:proofErr w:type="spellStart"/>
       <w:r>
         <w:rPr>
           <w:sz w:val="32"/>
@@ -7284,6 +8126,7 @@
         </w:rPr>
         <w:t>first_open</w:t>
       </w:r>
+      <w:proofErr w:type="spellEnd"/>
     </w:p>
     <w:p>
       <w:pPr>
@@ -7298,6 +8141,7 @@
           <w:szCs w:val="32"/>
         </w:rPr>
       </w:pPr>
+      <w:proofErr w:type="spellStart"/>
       <w:r>
         <w:rPr>
           <w:sz w:val="32"/>
@@ -7305,6 +8149,7 @@
         </w:rPr>
         <w:t>session_start</w:t>
       </w:r>
+      <w:proofErr w:type="spellEnd"/>
     </w:p>
     <w:p>
       <w:pPr>
@@ -7319,6 +8164,7 @@
           <w:szCs w:val="32"/>
         </w:rPr>
       </w:pPr>
+      <w:proofErr w:type="spellStart"/>
       <w:r>
         <w:rPr>
           <w:sz w:val="32"/>
@@ -7326,6 +8172,7 @@
         </w:rPr>
         <w:t>app_update</w:t>
       </w:r>
+      <w:proofErr w:type="spellEnd"/>
     </w:p>
     <w:p>
       <w:pPr>
@@ -7340,6 +8187,7 @@
           <w:szCs w:val="32"/>
         </w:rPr>
       </w:pPr>
+      <w:proofErr w:type="spellStart"/>
       <w:r>
         <w:rPr>
           <w:sz w:val="32"/>
@@ -7347,6 +8195,7 @@
         </w:rPr>
         <w:t>user_engagement</w:t>
       </w:r>
+      <w:proofErr w:type="spellEnd"/>
     </w:p>
     <w:p>
       <w:pPr>
@@ -7486,8 +8335,21 @@
           <w:sz w:val="32"/>
           <w:szCs w:val="32"/>
         </w:rPr>
-        <w:t xml:space="preserve"> main.dart</w:t>
-      </w:r>
+        <w:t xml:space="preserve"> </w:t>
+      </w:r>
+      <w:proofErr w:type="spellStart"/>
+      <w:proofErr w:type="gramStart"/>
+      <w:r>
+        <w:rPr>
+          <w:b/>
+          <w:bCs/>
+          <w:sz w:val="32"/>
+          <w:szCs w:val="32"/>
+        </w:rPr>
+        <w:t>main.dart</w:t>
+      </w:r>
+      <w:proofErr w:type="spellEnd"/>
+      <w:proofErr w:type="gramEnd"/>
     </w:p>
     <w:p>
       <w:pPr>
@@ -7504,6 +8366,7 @@
         </w:rPr>
         <w:t xml:space="preserve"># Then we just simply have to install </w:t>
       </w:r>
+      <w:proofErr w:type="spellStart"/>
       <w:r>
         <w:rPr>
           <w:b/>
@@ -7513,6 +8376,7 @@
         </w:rPr>
         <w:t>firebase_analytics</w:t>
       </w:r>
+      <w:proofErr w:type="spellEnd"/>
       <w:r>
         <w:rPr>
           <w:sz w:val="32"/>
@@ -7540,8 +8404,20 @@
           <w:sz w:val="32"/>
           <w:szCs w:val="32"/>
         </w:rPr>
-        <w:t>flutter pub add firebase_analytics</w:t>
-      </w:r>
+        <w:t xml:space="preserve">flutter pub add </w:t>
+      </w:r>
+      <w:proofErr w:type="spellStart"/>
+      <w:r>
+        <w:rPr>
+          <w:b/>
+          <w:bCs/>
+          <w:color w:val="60CAF3" w:themeColor="accent4" w:themeTint="99"/>
+          <w:sz w:val="32"/>
+          <w:szCs w:val="32"/>
+        </w:rPr>
+        <w:t>firebase_analytics</w:t>
+      </w:r>
+      <w:proofErr w:type="spellEnd"/>
     </w:p>
     <w:p>
       <w:pPr>
@@ -7600,7 +8476,29 @@
           <w:sz w:val="32"/>
           <w:szCs w:val="32"/>
         </w:rPr>
-        <w:t xml:space="preserve">  firebase_analytics: ^12.1.2</w:t>
+        <w:t xml:space="preserve">  </w:t>
+      </w:r>
+      <w:proofErr w:type="spellStart"/>
+      <w:r>
+        <w:rPr>
+          <w:b/>
+          <w:bCs/>
+          <w:color w:val="60CAF3" w:themeColor="accent4" w:themeTint="99"/>
+          <w:sz w:val="32"/>
+          <w:szCs w:val="32"/>
+        </w:rPr>
+        <w:t>firebase_analytics</w:t>
+      </w:r>
+      <w:proofErr w:type="spellEnd"/>
+      <w:r>
+        <w:rPr>
+          <w:b/>
+          <w:bCs/>
+          <w:color w:val="60CAF3" w:themeColor="accent4" w:themeTint="99"/>
+          <w:sz w:val="32"/>
+          <w:szCs w:val="32"/>
+        </w:rPr>
+        <w:t>: ^12.1.2</w:t>
       </w:r>
     </w:p>
     <w:p>
@@ -7634,14 +8532,25 @@
         </w:rPr>
         <w:t xml:space="preserve"># Then run this command (sometimes </w:t>
       </w:r>
-      <w:r>
-        <w:rPr>
-          <w:b/>
-          <w:bCs/>
-          <w:sz w:val="32"/>
-          <w:szCs w:val="32"/>
-        </w:rPr>
-        <w:t xml:space="preserve">FlutterFire </w:t>
+      <w:proofErr w:type="spellStart"/>
+      <w:r>
+        <w:rPr>
+          <w:b/>
+          <w:bCs/>
+          <w:sz w:val="32"/>
+          <w:szCs w:val="32"/>
+        </w:rPr>
+        <w:t>FlutterFire</w:t>
+      </w:r>
+      <w:proofErr w:type="spellEnd"/>
+      <w:r>
+        <w:rPr>
+          <w:b/>
+          <w:bCs/>
+          <w:sz w:val="32"/>
+          <w:szCs w:val="32"/>
+        </w:rPr>
+        <w:t xml:space="preserve"> </w:t>
       </w:r>
       <w:r>
         <w:rPr>
@@ -7659,6 +8568,7 @@
           <w:szCs w:val="32"/>
         </w:rPr>
       </w:pPr>
+      <w:proofErr w:type="spellStart"/>
       <w:r>
         <w:rPr>
           <w:b/>
@@ -7667,7 +8577,18 @@
           <w:sz w:val="32"/>
           <w:szCs w:val="32"/>
         </w:rPr>
-        <w:t>flutterfire configure</w:t>
+        <w:t>flutterfire</w:t>
+      </w:r>
+      <w:proofErr w:type="spellEnd"/>
+      <w:r>
+        <w:rPr>
+          <w:b/>
+          <w:bCs/>
+          <w:color w:val="60CAF3" w:themeColor="accent4" w:themeTint="99"/>
+          <w:sz w:val="32"/>
+          <w:szCs w:val="32"/>
+        </w:rPr>
+        <w:t xml:space="preserve"> configure</w:t>
       </w:r>
     </w:p>
     <w:p>
@@ -7692,8 +8613,79 @@
           <w:sz w:val="32"/>
           <w:szCs w:val="32"/>
         </w:rPr>
-        <w:t xml:space="preserve"> For info see f40 firebase flutter doc</w:t>
-      </w:r>
+        <w:t xml:space="preserve"> For info see f4</w:t>
+      </w:r>
+      <w:r>
+        <w:rPr>
+          <w:sz w:val="32"/>
+          <w:szCs w:val="32"/>
+        </w:rPr>
+        <w:t>3</w:t>
+      </w:r>
+      <w:r>
+        <w:rPr>
+          <w:sz w:val="32"/>
+          <w:szCs w:val="32"/>
+        </w:rPr>
+        <w:t xml:space="preserve"> firebase</w:t>
+      </w:r>
+      <w:r>
+        <w:rPr>
+          <w:sz w:val="32"/>
+          <w:szCs w:val="32"/>
+        </w:rPr>
+        <w:t xml:space="preserve"> Crashlytics and analytics for</w:t>
+      </w:r>
+      <w:r>
+        <w:rPr>
+          <w:sz w:val="32"/>
+          <w:szCs w:val="32"/>
+        </w:rPr>
+        <w:t xml:space="preserve"> flutter doc</w:t>
+      </w:r>
+    </w:p>
+    <w:p>
+      <w:pPr>
+        <w:jc w:val="both"/>
+        <w:rPr>
+          <w:sz w:val="32"/>
+          <w:szCs w:val="32"/>
+        </w:rPr>
+      </w:pPr>
+    </w:p>
+    <w:p>
+      <w:pPr>
+        <w:jc w:val="center"/>
+        <w:rPr>
+          <w:sz w:val="32"/>
+          <w:szCs w:val="32"/>
+        </w:rPr>
+      </w:pPr>
+      <w:r>
+        <w:rPr>
+          <w:sz w:val="32"/>
+          <w:szCs w:val="32"/>
+        </w:rPr>
+        <w:t>Break</w:t>
+      </w:r>
+    </w:p>
+    <w:p>
+      <w:pPr>
+        <w:jc w:val="both"/>
+        <w:rPr>
+          <w:sz w:val="32"/>
+          <w:szCs w:val="32"/>
+        </w:rPr>
+      </w:pPr>
+    </w:p>
+    <w:p>
+      <w:pPr>
+        <w:jc w:val="both"/>
+        <w:rPr>
+          <w:sz w:val="32"/>
+          <w:szCs w:val="32"/>
+        </w:rPr>
+      </w:pPr>
     </w:p>
     <w:p>
       <w:pPr>
@@ -9225,6 +10217,7 @@
   <w:style w:type="character" w:default="1" w:styleId="DefaultParagraphFont">
     <w:name w:val="Default Paragraph Font"/>
     <w:uiPriority w:val="1"/>
+    <w:semiHidden/>
     <w:unhideWhenUsed/>
   </w:style>
   <w:style w:type="table" w:default="1" w:styleId="TableNormal">

--- a/flutter_web/fw10_firebase_web_hosting.docx
+++ b/flutter_web/fw10_firebase_web_hosting.docx
@@ -8589,6 +8589,869 @@
           <w:szCs w:val="32"/>
         </w:rPr>
         <w:t xml:space="preserve"> configure</w:t>
+      </w:r>
+    </w:p>
+    <w:p>
+      <w:pPr>
+        <w:jc w:val="both"/>
+        <w:rPr>
+          <w:sz w:val="32"/>
+          <w:szCs w:val="32"/>
+        </w:rPr>
+      </w:pPr>
+    </w:p>
+    <w:p>
+      <w:pPr>
+        <w:jc w:val="both"/>
+        <w:rPr>
+          <w:sz w:val="32"/>
+          <w:szCs w:val="32"/>
+        </w:rPr>
+      </w:pPr>
+      <w:r>
+        <w:rPr>
+          <w:sz w:val="32"/>
+          <w:szCs w:val="32"/>
+        </w:rPr>
+        <w:t>Trouble Shooting Setup of Analytics</w:t>
+      </w:r>
+      <w:r>
+        <w:rPr>
+          <w:sz w:val="32"/>
+          <w:szCs w:val="32"/>
+        </w:rPr>
+        <w:t xml:space="preserve"> (Mandatory for Web)</w:t>
+      </w:r>
+      <w:r>
+        <w:rPr>
+          <w:sz w:val="32"/>
+          <w:szCs w:val="32"/>
+        </w:rPr>
+        <w:t>:</w:t>
+      </w:r>
+    </w:p>
+    <w:p>
+      <w:pPr>
+        <w:jc w:val="both"/>
+        <w:rPr>
+          <w:sz w:val="32"/>
+          <w:szCs w:val="32"/>
+        </w:rPr>
+      </w:pPr>
+      <w:r>
+        <w:rPr>
+          <w:sz w:val="32"/>
+          <w:szCs w:val="32"/>
+        </w:rPr>
+        <w:t xml:space="preserve"># Sometimes </w:t>
+      </w:r>
+      <w:r>
+        <w:rPr>
+          <w:b/>
+          <w:bCs/>
+          <w:sz w:val="32"/>
+          <w:szCs w:val="32"/>
+        </w:rPr>
+        <w:t>Firebase</w:t>
+      </w:r>
+      <w:r>
+        <w:rPr>
+          <w:sz w:val="32"/>
+          <w:szCs w:val="32"/>
+        </w:rPr>
+        <w:t xml:space="preserve"> Google Analytics doesn’t show up the default and automatically collected events like </w:t>
+      </w:r>
+      <w:proofErr w:type="spellStart"/>
+      <w:r>
+        <w:rPr>
+          <w:b/>
+          <w:bCs/>
+          <w:sz w:val="32"/>
+          <w:szCs w:val="32"/>
+        </w:rPr>
+        <w:t>first_open</w:t>
+      </w:r>
+      <w:proofErr w:type="spellEnd"/>
+      <w:r>
+        <w:rPr>
+          <w:sz w:val="32"/>
+          <w:szCs w:val="32"/>
+        </w:rPr>
+        <w:t xml:space="preserve">, </w:t>
+      </w:r>
+      <w:proofErr w:type="spellStart"/>
+      <w:r>
+        <w:rPr>
+          <w:b/>
+          <w:bCs/>
+          <w:sz w:val="32"/>
+          <w:szCs w:val="32"/>
+        </w:rPr>
+        <w:t>page_view</w:t>
+      </w:r>
+      <w:proofErr w:type="spellEnd"/>
+      <w:r>
+        <w:rPr>
+          <w:sz w:val="32"/>
+          <w:szCs w:val="32"/>
+        </w:rPr>
+        <w:t xml:space="preserve">, </w:t>
+      </w:r>
+      <w:r>
+        <w:rPr>
+          <w:b/>
+          <w:bCs/>
+          <w:sz w:val="32"/>
+          <w:szCs w:val="32"/>
+        </w:rPr>
+        <w:t xml:space="preserve">scroll </w:t>
+      </w:r>
+      <w:r>
+        <w:rPr>
+          <w:sz w:val="32"/>
+          <w:szCs w:val="32"/>
+        </w:rPr>
+        <w:t xml:space="preserve">etc. </w:t>
+      </w:r>
+    </w:p>
+    <w:p>
+      <w:pPr>
+        <w:jc w:val="both"/>
+        <w:rPr>
+          <w:sz w:val="32"/>
+          <w:szCs w:val="32"/>
+        </w:rPr>
+      </w:pPr>
+      <w:r>
+        <w:rPr>
+          <w:sz w:val="32"/>
+          <w:szCs w:val="32"/>
+        </w:rPr>
+        <w:t xml:space="preserve"># To enable that go to </w:t>
+      </w:r>
+      <w:r>
+        <w:rPr>
+          <w:b/>
+          <w:bCs/>
+          <w:sz w:val="32"/>
+          <w:szCs w:val="32"/>
+        </w:rPr>
+        <w:t xml:space="preserve">Google Analytics (NOT Firebase console) </w:t>
+      </w:r>
+      <w:r>
+        <w:rPr>
+          <w:b/>
+          <w:bCs/>
+          <w:sz w:val="32"/>
+          <w:szCs w:val="32"/>
+        </w:rPr>
+        <w:sym w:font="Wingdings" w:char="F0E0"/>
+      </w:r>
+      <w:r>
+        <w:rPr>
+          <w:b/>
+          <w:bCs/>
+          <w:sz w:val="32"/>
+          <w:szCs w:val="32"/>
+        </w:rPr>
+        <w:t xml:space="preserve"> admin </w:t>
+      </w:r>
+      <w:r>
+        <w:rPr>
+          <w:b/>
+          <w:bCs/>
+          <w:sz w:val="32"/>
+          <w:szCs w:val="32"/>
+        </w:rPr>
+        <w:sym w:font="Wingdings" w:char="F0E0"/>
+      </w:r>
+      <w:r>
+        <w:rPr>
+          <w:b/>
+          <w:bCs/>
+          <w:sz w:val="32"/>
+          <w:szCs w:val="32"/>
+        </w:rPr>
+        <w:t xml:space="preserve"> Data collection and modification </w:t>
+      </w:r>
+      <w:r>
+        <w:rPr>
+          <w:b/>
+          <w:bCs/>
+          <w:sz w:val="32"/>
+          <w:szCs w:val="32"/>
+        </w:rPr>
+        <w:sym w:font="Wingdings" w:char="F0E0"/>
+      </w:r>
+      <w:r>
+        <w:rPr>
+          <w:b/>
+          <w:bCs/>
+          <w:sz w:val="32"/>
+          <w:szCs w:val="32"/>
+        </w:rPr>
+        <w:t xml:space="preserve"> Data Streams </w:t>
+      </w:r>
+      <w:r>
+        <w:rPr>
+          <w:b/>
+          <w:bCs/>
+          <w:sz w:val="32"/>
+          <w:szCs w:val="32"/>
+        </w:rPr>
+        <w:sym w:font="Wingdings" w:char="F0E0"/>
+      </w:r>
+      <w:r>
+        <w:rPr>
+          <w:b/>
+          <w:bCs/>
+          <w:sz w:val="32"/>
+          <w:szCs w:val="32"/>
+        </w:rPr>
+        <w:t xml:space="preserve"> project (web) </w:t>
+      </w:r>
+      <w:r>
+        <w:rPr>
+          <w:b/>
+          <w:bCs/>
+          <w:sz w:val="32"/>
+          <w:szCs w:val="32"/>
+        </w:rPr>
+        <w:sym w:font="Wingdings" w:char="F0E0"/>
+      </w:r>
+      <w:r>
+        <w:rPr>
+          <w:b/>
+          <w:bCs/>
+          <w:sz w:val="32"/>
+          <w:szCs w:val="32"/>
+        </w:rPr>
+        <w:t xml:space="preserve"> </w:t>
+      </w:r>
+      <w:r>
+        <w:rPr>
+          <w:b/>
+          <w:bCs/>
+          <w:sz w:val="32"/>
+          <w:szCs w:val="32"/>
+        </w:rPr>
+        <w:t>E</w:t>
+      </w:r>
+      <w:r>
+        <w:rPr>
+          <w:b/>
+          <w:bCs/>
+          <w:sz w:val="32"/>
+          <w:szCs w:val="32"/>
+        </w:rPr>
+        <w:t>vent</w:t>
+      </w:r>
+      <w:r>
+        <w:rPr>
+          <w:sz w:val="32"/>
+          <w:szCs w:val="32"/>
+        </w:rPr>
+        <w:t xml:space="preserve"> and finally turn on </w:t>
+      </w:r>
+      <w:r>
+        <w:rPr>
+          <w:b/>
+          <w:bCs/>
+          <w:sz w:val="32"/>
+          <w:szCs w:val="32"/>
+        </w:rPr>
+        <w:t xml:space="preserve">Enhanced Measurement </w:t>
+      </w:r>
+      <w:r>
+        <w:rPr>
+          <w:sz w:val="32"/>
+          <w:szCs w:val="32"/>
+        </w:rPr>
+        <w:t>for default events to show up</w:t>
+      </w:r>
+    </w:p>
+    <w:p>
+      <w:pPr>
+        <w:jc w:val="both"/>
+        <w:rPr>
+          <w:sz w:val="32"/>
+          <w:szCs w:val="32"/>
+        </w:rPr>
+      </w:pPr>
+      <w:r>
+        <w:rPr>
+          <w:sz w:val="32"/>
+          <w:szCs w:val="32"/>
+        </w:rPr>
+        <w:lastRenderedPageBreak/>
+        <w:t xml:space="preserve"># Also, for the first time to establish the connection to Firebase analytics (specially for </w:t>
+      </w:r>
+      <w:r>
+        <w:rPr>
+          <w:b/>
+          <w:bCs/>
+          <w:sz w:val="32"/>
+          <w:szCs w:val="32"/>
+        </w:rPr>
+        <w:t xml:space="preserve">Flutter </w:t>
+      </w:r>
+      <w:r>
+        <w:rPr>
+          <w:sz w:val="32"/>
+          <w:szCs w:val="32"/>
+        </w:rPr>
+        <w:t>Web) we have to send a Custom Log on app start like this. Then remove it later once first connection is done</w:t>
+      </w:r>
+    </w:p>
+    <w:p>
+      <w:pPr>
+        <w:jc w:val="both"/>
+        <w:rPr>
+          <w:color w:val="D86DCB" w:themeColor="accent5" w:themeTint="99"/>
+          <w:sz w:val="32"/>
+          <w:szCs w:val="32"/>
+        </w:rPr>
+      </w:pPr>
+      <w:r>
+        <w:rPr>
+          <w:sz w:val="32"/>
+          <w:szCs w:val="32"/>
+        </w:rPr>
+        <w:t xml:space="preserve"># Then we’ll see the events and other info in </w:t>
+      </w:r>
+      <w:r>
+        <w:rPr>
+          <w:b/>
+          <w:bCs/>
+          <w:sz w:val="32"/>
+          <w:szCs w:val="32"/>
+        </w:rPr>
+        <w:t>Real-time Analytics</w:t>
+      </w:r>
+      <w:r>
+        <w:rPr>
+          <w:sz w:val="32"/>
+          <w:szCs w:val="32"/>
+        </w:rPr>
+        <w:t xml:space="preserve"> Fir</w:t>
+      </w:r>
+      <w:r>
+        <w:rPr>
+          <w:sz w:val="32"/>
+          <w:szCs w:val="32"/>
+        </w:rPr>
+        <w:t xml:space="preserve">st and then Analytics Dashboard or </w:t>
+      </w:r>
+      <w:proofErr w:type="spellStart"/>
+      <w:r>
+        <w:rPr>
+          <w:b/>
+          <w:bCs/>
+          <w:sz w:val="32"/>
+          <w:szCs w:val="32"/>
+        </w:rPr>
+        <w:t>DebugView</w:t>
+      </w:r>
+      <w:proofErr w:type="spellEnd"/>
+    </w:p>
+    <w:p>
+      <w:pPr>
+        <w:jc w:val="both"/>
+        <w:rPr>
+          <w:b/>
+          <w:bCs/>
+          <w:color w:val="D86DCB" w:themeColor="accent5" w:themeTint="99"/>
+          <w:sz w:val="32"/>
+          <w:szCs w:val="32"/>
+        </w:rPr>
+      </w:pPr>
+      <w:r>
+        <w:rPr>
+          <w:b/>
+          <w:bCs/>
+          <w:color w:val="D86DCB" w:themeColor="accent5" w:themeTint="99"/>
+          <w:sz w:val="32"/>
+          <w:szCs w:val="32"/>
+        </w:rPr>
+        <w:t xml:space="preserve">void </w:t>
+      </w:r>
+      <w:proofErr w:type="gramStart"/>
+      <w:r>
+        <w:rPr>
+          <w:b/>
+          <w:bCs/>
+          <w:color w:val="D86DCB" w:themeColor="accent5" w:themeTint="99"/>
+          <w:sz w:val="32"/>
+          <w:szCs w:val="32"/>
+        </w:rPr>
+        <w:t>main(</w:t>
+      </w:r>
+      <w:proofErr w:type="gramEnd"/>
+      <w:r>
+        <w:rPr>
+          <w:b/>
+          <w:bCs/>
+          <w:color w:val="D86DCB" w:themeColor="accent5" w:themeTint="99"/>
+          <w:sz w:val="32"/>
+          <w:szCs w:val="32"/>
+        </w:rPr>
+        <w:t>) async {</w:t>
+      </w:r>
+    </w:p>
+    <w:p>
+      <w:pPr>
+        <w:jc w:val="both"/>
+        <w:rPr>
+          <w:b/>
+          <w:bCs/>
+          <w:color w:val="D86DCB" w:themeColor="accent5" w:themeTint="99"/>
+          <w:sz w:val="32"/>
+          <w:szCs w:val="32"/>
+        </w:rPr>
+      </w:pPr>
+      <w:r>
+        <w:rPr>
+          <w:b/>
+          <w:bCs/>
+          <w:color w:val="D86DCB" w:themeColor="accent5" w:themeTint="99"/>
+          <w:sz w:val="32"/>
+          <w:szCs w:val="32"/>
+        </w:rPr>
+        <w:t xml:space="preserve">  // Make sure Flutter binding is initialized</w:t>
+      </w:r>
+    </w:p>
+    <w:p>
+      <w:pPr>
+        <w:jc w:val="both"/>
+        <w:rPr>
+          <w:b/>
+          <w:bCs/>
+          <w:color w:val="D86DCB" w:themeColor="accent5" w:themeTint="99"/>
+          <w:sz w:val="32"/>
+          <w:szCs w:val="32"/>
+        </w:rPr>
+      </w:pPr>
+      <w:r>
+        <w:rPr>
+          <w:b/>
+          <w:bCs/>
+          <w:color w:val="D86DCB" w:themeColor="accent5" w:themeTint="99"/>
+          <w:sz w:val="32"/>
+          <w:szCs w:val="32"/>
+        </w:rPr>
+        <w:t xml:space="preserve">  </w:t>
+      </w:r>
+      <w:proofErr w:type="spellStart"/>
+      <w:r>
+        <w:rPr>
+          <w:b/>
+          <w:bCs/>
+          <w:color w:val="D86DCB" w:themeColor="accent5" w:themeTint="99"/>
+          <w:sz w:val="32"/>
+          <w:szCs w:val="32"/>
+        </w:rPr>
+        <w:t>WidgetsFlutterBinding.ensureInitialized</w:t>
+      </w:r>
+      <w:proofErr w:type="spellEnd"/>
+      <w:r>
+        <w:rPr>
+          <w:b/>
+          <w:bCs/>
+          <w:color w:val="D86DCB" w:themeColor="accent5" w:themeTint="99"/>
+          <w:sz w:val="32"/>
+          <w:szCs w:val="32"/>
+        </w:rPr>
+        <w:t>();</w:t>
+      </w:r>
+    </w:p>
+    <w:p>
+      <w:pPr>
+        <w:jc w:val="both"/>
+        <w:rPr>
+          <w:b/>
+          <w:bCs/>
+          <w:color w:val="D86DCB" w:themeColor="accent5" w:themeTint="99"/>
+          <w:sz w:val="32"/>
+          <w:szCs w:val="32"/>
+        </w:rPr>
+      </w:pPr>
+      <w:r>
+        <w:rPr>
+          <w:b/>
+          <w:bCs/>
+          <w:color w:val="D86DCB" w:themeColor="accent5" w:themeTint="99"/>
+          <w:sz w:val="32"/>
+          <w:szCs w:val="32"/>
+        </w:rPr>
+        <w:t xml:space="preserve">  await </w:t>
+      </w:r>
+      <w:proofErr w:type="spellStart"/>
+      <w:r>
+        <w:rPr>
+          <w:b/>
+          <w:bCs/>
+          <w:color w:val="D86DCB" w:themeColor="accent5" w:themeTint="99"/>
+          <w:sz w:val="32"/>
+          <w:szCs w:val="32"/>
+        </w:rPr>
+        <w:t>Firebase.initializeApp</w:t>
+      </w:r>
+      <w:proofErr w:type="spellEnd"/>
+      <w:r>
+        <w:rPr>
+          <w:b/>
+          <w:bCs/>
+          <w:color w:val="D86DCB" w:themeColor="accent5" w:themeTint="99"/>
+          <w:sz w:val="32"/>
+          <w:szCs w:val="32"/>
+        </w:rPr>
+        <w:t xml:space="preserve">(options: </w:t>
+      </w:r>
+      <w:proofErr w:type="spellStart"/>
+      <w:r>
+        <w:rPr>
+          <w:b/>
+          <w:bCs/>
+          <w:color w:val="D86DCB" w:themeColor="accent5" w:themeTint="99"/>
+          <w:sz w:val="32"/>
+          <w:szCs w:val="32"/>
+        </w:rPr>
+        <w:t>DefaultFirebaseOptions.web</w:t>
+      </w:r>
+      <w:proofErr w:type="spellEnd"/>
+      <w:r>
+        <w:rPr>
+          <w:b/>
+          <w:bCs/>
+          <w:color w:val="D86DCB" w:themeColor="accent5" w:themeTint="99"/>
+          <w:sz w:val="32"/>
+          <w:szCs w:val="32"/>
+        </w:rPr>
+        <w:t>);</w:t>
+      </w:r>
+    </w:p>
+    <w:p>
+      <w:pPr>
+        <w:jc w:val="both"/>
+        <w:rPr>
+          <w:b/>
+          <w:bCs/>
+          <w:color w:val="D86DCB" w:themeColor="accent5" w:themeTint="99"/>
+          <w:sz w:val="32"/>
+          <w:szCs w:val="32"/>
+        </w:rPr>
+      </w:pPr>
+      <w:r>
+        <w:rPr>
+          <w:b/>
+          <w:bCs/>
+          <w:color w:val="D86DCB" w:themeColor="accent5" w:themeTint="99"/>
+          <w:sz w:val="32"/>
+          <w:szCs w:val="32"/>
+        </w:rPr>
+        <w:t xml:space="preserve">  final analytics = </w:t>
+      </w:r>
+      <w:proofErr w:type="spellStart"/>
+      <w:r>
+        <w:rPr>
+          <w:b/>
+          <w:bCs/>
+          <w:color w:val="D86DCB" w:themeColor="accent5" w:themeTint="99"/>
+          <w:sz w:val="32"/>
+          <w:szCs w:val="32"/>
+        </w:rPr>
+        <w:t>FirebaseAnalytics.instance</w:t>
+      </w:r>
+      <w:proofErr w:type="spellEnd"/>
+      <w:r>
+        <w:rPr>
+          <w:b/>
+          <w:bCs/>
+          <w:color w:val="D86DCB" w:themeColor="accent5" w:themeTint="99"/>
+          <w:sz w:val="32"/>
+          <w:szCs w:val="32"/>
+        </w:rPr>
+        <w:t>;</w:t>
+      </w:r>
+    </w:p>
+    <w:p>
+      <w:pPr>
+        <w:jc w:val="both"/>
+        <w:rPr>
+          <w:b/>
+          <w:bCs/>
+          <w:color w:val="D86DCB" w:themeColor="accent5" w:themeTint="99"/>
+          <w:sz w:val="32"/>
+          <w:szCs w:val="32"/>
+        </w:rPr>
+      </w:pPr>
+      <w:r>
+        <w:rPr>
+          <w:b/>
+          <w:bCs/>
+          <w:color w:val="D86DCB" w:themeColor="accent5" w:themeTint="99"/>
+          <w:sz w:val="32"/>
+          <w:szCs w:val="32"/>
+        </w:rPr>
+        <w:t xml:space="preserve">  await </w:t>
+      </w:r>
+      <w:proofErr w:type="spellStart"/>
+      <w:proofErr w:type="gramStart"/>
+      <w:r>
+        <w:rPr>
+          <w:b/>
+          <w:bCs/>
+          <w:color w:val="D86DCB" w:themeColor="accent5" w:themeTint="99"/>
+          <w:sz w:val="32"/>
+          <w:szCs w:val="32"/>
+        </w:rPr>
+        <w:t>analytics.setAnalyticsCollectionEnabled</w:t>
+      </w:r>
+      <w:proofErr w:type="spellEnd"/>
+      <w:proofErr w:type="gramEnd"/>
+      <w:r>
+        <w:rPr>
+          <w:b/>
+          <w:bCs/>
+          <w:color w:val="D86DCB" w:themeColor="accent5" w:themeTint="99"/>
+          <w:sz w:val="32"/>
+          <w:szCs w:val="32"/>
+        </w:rPr>
+        <w:t>(true);</w:t>
+      </w:r>
+    </w:p>
+    <w:p>
+      <w:pPr>
+        <w:jc w:val="both"/>
+        <w:rPr>
+          <w:b/>
+          <w:bCs/>
+          <w:color w:val="D86DCB" w:themeColor="accent5" w:themeTint="99"/>
+          <w:sz w:val="32"/>
+          <w:szCs w:val="32"/>
+        </w:rPr>
+      </w:pPr>
+      <w:r>
+        <w:rPr>
+          <w:b/>
+          <w:bCs/>
+          <w:color w:val="D86DCB" w:themeColor="accent5" w:themeTint="99"/>
+          <w:sz w:val="32"/>
+          <w:szCs w:val="32"/>
+        </w:rPr>
+        <w:t xml:space="preserve">  await </w:t>
+      </w:r>
+      <w:proofErr w:type="spellStart"/>
+      <w:proofErr w:type="gramStart"/>
+      <w:r>
+        <w:rPr>
+          <w:b/>
+          <w:bCs/>
+          <w:color w:val="D86DCB" w:themeColor="accent5" w:themeTint="99"/>
+          <w:sz w:val="32"/>
+          <w:szCs w:val="32"/>
+        </w:rPr>
+        <w:t>analytics.logEvent</w:t>
+      </w:r>
+      <w:proofErr w:type="spellEnd"/>
+      <w:proofErr w:type="gramEnd"/>
+      <w:r>
+        <w:rPr>
+          <w:b/>
+          <w:bCs/>
+          <w:color w:val="D86DCB" w:themeColor="accent5" w:themeTint="99"/>
+          <w:sz w:val="32"/>
+          <w:szCs w:val="32"/>
+        </w:rPr>
+        <w:t>(</w:t>
+      </w:r>
+    </w:p>
+    <w:p>
+      <w:pPr>
+        <w:jc w:val="both"/>
+        <w:rPr>
+          <w:b/>
+          <w:bCs/>
+          <w:color w:val="D86DCB" w:themeColor="accent5" w:themeTint="99"/>
+          <w:sz w:val="32"/>
+          <w:szCs w:val="32"/>
+        </w:rPr>
+      </w:pPr>
+      <w:r>
+        <w:rPr>
+          <w:b/>
+          <w:bCs/>
+          <w:color w:val="D86DCB" w:themeColor="accent5" w:themeTint="99"/>
+          <w:sz w:val="32"/>
+          <w:szCs w:val="32"/>
+        </w:rPr>
+        <w:t xml:space="preserve">    name: '</w:t>
+      </w:r>
+      <w:proofErr w:type="spellStart"/>
+      <w:r>
+        <w:rPr>
+          <w:b/>
+          <w:bCs/>
+          <w:color w:val="D86DCB" w:themeColor="accent5" w:themeTint="99"/>
+          <w:sz w:val="32"/>
+          <w:szCs w:val="32"/>
+        </w:rPr>
+        <w:t>startup_test</w:t>
+      </w:r>
+      <w:proofErr w:type="spellEnd"/>
+      <w:r>
+        <w:rPr>
+          <w:b/>
+          <w:bCs/>
+          <w:color w:val="D86DCB" w:themeColor="accent5" w:themeTint="99"/>
+          <w:sz w:val="32"/>
+          <w:szCs w:val="32"/>
+        </w:rPr>
+        <w:t>',</w:t>
+      </w:r>
+    </w:p>
+    <w:p>
+      <w:pPr>
+        <w:jc w:val="both"/>
+        <w:rPr>
+          <w:b/>
+          <w:bCs/>
+          <w:color w:val="D86DCB" w:themeColor="accent5" w:themeTint="99"/>
+          <w:sz w:val="32"/>
+          <w:szCs w:val="32"/>
+        </w:rPr>
+      </w:pPr>
+      <w:r>
+        <w:rPr>
+          <w:b/>
+          <w:bCs/>
+          <w:color w:val="D86DCB" w:themeColor="accent5" w:themeTint="99"/>
+          <w:sz w:val="32"/>
+          <w:szCs w:val="32"/>
+        </w:rPr>
+        <w:t xml:space="preserve">  );</w:t>
+      </w:r>
+    </w:p>
+    <w:p>
+      <w:pPr>
+        <w:jc w:val="both"/>
+        <w:rPr>
+          <w:b/>
+          <w:bCs/>
+          <w:color w:val="D86DCB" w:themeColor="accent5" w:themeTint="99"/>
+          <w:sz w:val="32"/>
+          <w:szCs w:val="32"/>
+        </w:rPr>
+      </w:pPr>
+      <w:r>
+        <w:rPr>
+          <w:b/>
+          <w:bCs/>
+          <w:color w:val="D86DCB" w:themeColor="accent5" w:themeTint="99"/>
+          <w:sz w:val="32"/>
+          <w:szCs w:val="32"/>
+        </w:rPr>
+        <w:t xml:space="preserve">  …</w:t>
+      </w:r>
+    </w:p>
+    <w:p>
+      <w:pPr>
+        <w:jc w:val="both"/>
+        <w:rPr>
+          <w:b/>
+          <w:bCs/>
+          <w:color w:val="D86DCB" w:themeColor="accent5" w:themeTint="99"/>
+          <w:sz w:val="32"/>
+          <w:szCs w:val="32"/>
+        </w:rPr>
+      </w:pPr>
+      <w:r>
+        <w:rPr>
+          <w:b/>
+          <w:bCs/>
+          <w:color w:val="D86DCB" w:themeColor="accent5" w:themeTint="99"/>
+          <w:sz w:val="32"/>
+          <w:szCs w:val="32"/>
+        </w:rPr>
+        <w:t xml:space="preserve">  </w:t>
+      </w:r>
+      <w:proofErr w:type="spellStart"/>
+      <w:proofErr w:type="gramStart"/>
+      <w:r>
+        <w:rPr>
+          <w:b/>
+          <w:bCs/>
+          <w:color w:val="D86DCB" w:themeColor="accent5" w:themeTint="99"/>
+          <w:sz w:val="32"/>
+          <w:szCs w:val="32"/>
+        </w:rPr>
+        <w:t>runApp</w:t>
+      </w:r>
+      <w:proofErr w:type="spellEnd"/>
+      <w:r>
+        <w:rPr>
+          <w:b/>
+          <w:bCs/>
+          <w:color w:val="D86DCB" w:themeColor="accent5" w:themeTint="99"/>
+          <w:sz w:val="32"/>
+          <w:szCs w:val="32"/>
+        </w:rPr>
+        <w:t>(</w:t>
+      </w:r>
+      <w:proofErr w:type="gramEnd"/>
+      <w:r>
+        <w:rPr>
+          <w:b/>
+          <w:bCs/>
+          <w:color w:val="D86DCB" w:themeColor="accent5" w:themeTint="99"/>
+          <w:sz w:val="32"/>
+          <w:szCs w:val="32"/>
+        </w:rPr>
+        <w:t xml:space="preserve">const </w:t>
+      </w:r>
+      <w:proofErr w:type="spellStart"/>
+      <w:r>
+        <w:rPr>
+          <w:b/>
+          <w:bCs/>
+          <w:color w:val="D86DCB" w:themeColor="accent5" w:themeTint="99"/>
+          <w:sz w:val="32"/>
+          <w:szCs w:val="32"/>
+        </w:rPr>
+        <w:t>MyApp</w:t>
+      </w:r>
+      <w:proofErr w:type="spellEnd"/>
+      <w:r>
+        <w:rPr>
+          <w:b/>
+          <w:bCs/>
+          <w:color w:val="D86DCB" w:themeColor="accent5" w:themeTint="99"/>
+          <w:sz w:val="32"/>
+          <w:szCs w:val="32"/>
+        </w:rPr>
+        <w:t>());</w:t>
+      </w:r>
+    </w:p>
+    <w:p>
+      <w:pPr>
+        <w:jc w:val="both"/>
+        <w:rPr>
+          <w:b/>
+          <w:bCs/>
+          <w:color w:val="D86DCB" w:themeColor="accent5" w:themeTint="99"/>
+          <w:sz w:val="32"/>
+          <w:szCs w:val="32"/>
+        </w:rPr>
+      </w:pPr>
+      <w:r>
+        <w:rPr>
+          <w:b/>
+          <w:bCs/>
+          <w:color w:val="D86DCB" w:themeColor="accent5" w:themeTint="99"/>
+          <w:sz w:val="32"/>
+          <w:szCs w:val="32"/>
+        </w:rPr>
+        <w:t>}</w:t>
       </w:r>
     </w:p>
     <w:p>
